--- a/作业提交部分/计算机设计与实践-报告模板-20250627.docx
+++ b/作业提交部分/计算机设计与实践-报告模板-20250627.docx
@@ -12574,8 +12574,2470 @@
           </w:tcPr>
           <w:p>
             <w:pPr>
-              <w:rPr>
-                <w:rFonts w:eastAsia="仿宋_GB2312"/>
+              <w:numPr>
+                <w:ilvl w:val="0"/>
+                <w:numId w:val="15"/>
+              </w:numPr>
+              <w:rPr>
+                <w:rFonts w:eastAsia="仿宋_GB2312"/>
+                <w:b/>
+                <w:bCs/>
+              </w:rPr>
+            </w:pPr>
+            <w:r>
+              <w:rPr>
+                <w:rFonts w:eastAsia="仿宋_GB2312"/>
+                <w:b/>
+                <w:bCs/>
+              </w:rPr>
+              <w:t>逻辑运算</w:t>
+            </w:r>
+          </w:p>
+          <w:p>
+            <w:pPr>
+              <w:ind w:left="720"/>
+              <w:rPr>
+                <w:rFonts w:eastAsia="仿宋_GB2312"/>
+                <w:b/>
+                <w:bCs/>
+              </w:rPr>
+            </w:pPr>
+            <w:r>
+              <w:rPr>
+                <w:rFonts w:eastAsia="仿宋_GB2312" w:hint="eastAsia"/>
+                <w:b/>
+                <w:bCs/>
+                <w:noProof/>
+              </w:rPr>
+              <w:sym w:font="Symbol" w:char="F0D8"/>
+            </w:r>
+            <w:r>
+              <w:rPr>
+                <w:rFonts w:eastAsia="仿宋_GB2312" w:hint="eastAsia"/>
+                <w:b/>
+                <w:bCs/>
+              </w:rPr>
+              <w:t>add</w:t>
+            </w:r>
+            <w:r>
+              <w:rPr>
+                <w:rFonts w:eastAsia="仿宋_GB2312"/>
+                <w:b/>
+                <w:bCs/>
+              </w:rPr>
+              <w:t>指令：</w:t>
+            </w:r>
+            <w:r>
+              <w:rPr>
+                <w:rFonts w:eastAsia="仿宋_GB2312"/>
+                <w:b/>
+                <w:bCs/>
+              </w:rPr>
+              <w:t xml:space="preserve"> </w:t>
+            </w:r>
+          </w:p>
+          <w:p>
+            <w:pPr>
+              <w:ind w:firstLineChars="1300" w:firstLine="3132"/>
+              <w:rPr>
+                <w:rFonts w:eastAsia="仿宋_GB2312"/>
+                <w:b/>
+                <w:bCs/>
+              </w:rPr>
+            </w:pPr>
+            <w:r>
+              <w:rPr>
+                <w:rFonts w:eastAsia="仿宋_GB2312"/>
+                <w:b/>
+                <w:bCs/>
+              </w:rPr>
+              <w:t>• add</w:t>
+            </w:r>
+            <w:r>
+              <w:rPr>
+                <w:rFonts w:eastAsia="仿宋_GB2312" w:hint="eastAsia"/>
+                <w:b/>
+                <w:bCs/>
+              </w:rPr>
+              <w:t>, x1, x1, 0</w:t>
+            </w:r>
+            <w:r>
+              <w:rPr>
+                <w:rFonts w:eastAsia="仿宋_GB2312"/>
+                <w:b/>
+                <w:bCs/>
+              </w:rPr>
+              <w:t xml:space="preserve"> </w:t>
+            </w:r>
+          </w:p>
+          <w:p>
+            <w:pPr>
+              <w:rPr>
+                <w:rFonts w:eastAsia="仿宋_GB2312"/>
+              </w:rPr>
+            </w:pPr>
+            <w:r>
+              <w:rPr>
+                <w:rFonts w:eastAsia="仿宋_GB2312"/>
+              </w:rPr>
+              <w:t>0000004</w:t>
+            </w:r>
+            <w:r>
+              <w:rPr>
+                <w:rFonts w:eastAsia="仿宋_GB2312" w:hint="eastAsia"/>
+              </w:rPr>
+              <w:t xml:space="preserve">c </w:t>
+            </w:r>
+            <w:r>
+              <w:rPr>
+                <w:rFonts w:eastAsia="仿宋_GB2312"/>
+              </w:rPr>
+              <w:t xml:space="preserve"> </w:t>
+            </w:r>
+            <w:r>
+              <w:rPr>
+                <w:rFonts w:eastAsia="仿宋_GB2312" w:hint="eastAsia"/>
+              </w:rPr>
+              <w:t>&lt;reset_vector&gt;</w:t>
+            </w:r>
+            <w:r>
+              <w:rPr>
+                <w:rFonts w:eastAsia="仿宋_GB2312"/>
+              </w:rPr>
+              <w:t xml:space="preserve">: </w:t>
+            </w:r>
+          </w:p>
+          <w:p>
+            <w:pPr>
+              <w:ind w:firstLineChars="200" w:firstLine="480"/>
+              <w:rPr>
+                <w:rFonts w:eastAsia="仿宋_GB2312"/>
+              </w:rPr>
+            </w:pPr>
+            <w:r>
+              <w:rPr>
+                <w:rFonts w:eastAsia="仿宋_GB2312"/>
+              </w:rPr>
+              <w:t xml:space="preserve">4: 00000093 </w:t>
+            </w:r>
+            <w:r>
+              <w:rPr>
+                <w:rFonts w:eastAsia="仿宋_GB2312" w:hint="eastAsia"/>
+              </w:rPr>
+              <w:t xml:space="preserve">         </w:t>
+            </w:r>
+            <w:r>
+              <w:rPr>
+                <w:rFonts w:eastAsia="仿宋_GB2312"/>
+              </w:rPr>
+              <w:t xml:space="preserve">addi x1,x0,0 </w:t>
+            </w:r>
+          </w:p>
+          <w:p>
+            <w:pPr>
+              <w:ind w:firstLineChars="200" w:firstLine="480"/>
+              <w:rPr>
+                <w:rFonts w:eastAsia="仿宋_GB2312"/>
+              </w:rPr>
+            </w:pPr>
+            <w:r>
+              <w:rPr>
+                <w:rFonts w:eastAsia="仿宋_GB2312"/>
+              </w:rPr>
+              <w:t xml:space="preserve">8: 00000113 </w:t>
+            </w:r>
+            <w:r>
+              <w:rPr>
+                <w:rFonts w:eastAsia="仿宋_GB2312" w:hint="eastAsia"/>
+              </w:rPr>
+              <w:t xml:space="preserve">         </w:t>
+            </w:r>
+            <w:r>
+              <w:rPr>
+                <w:rFonts w:eastAsia="仿宋_GB2312"/>
+              </w:rPr>
+              <w:t xml:space="preserve">addi x2,x0,0 </w:t>
+            </w:r>
+          </w:p>
+          <w:p>
+            <w:pPr>
+              <w:ind w:firstLineChars="200" w:firstLine="480"/>
+              <w:rPr>
+                <w:rFonts w:eastAsia="仿宋_GB2312"/>
+              </w:rPr>
+            </w:pPr>
+            <w:r>
+              <w:rPr>
+                <w:rFonts w:eastAsia="仿宋_GB2312"/>
+              </w:rPr>
+              <w:t xml:space="preserve">c: 00208733 </w:t>
+            </w:r>
+            <w:r>
+              <w:rPr>
+                <w:rFonts w:eastAsia="仿宋_GB2312" w:hint="eastAsia"/>
+              </w:rPr>
+              <w:t xml:space="preserve">         </w:t>
+            </w:r>
+            <w:r>
+              <w:rPr>
+                <w:rFonts w:eastAsia="仿宋_GB2312"/>
+              </w:rPr>
+              <w:t xml:space="preserve">add x14,x1,x2 </w:t>
+            </w:r>
+          </w:p>
+          <w:p>
+            <w:pPr>
+              <w:ind w:firstLineChars="200" w:firstLine="480"/>
+              <w:rPr>
+                <w:rFonts w:eastAsia="仿宋_GB2312"/>
+              </w:rPr>
+            </w:pPr>
+            <w:r>
+              <w:rPr>
+                <w:rFonts w:eastAsia="仿宋_GB2312"/>
+              </w:rPr>
+              <w:t xml:space="preserve">10: 00000393 </w:t>
+            </w:r>
+            <w:r>
+              <w:rPr>
+                <w:rFonts w:eastAsia="仿宋_GB2312" w:hint="eastAsia"/>
+              </w:rPr>
+              <w:t xml:space="preserve">        </w:t>
+            </w:r>
+            <w:r>
+              <w:rPr>
+                <w:rFonts w:eastAsia="仿宋_GB2312"/>
+              </w:rPr>
+              <w:t xml:space="preserve">addi x7,x0,0 </w:t>
+            </w:r>
+          </w:p>
+          <w:p>
+            <w:pPr>
+              <w:ind w:firstLineChars="200" w:firstLine="480"/>
+              <w:rPr>
+                <w:rFonts w:eastAsia="仿宋_GB2312"/>
+              </w:rPr>
+            </w:pPr>
+            <w:r>
+              <w:rPr>
+                <w:rFonts w:eastAsia="仿宋_GB2312"/>
+              </w:rPr>
+              <w:t xml:space="preserve">14: 00200193 </w:t>
+            </w:r>
+            <w:r>
+              <w:rPr>
+                <w:rFonts w:eastAsia="仿宋_GB2312" w:hint="eastAsia"/>
+              </w:rPr>
+              <w:t xml:space="preserve">        </w:t>
+            </w:r>
+            <w:r>
+              <w:rPr>
+                <w:rFonts w:eastAsia="仿宋_GB2312"/>
+              </w:rPr>
+              <w:t xml:space="preserve">addi x3,x0,2 </w:t>
+            </w:r>
+          </w:p>
+          <w:p>
+            <w:pPr>
+              <w:ind w:firstLineChars="200" w:firstLine="480"/>
+              <w:rPr>
+                <w:rFonts w:eastAsia="仿宋_GB2312"/>
+              </w:rPr>
+            </w:pPr>
+            <w:r>
+              <w:rPr>
+                <w:rFonts w:eastAsia="仿宋_GB2312"/>
+              </w:rPr>
+              <w:t xml:space="preserve">18: 4c771663 </w:t>
+            </w:r>
+            <w:r>
+              <w:rPr>
+                <w:rFonts w:eastAsia="仿宋_GB2312" w:hint="eastAsia"/>
+              </w:rPr>
+              <w:t xml:space="preserve">        </w:t>
+            </w:r>
+            <w:r>
+              <w:rPr>
+                <w:rFonts w:eastAsia="仿宋_GB2312"/>
+              </w:rPr>
+              <w:t>bne x14,x7,4e4</w:t>
+            </w:r>
+            <w:r>
+              <w:rPr>
+                <w:rFonts w:eastAsia="仿宋_GB2312" w:hint="eastAsia"/>
+              </w:rPr>
+              <w:t xml:space="preserve"> </w:t>
+            </w:r>
+            <w:r>
+              <w:rPr>
+                <w:rFonts w:eastAsia="仿宋_GB2312" w:hint="eastAsia"/>
+              </w:rPr>
+              <w:t>&lt;fail&gt;</w:t>
+            </w:r>
+            <w:r>
+              <w:rPr>
+                <w:rFonts w:eastAsia="仿宋_GB2312"/>
+              </w:rPr>
+              <w:t xml:space="preserve"> </w:t>
+            </w:r>
+          </w:p>
+          <w:p>
+            <w:pPr>
+              <w:ind w:leftChars="400" w:left="960" w:firstLineChars="500" w:firstLine="1200"/>
+              <w:rPr>
+                <w:rFonts w:eastAsia="仿宋_GB2312"/>
+                <w:noProof/>
+              </w:rPr>
+            </w:pPr>
+            <w:r>
+              <w:rPr>
+                <w:rFonts w:eastAsia="仿宋_GB2312"/>
+                <w:noProof/>
+              </w:rPr>
+              <w:pict w14:anchorId="46CF60BF">
+                <v:shape id="_x0000_i1040" type="#_x0000_t75" style="width:196.5pt;height:161.25pt;visibility:visible;mso-wrap-style:square">
+                  <v:imagedata r:id="rId17" o:title=""/>
+                </v:shape>
+              </w:pict>
+            </w:r>
+          </w:p>
+          <w:p>
+            <w:pPr>
+              <w:ind w:firstLineChars="200" w:firstLine="480"/>
+              <w:rPr>
+                <w:rFonts w:eastAsia="仿宋_GB2312"/>
+              </w:rPr>
+            </w:pPr>
+            <w:r>
+              <w:rPr>
+                <w:rFonts w:eastAsia="仿宋_GB2312"/>
+              </w:rPr>
+              <w:t>根据波形显示，当</w:t>
+            </w:r>
+            <w:r>
+              <w:rPr>
+                <w:rFonts w:eastAsia="仿宋_GB2312"/>
+              </w:rPr>
+              <w:t xml:space="preserve"> pc=00000024 </w:t>
+            </w:r>
+            <w:r>
+              <w:rPr>
+                <w:rFonts w:eastAsia="仿宋_GB2312"/>
+              </w:rPr>
+              <w:t>时，从指令存储器里取出指令</w:t>
+            </w:r>
+            <w:r>
+              <w:rPr>
+                <w:rFonts w:eastAsia="仿宋_GB2312"/>
+              </w:rPr>
+              <w:t xml:space="preserve"> 00208733</w:t>
+            </w:r>
+            <w:r>
+              <w:rPr>
+                <w:rFonts w:eastAsia="仿宋_GB2312"/>
+              </w:rPr>
+              <w:t>，</w:t>
+            </w:r>
+            <w:r>
+              <w:rPr>
+                <w:rFonts w:eastAsia="仿宋_GB2312"/>
+              </w:rPr>
+              <w:t xml:space="preserve">npc </w:t>
+            </w:r>
+            <w:r>
+              <w:rPr>
+                <w:rFonts w:eastAsia="仿宋_GB2312"/>
+              </w:rPr>
+              <w:t>输出下一条顺序执行的指令地址</w:t>
+            </w:r>
+            <w:r>
+              <w:rPr>
+                <w:rFonts w:eastAsia="仿宋_GB2312"/>
+              </w:rPr>
+              <w:t xml:space="preserve"> 00000028</w:t>
+            </w:r>
+            <w:r>
+              <w:rPr>
+                <w:rFonts w:eastAsia="仿宋_GB2312"/>
+              </w:rPr>
+              <w:t>。将指令分解后将</w:t>
+            </w:r>
+            <w:r>
+              <w:rPr>
+                <w:rFonts w:eastAsia="仿宋_GB2312"/>
+              </w:rPr>
+              <w:t xml:space="preserve"> rR1=x1</w:t>
+            </w:r>
+            <w:r>
+              <w:rPr>
+                <w:rFonts w:eastAsia="仿宋_GB2312"/>
+              </w:rPr>
+              <w:t>、</w:t>
+            </w:r>
+            <w:r>
+              <w:rPr>
+                <w:rFonts w:eastAsia="仿宋_GB2312"/>
+              </w:rPr>
+              <w:t>rR2=x1</w:t>
+            </w:r>
+            <w:r>
+              <w:rPr>
+                <w:rFonts w:eastAsia="仿宋_GB2312"/>
+              </w:rPr>
+              <w:t>、</w:t>
+            </w:r>
+            <w:r>
+              <w:rPr>
+                <w:rFonts w:eastAsia="仿宋_GB2312"/>
+              </w:rPr>
+              <w:t xml:space="preserve">wR=x14 </w:t>
+            </w:r>
+            <w:r>
+              <w:rPr>
+                <w:rFonts w:eastAsia="仿宋_GB2312"/>
+              </w:rPr>
+              <w:t>传给寄存器堆，并从相应源寄存器取出数据</w:t>
+            </w:r>
+            <w:r>
+              <w:rPr>
+                <w:rFonts w:eastAsia="仿宋_GB2312"/>
+              </w:rPr>
+              <w:t xml:space="preserve"> rD1=1</w:t>
+            </w:r>
+            <w:r>
+              <w:rPr>
+                <w:rFonts w:eastAsia="仿宋_GB2312"/>
+              </w:rPr>
+              <w:t>、</w:t>
+            </w:r>
+            <w:r>
+              <w:rPr>
+                <w:rFonts w:eastAsia="仿宋_GB2312"/>
+              </w:rPr>
+              <w:t>rD2=1</w:t>
+            </w:r>
+            <w:r>
+              <w:rPr>
+                <w:rFonts w:eastAsia="仿宋_GB2312"/>
+              </w:rPr>
+              <w:t>。运算器执行加法运算（</w:t>
+            </w:r>
+            <w:r>
+              <w:rPr>
+                <w:rFonts w:eastAsia="仿宋_GB2312"/>
+              </w:rPr>
+              <w:t>alu_op=4'b0000</w:t>
+            </w:r>
+            <w:r>
+              <w:rPr>
+                <w:rFonts w:eastAsia="仿宋_GB2312"/>
+              </w:rPr>
+              <w:t>）得到结果</w:t>
+            </w:r>
+            <w:r>
+              <w:rPr>
+                <w:rFonts w:eastAsia="仿宋_GB2312"/>
+              </w:rPr>
+              <w:t xml:space="preserve"> C=2</w:t>
+            </w:r>
+            <w:r>
+              <w:rPr>
+                <w:rFonts w:eastAsia="仿宋_GB2312"/>
+              </w:rPr>
+              <w:t>，并将结果传回</w:t>
+            </w:r>
+            <w:r>
+              <w:rPr>
+                <w:rFonts w:eastAsia="仿宋_GB2312"/>
+              </w:rPr>
+              <w:t xml:space="preserve"> wD</w:t>
+            </w:r>
+            <w:r>
+              <w:rPr>
+                <w:rFonts w:eastAsia="仿宋_GB2312"/>
+              </w:rPr>
+              <w:t>、保存在</w:t>
+            </w:r>
+            <w:r>
+              <w:rPr>
+                <w:rFonts w:eastAsia="仿宋_GB2312"/>
+              </w:rPr>
+              <w:t xml:space="preserve"> x14 </w:t>
+            </w:r>
+            <w:r>
+              <w:rPr>
+                <w:rFonts w:eastAsia="仿宋_GB2312"/>
+              </w:rPr>
+              <w:t>寄存器中</w:t>
+            </w:r>
+          </w:p>
+          <w:p>
+            <w:pPr>
+              <w:ind w:left="720"/>
+              <w:rPr>
+                <w:rFonts w:eastAsia="仿宋_GB2312"/>
+                <w:b/>
+                <w:bCs/>
+              </w:rPr>
+            </w:pPr>
+            <w:r>
+              <w:rPr>
+                <w:rFonts w:eastAsia="仿宋_GB2312" w:hint="eastAsia"/>
+                <w:b/>
+                <w:bCs/>
+                <w:noProof/>
+              </w:rPr>
+              <w:sym w:font="Symbol" w:char="F0D8"/>
+            </w:r>
+            <w:r>
+              <w:rPr>
+                <w:rFonts w:eastAsia="仿宋_GB2312" w:hint="eastAsia"/>
+                <w:b/>
+                <w:bCs/>
+                <w:noProof/>
+              </w:rPr>
+              <w:t>sll</w:t>
+            </w:r>
+            <w:r>
+              <w:rPr>
+                <w:rFonts w:eastAsia="仿宋_GB2312"/>
+                <w:b/>
+                <w:bCs/>
+              </w:rPr>
+              <w:t>指令：</w:t>
+            </w:r>
+            <w:r>
+              <w:rPr>
+                <w:rFonts w:eastAsia="仿宋_GB2312"/>
+                <w:b/>
+                <w:bCs/>
+              </w:rPr>
+              <w:t xml:space="preserve"> </w:t>
+            </w:r>
+          </w:p>
+          <w:p>
+            <w:pPr>
+              <w:tabs>
+                <w:tab w:val="center" w:pos="5598"/>
+              </w:tabs>
+              <w:ind w:firstLineChars="1300" w:firstLine="3132"/>
+              <w:rPr>
+                <w:rFonts w:eastAsia="仿宋_GB2312"/>
+                <w:b/>
+                <w:bCs/>
+              </w:rPr>
+            </w:pPr>
+            <w:r>
+              <w:rPr>
+                <w:rFonts w:eastAsia="仿宋_GB2312"/>
+                <w:b/>
+                <w:bCs/>
+              </w:rPr>
+              <w:t xml:space="preserve">• </w:t>
+            </w:r>
+            <w:r>
+              <w:rPr>
+                <w:rFonts w:eastAsia="仿宋_GB2312" w:hint="eastAsia"/>
+                <w:b/>
+                <w:bCs/>
+              </w:rPr>
+              <w:t>sll</w:t>
+            </w:r>
+            <w:r>
+              <w:rPr>
+                <w:rFonts w:eastAsia="仿宋_GB2312"/>
+                <w:b/>
+                <w:bCs/>
+              </w:rPr>
+              <w:t>，</w:t>
+            </w:r>
+            <w:r>
+              <w:rPr>
+                <w:rFonts w:eastAsia="仿宋_GB2312"/>
+                <w:b/>
+                <w:bCs/>
+              </w:rPr>
+              <w:t xml:space="preserve">from </w:t>
+            </w:r>
+            <w:r>
+              <w:rPr>
+                <w:rFonts w:eastAsia="仿宋_GB2312" w:hint="eastAsia"/>
+                <w:b/>
+                <w:bCs/>
+              </w:rPr>
+              <w:t>sll</w:t>
+            </w:r>
+            <w:r>
+              <w:rPr>
+                <w:rFonts w:eastAsia="仿宋_GB2312"/>
+                <w:b/>
+                <w:bCs/>
+              </w:rPr>
+              <w:t>.dump</w:t>
+            </w:r>
+          </w:p>
+          <w:p>
+            <w:pPr>
+              <w:tabs>
+                <w:tab w:val="center" w:pos="5598"/>
+              </w:tabs>
+              <w:rPr>
+                <w:rFonts w:eastAsia="仿宋_GB2312"/>
+              </w:rPr>
+            </w:pPr>
+            <w:r>
+              <w:rPr>
+                <w:rFonts w:eastAsia="仿宋_GB2312"/>
+              </w:rPr>
+              <w:t>000</w:t>
+            </w:r>
+            <w:r>
+              <w:rPr>
+                <w:rFonts w:eastAsia="仿宋_GB2312" w:hint="eastAsia"/>
+              </w:rPr>
+              <w:t>000</w:t>
+            </w:r>
+            <w:r>
+              <w:rPr>
+                <w:rFonts w:eastAsia="仿宋_GB2312"/>
+              </w:rPr>
+              <w:t xml:space="preserve">7c </w:t>
+            </w:r>
+            <w:r>
+              <w:rPr>
+                <w:rFonts w:eastAsia="仿宋_GB2312" w:hint="eastAsia"/>
+              </w:rPr>
+              <w:t xml:space="preserve"> &lt;test_7&gt;</w:t>
+            </w:r>
+            <w:r>
+              <w:rPr>
+                <w:rFonts w:eastAsia="仿宋_GB2312"/>
+              </w:rPr>
+              <w:t>:</w:t>
+            </w:r>
+          </w:p>
+          <w:p>
+            <w:pPr>
+              <w:tabs>
+                <w:tab w:val="center" w:pos="5598"/>
+              </w:tabs>
+              <w:rPr>
+                <w:rFonts w:eastAsia="仿宋_GB2312"/>
+              </w:rPr>
+            </w:pPr>
+            <w:r>
+              <w:rPr>
+                <w:rFonts w:eastAsia="仿宋_GB2312"/>
+              </w:rPr>
+              <w:t xml:space="preserve"> </w:t>
+            </w:r>
+            <w:r>
+              <w:rPr>
+                <w:rFonts w:eastAsia="仿宋_GB2312" w:hint="eastAsia"/>
+              </w:rPr>
+              <w:t xml:space="preserve">   </w:t>
+            </w:r>
+            <w:r>
+              <w:rPr>
+                <w:rFonts w:eastAsia="仿宋_GB2312"/>
+              </w:rPr>
+              <w:t xml:space="preserve">7c: fff00093 </w:t>
+            </w:r>
+            <w:r>
+              <w:rPr>
+                <w:rFonts w:eastAsia="仿宋_GB2312" w:hint="eastAsia"/>
+              </w:rPr>
+              <w:t xml:space="preserve">          </w:t>
+            </w:r>
+            <w:r>
+              <w:rPr>
+                <w:rFonts w:eastAsia="仿宋_GB2312"/>
+              </w:rPr>
+              <w:t xml:space="preserve">addi x1,x0,-1 </w:t>
+            </w:r>
+          </w:p>
+          <w:p>
+            <w:pPr>
+              <w:tabs>
+                <w:tab w:val="center" w:pos="5598"/>
+              </w:tabs>
+              <w:ind w:firstLineChars="200" w:firstLine="480"/>
+              <w:rPr>
+                <w:rFonts w:eastAsia="仿宋_GB2312"/>
+              </w:rPr>
+            </w:pPr>
+            <w:r>
+              <w:rPr>
+                <w:rFonts w:eastAsia="仿宋_GB2312"/>
+              </w:rPr>
+              <w:t xml:space="preserve">80: 00000113 </w:t>
+            </w:r>
+            <w:r>
+              <w:rPr>
+                <w:rFonts w:eastAsia="仿宋_GB2312" w:hint="eastAsia"/>
+              </w:rPr>
+              <w:t xml:space="preserve">        </w:t>
+            </w:r>
+            <w:r>
+              <w:rPr>
+                <w:rFonts w:eastAsia="仿宋_GB2312"/>
+              </w:rPr>
+              <w:t xml:space="preserve">addi x2,x0,0 </w:t>
+            </w:r>
+          </w:p>
+          <w:p>
+            <w:pPr>
+              <w:tabs>
+                <w:tab w:val="center" w:pos="5598"/>
+              </w:tabs>
+              <w:ind w:firstLineChars="200" w:firstLine="480"/>
+              <w:rPr>
+                <w:rFonts w:eastAsia="仿宋_GB2312"/>
+              </w:rPr>
+            </w:pPr>
+            <w:r>
+              <w:rPr>
+                <w:rFonts w:eastAsia="仿宋_GB2312"/>
+              </w:rPr>
+              <w:t xml:space="preserve">84: 00209733 </w:t>
+            </w:r>
+            <w:r>
+              <w:rPr>
+                <w:rFonts w:eastAsia="仿宋_GB2312" w:hint="eastAsia"/>
+              </w:rPr>
+              <w:t xml:space="preserve">        </w:t>
+            </w:r>
+            <w:r>
+              <w:rPr>
+                <w:rFonts w:eastAsia="仿宋_GB2312"/>
+              </w:rPr>
+              <w:t xml:space="preserve">sll x14,x1,x2 </w:t>
+            </w:r>
+          </w:p>
+          <w:p>
+            <w:pPr>
+              <w:tabs>
+                <w:tab w:val="center" w:pos="5598"/>
+              </w:tabs>
+              <w:ind w:firstLineChars="200" w:firstLine="480"/>
+              <w:rPr>
+                <w:rFonts w:eastAsia="仿宋_GB2312"/>
+              </w:rPr>
+            </w:pPr>
+            <w:r>
+              <w:rPr>
+                <w:rFonts w:eastAsia="仿宋_GB2312"/>
+              </w:rPr>
+              <w:t xml:space="preserve">88: fff00393 </w:t>
+            </w:r>
+            <w:r>
+              <w:rPr>
+                <w:rFonts w:eastAsia="仿宋_GB2312" w:hint="eastAsia"/>
+              </w:rPr>
+              <w:t xml:space="preserve">          </w:t>
+            </w:r>
+            <w:r>
+              <w:rPr>
+                <w:rFonts w:eastAsia="仿宋_GB2312"/>
+              </w:rPr>
+              <w:t xml:space="preserve">addi x7,x0,-1 </w:t>
+            </w:r>
+          </w:p>
+          <w:p>
+            <w:pPr>
+              <w:tabs>
+                <w:tab w:val="center" w:pos="5598"/>
+              </w:tabs>
+              <w:ind w:firstLineChars="200" w:firstLine="480"/>
+              <w:rPr>
+                <w:rFonts w:eastAsia="仿宋_GB2312"/>
+              </w:rPr>
+            </w:pPr>
+            <w:r>
+              <w:rPr>
+                <w:rFonts w:eastAsia="仿宋_GB2312"/>
+              </w:rPr>
+              <w:t xml:space="preserve">8c: 00700193 </w:t>
+            </w:r>
+            <w:r>
+              <w:rPr>
+                <w:rFonts w:eastAsia="仿宋_GB2312" w:hint="eastAsia"/>
+              </w:rPr>
+              <w:t xml:space="preserve">        </w:t>
+            </w:r>
+            <w:r>
+              <w:rPr>
+                <w:rFonts w:eastAsia="仿宋_GB2312"/>
+              </w:rPr>
+              <w:t xml:space="preserve">addi x3,x0,7 </w:t>
+            </w:r>
+          </w:p>
+          <w:p>
+            <w:pPr>
+              <w:tabs>
+                <w:tab w:val="center" w:pos="5598"/>
+              </w:tabs>
+              <w:ind w:firstLineChars="200" w:firstLine="480"/>
+              <w:rPr>
+                <w:rFonts w:eastAsia="仿宋_GB2312"/>
+              </w:rPr>
+            </w:pPr>
+            <w:r>
+              <w:rPr>
+                <w:rFonts w:eastAsia="仿宋_GB2312"/>
+              </w:rPr>
+              <w:t xml:space="preserve">90: 4c771263 </w:t>
+            </w:r>
+            <w:r>
+              <w:rPr>
+                <w:rFonts w:eastAsia="仿宋_GB2312" w:hint="eastAsia"/>
+              </w:rPr>
+              <w:t xml:space="preserve">        </w:t>
+            </w:r>
+            <w:r>
+              <w:rPr>
+                <w:rFonts w:eastAsia="仿宋_GB2312"/>
+              </w:rPr>
+              <w:t>bne x14,x7,554</w:t>
+            </w:r>
+            <w:r>
+              <w:rPr>
+                <w:rFonts w:eastAsia="仿宋_GB2312"/>
+              </w:rPr>
+              <w:tab/>
+            </w:r>
+          </w:p>
+          <w:p>
+            <w:pPr>
+              <w:tabs>
+                <w:tab w:val="center" w:pos="5598"/>
+              </w:tabs>
+              <w:ind w:firstLineChars="200" w:firstLine="480"/>
+              <w:rPr>
+                <w:rFonts w:eastAsia="仿宋_GB2312"/>
+              </w:rPr>
+            </w:pPr>
+            <w:r>
+              <w:rPr>
+                <w:rFonts w:eastAsia="仿宋_GB2312"/>
+              </w:rPr>
+              <w:t>根据波形显示，当</w:t>
+            </w:r>
+            <w:r>
+              <w:rPr>
+                <w:rFonts w:eastAsia="仿宋_GB2312"/>
+              </w:rPr>
+              <w:t xml:space="preserve"> pc=0000000c </w:t>
+            </w:r>
+            <w:r>
+              <w:rPr>
+                <w:rFonts w:eastAsia="仿宋_GB2312"/>
+              </w:rPr>
+              <w:t>时，从指令存储器里取出指令</w:t>
+            </w:r>
+            <w:r>
+              <w:rPr>
+                <w:rFonts w:eastAsia="仿宋_GB2312"/>
+              </w:rPr>
+              <w:t xml:space="preserve"> 0000A703</w:t>
+            </w:r>
+            <w:r>
+              <w:rPr>
+                <w:rFonts w:eastAsia="仿宋_GB2312"/>
+              </w:rPr>
+              <w:t>，</w:t>
+            </w:r>
+            <w:r>
+              <w:rPr>
+                <w:rFonts w:eastAsia="仿宋_GB2312"/>
+              </w:rPr>
+              <w:t xml:space="preserve">npc </w:t>
+            </w:r>
+            <w:r>
+              <w:rPr>
+                <w:rFonts w:eastAsia="仿宋_GB2312"/>
+              </w:rPr>
+              <w:t>输出下一条顺序执行的指令地址</w:t>
+            </w:r>
+            <w:r>
+              <w:rPr>
+                <w:rFonts w:eastAsia="仿宋_GB2312"/>
+              </w:rPr>
+              <w:t xml:space="preserve"> 00000010</w:t>
+            </w:r>
+            <w:r>
+              <w:rPr>
+                <w:rFonts w:eastAsia="仿宋_GB2312"/>
+              </w:rPr>
+              <w:t>。将指令分解后将</w:t>
+            </w:r>
+            <w:r>
+              <w:rPr>
+                <w:rFonts w:eastAsia="仿宋_GB2312"/>
+              </w:rPr>
+              <w:t xml:space="preserve"> rR1=x1</w:t>
+            </w:r>
+            <w:r>
+              <w:rPr>
+                <w:rFonts w:eastAsia="仿宋_GB2312"/>
+              </w:rPr>
+              <w:t>、</w:t>
+            </w:r>
+            <w:r>
+              <w:rPr>
+                <w:rFonts w:eastAsia="仿宋_GB2312"/>
+              </w:rPr>
+              <w:t xml:space="preserve">wR=x14 </w:t>
+            </w:r>
+            <w:r>
+              <w:rPr>
+                <w:rFonts w:eastAsia="仿宋_GB2312"/>
+              </w:rPr>
+              <w:t>传给寄存器堆，并从相应源寄存器取出数据</w:t>
+            </w:r>
+            <w:r>
+              <w:rPr>
+                <w:rFonts w:eastAsia="仿宋_GB2312"/>
+              </w:rPr>
+              <w:t xml:space="preserve"> rD1=00002000</w:t>
+            </w:r>
+            <w:r>
+              <w:rPr>
+                <w:rFonts w:eastAsia="仿宋_GB2312"/>
+              </w:rPr>
+              <w:t>。立即数扩展单元选择</w:t>
+            </w:r>
+            <w:r>
+              <w:rPr>
+                <w:rFonts w:eastAsia="仿宋_GB2312"/>
+              </w:rPr>
+              <w:t xml:space="preserve"> I </w:t>
+            </w:r>
+            <w:r>
+              <w:rPr>
+                <w:rFonts w:eastAsia="仿宋_GB2312"/>
+              </w:rPr>
+              <w:t>型立即数扩展方式（</w:t>
+            </w:r>
+            <w:r>
+              <w:rPr>
+                <w:rFonts w:eastAsia="仿宋_GB2312"/>
+              </w:rPr>
+              <w:t>sext_op=000</w:t>
+            </w:r>
+            <w:r>
+              <w:rPr>
+                <w:rFonts w:eastAsia="仿宋_GB2312"/>
+              </w:rPr>
+              <w:t>）并赋值给</w:t>
+            </w:r>
+            <w:r>
+              <w:rPr>
+                <w:rFonts w:eastAsia="仿宋_GB2312"/>
+              </w:rPr>
+              <w:t xml:space="preserve"> ALU.B </w:t>
+            </w:r>
+            <w:r>
+              <w:rPr>
+                <w:rFonts w:eastAsia="仿宋_GB2312"/>
+              </w:rPr>
+              <w:t>端口，运算器执行加法运算（</w:t>
+            </w:r>
+            <w:r>
+              <w:rPr>
+                <w:rFonts w:eastAsia="仿宋_GB2312"/>
+              </w:rPr>
+              <w:t>alu_op=4'b0000</w:t>
+            </w:r>
+            <w:r>
+              <w:rPr>
+                <w:rFonts w:eastAsia="仿宋_GB2312"/>
+              </w:rPr>
+              <w:t>）得到结果</w:t>
+            </w:r>
+            <w:r>
+              <w:rPr>
+                <w:rFonts w:eastAsia="仿宋_GB2312"/>
+              </w:rPr>
+              <w:t>C=00002000</w:t>
+            </w:r>
+            <w:r>
+              <w:rPr>
+                <w:rFonts w:eastAsia="仿宋_GB2312"/>
+              </w:rPr>
+              <w:t>。结果</w:t>
+            </w:r>
+            <w:r>
+              <w:rPr>
+                <w:rFonts w:eastAsia="仿宋_GB2312"/>
+              </w:rPr>
+              <w:t xml:space="preserve"> C </w:t>
+            </w:r>
+            <w:r>
+              <w:rPr>
+                <w:rFonts w:eastAsia="仿宋_GB2312"/>
+              </w:rPr>
+              <w:t>传至数</w:t>
+            </w:r>
+            <w:r>
+              <w:rPr>
+                <w:rFonts w:eastAsia="仿宋_GB2312"/>
+              </w:rPr>
+              <w:lastRenderedPageBreak/>
+              <w:t>据寄存器，从地址</w:t>
+            </w:r>
+            <w:r>
+              <w:rPr>
+                <w:rFonts w:eastAsia="仿宋_GB2312"/>
+              </w:rPr>
+              <w:t xml:space="preserve"> 00002000 </w:t>
+            </w:r>
+            <w:r>
+              <w:rPr>
+                <w:rFonts w:eastAsia="仿宋_GB2312"/>
+              </w:rPr>
+              <w:t>取出数据</w:t>
+            </w:r>
+            <w:r>
+              <w:rPr>
+                <w:rFonts w:eastAsia="仿宋_GB2312"/>
+              </w:rPr>
+              <w:t xml:space="preserve"> 00FF00FF </w:t>
+            </w:r>
+            <w:r>
+              <w:rPr>
+                <w:rFonts w:eastAsia="仿宋_GB2312"/>
+              </w:rPr>
+              <w:t>并保存在</w:t>
+            </w:r>
+            <w:r>
+              <w:rPr>
+                <w:rFonts w:eastAsia="仿宋_GB2312"/>
+              </w:rPr>
+              <w:t>x14</w:t>
+            </w:r>
+            <w:r>
+              <w:rPr>
+                <w:rFonts w:eastAsia="仿宋_GB2312"/>
+              </w:rPr>
+              <w:t>寄存器中。</w:t>
+            </w:r>
+          </w:p>
+          <w:p>
+            <w:pPr>
+              <w:tabs>
+                <w:tab w:val="center" w:pos="5598"/>
+              </w:tabs>
+              <w:ind w:firstLineChars="700" w:firstLine="1680"/>
+              <w:rPr>
+                <w:rFonts w:eastAsia="仿宋_GB2312" w:hint="eastAsia"/>
+              </w:rPr>
+            </w:pPr>
+            <w:r>
+              <w:rPr>
+                <w:rFonts w:eastAsia="仿宋_GB2312"/>
+                <w:noProof/>
+              </w:rPr>
+              <w:pict w14:anchorId="7AC6A588">
+                <v:shape id="_x0000_i1041" type="#_x0000_t75" style="width:3in;height:142.5pt;visibility:visible;mso-wrap-style:square">
+                  <v:imagedata r:id="rId18" o:title=""/>
+                </v:shape>
+              </w:pict>
+            </w:r>
+          </w:p>
+          <w:p>
+            <w:pPr>
+              <w:numPr>
+                <w:ilvl w:val="0"/>
+                <w:numId w:val="15"/>
+              </w:numPr>
+              <w:rPr>
+                <w:rFonts w:eastAsia="仿宋_GB2312"/>
+                <w:b/>
+                <w:bCs/>
+              </w:rPr>
+            </w:pPr>
+            <w:r>
+              <w:rPr>
+                <w:rFonts w:eastAsia="仿宋_GB2312" w:hint="eastAsia"/>
+                <w:b/>
+                <w:bCs/>
+              </w:rPr>
+              <w:t>访存指令</w:t>
+            </w:r>
+          </w:p>
+          <w:p>
+            <w:pPr>
+              <w:tabs>
+                <w:tab w:val="center" w:pos="5598"/>
+              </w:tabs>
+              <w:ind w:firstLineChars="100" w:firstLine="241"/>
+              <w:rPr>
+                <w:rFonts w:eastAsia="仿宋_GB2312"/>
+                <w:b/>
+                <w:bCs/>
+              </w:rPr>
+            </w:pPr>
+            <w:r>
+              <w:rPr>
+                <w:rFonts w:eastAsia="仿宋_GB2312" w:hint="eastAsia"/>
+                <w:b/>
+                <w:bCs/>
+              </w:rPr>
+              <w:t xml:space="preserve">    </w:t>
+            </w:r>
+            <w:r>
+              <w:rPr>
+                <w:rFonts w:eastAsia="仿宋_GB2312" w:hint="eastAsia"/>
+                <w:b/>
+                <w:bCs/>
+                <w:noProof/>
+              </w:rPr>
+              <w:sym w:font="Symbol" w:char="F0D8"/>
+            </w:r>
+            <w:r>
+              <w:rPr>
+                <w:rFonts w:eastAsia="仿宋_GB2312" w:hint="eastAsia"/>
+                <w:b/>
+                <w:bCs/>
+                <w:noProof/>
+              </w:rPr>
+              <w:t>l</w:t>
+            </w:r>
+            <w:r>
+              <w:rPr>
+                <w:rFonts w:eastAsia="仿宋_GB2312" w:hint="eastAsia"/>
+                <w:b/>
+                <w:bCs/>
+                <w:noProof/>
+              </w:rPr>
+              <w:t>w</w:t>
+            </w:r>
+            <w:r>
+              <w:rPr>
+                <w:rFonts w:eastAsia="仿宋_GB2312"/>
+                <w:b/>
+                <w:bCs/>
+              </w:rPr>
+              <w:t>指令：</w:t>
+            </w:r>
+          </w:p>
+          <w:p>
+            <w:pPr>
+              <w:tabs>
+                <w:tab w:val="center" w:pos="5598"/>
+              </w:tabs>
+              <w:ind w:firstLineChars="100" w:firstLine="241"/>
+              <w:rPr>
+                <w:rFonts w:eastAsia="仿宋_GB2312" w:hint="eastAsia"/>
+                <w:b/>
+                <w:bCs/>
+              </w:rPr>
+            </w:pPr>
+            <w:r>
+              <w:rPr>
+                <w:rFonts w:eastAsia="仿宋_GB2312" w:hint="eastAsia"/>
+                <w:b/>
+                <w:bCs/>
+              </w:rPr>
+              <w:t xml:space="preserve">                          lw x14, 0(x1)</w:t>
+            </w:r>
+          </w:p>
+          <w:p>
+            <w:pPr>
+              <w:tabs>
+                <w:tab w:val="center" w:pos="5598"/>
+              </w:tabs>
+              <w:ind w:firstLineChars="100" w:firstLine="240"/>
+              <w:rPr>
+                <w:rFonts w:eastAsia="仿宋_GB2312"/>
+              </w:rPr>
+            </w:pPr>
+            <w:r>
+              <w:rPr>
+                <w:rFonts w:eastAsia="仿宋_GB2312"/>
+              </w:rPr>
+              <w:t xml:space="preserve">00000144 </w:t>
+            </w:r>
+            <w:r>
+              <w:rPr>
+                <w:rFonts w:eastAsia="仿宋_GB2312" w:hint="eastAsia"/>
+              </w:rPr>
+              <w:t>&lt;test_10&gt;</w:t>
+            </w:r>
+            <w:r>
+              <w:rPr>
+                <w:rFonts w:eastAsia="仿宋_GB2312"/>
+              </w:rPr>
+              <w:t xml:space="preserve">: </w:t>
+            </w:r>
+          </w:p>
+          <w:p>
+            <w:pPr>
+              <w:tabs>
+                <w:tab w:val="center" w:pos="5598"/>
+              </w:tabs>
+              <w:ind w:firstLineChars="100" w:firstLine="240"/>
+              <w:rPr>
+                <w:rFonts w:eastAsia="仿宋_GB2312"/>
+              </w:rPr>
+            </w:pPr>
+            <w:r>
+              <w:rPr>
+                <w:rFonts w:eastAsia="仿宋_GB2312"/>
+              </w:rPr>
+              <w:t xml:space="preserve">144: 000020b7 </w:t>
+            </w:r>
+            <w:r>
+              <w:rPr>
+                <w:rFonts w:eastAsia="仿宋_GB2312" w:hint="eastAsia"/>
+              </w:rPr>
+              <w:t xml:space="preserve">         </w:t>
+            </w:r>
+            <w:r>
+              <w:rPr>
+                <w:rFonts w:eastAsia="仿宋_GB2312"/>
+              </w:rPr>
+              <w:t xml:space="preserve">lui x1,0x2 </w:t>
+            </w:r>
+          </w:p>
+          <w:p>
+            <w:pPr>
+              <w:tabs>
+                <w:tab w:val="center" w:pos="5598"/>
+              </w:tabs>
+              <w:ind w:firstLineChars="100" w:firstLine="240"/>
+              <w:rPr>
+                <w:rFonts w:eastAsia="仿宋_GB2312" w:hint="eastAsia"/>
+              </w:rPr>
+            </w:pPr>
+            <w:r>
+              <w:rPr>
+                <w:rFonts w:eastAsia="仿宋_GB2312"/>
+              </w:rPr>
+              <w:t xml:space="preserve">148: 02008093 </w:t>
+            </w:r>
+            <w:r>
+              <w:rPr>
+                <w:rFonts w:eastAsia="仿宋_GB2312" w:hint="eastAsia"/>
+              </w:rPr>
+              <w:t xml:space="preserve">         </w:t>
+            </w:r>
+            <w:r>
+              <w:rPr>
+                <w:rFonts w:eastAsia="仿宋_GB2312"/>
+              </w:rPr>
+              <w:t xml:space="preserve">addi x1,x1,32 # 2020 </w:t>
+            </w:r>
+            <w:r>
+              <w:rPr>
+                <w:rFonts w:eastAsia="仿宋_GB2312" w:hint="eastAsia"/>
+              </w:rPr>
+              <w:t>&lt;tdat9&gt;</w:t>
+            </w:r>
+          </w:p>
+          <w:p>
+            <w:pPr>
+              <w:tabs>
+                <w:tab w:val="center" w:pos="5598"/>
+              </w:tabs>
+              <w:ind w:firstLineChars="100" w:firstLine="240"/>
+              <w:rPr>
+                <w:rFonts w:eastAsia="仿宋_GB2312"/>
+              </w:rPr>
+            </w:pPr>
+            <w:r>
+              <w:rPr>
+                <w:rFonts w:eastAsia="仿宋_GB2312"/>
+              </w:rPr>
+              <w:t xml:space="preserve">14c: 12345137 </w:t>
+            </w:r>
+            <w:r>
+              <w:rPr>
+                <w:rFonts w:eastAsia="仿宋_GB2312" w:hint="eastAsia"/>
+              </w:rPr>
+              <w:t xml:space="preserve">         </w:t>
+            </w:r>
+            <w:r>
+              <w:rPr>
+                <w:rFonts w:eastAsia="仿宋_GB2312"/>
+              </w:rPr>
+              <w:t xml:space="preserve">lui x2,0x12345 </w:t>
+            </w:r>
+          </w:p>
+          <w:p>
+            <w:pPr>
+              <w:tabs>
+                <w:tab w:val="center" w:pos="5598"/>
+              </w:tabs>
+              <w:ind w:firstLineChars="100" w:firstLine="240"/>
+              <w:rPr>
+                <w:rFonts w:eastAsia="仿宋_GB2312"/>
+              </w:rPr>
+            </w:pPr>
+            <w:r>
+              <w:rPr>
+                <w:rFonts w:eastAsia="仿宋_GB2312"/>
+              </w:rPr>
+              <w:t xml:space="preserve">150: 67810113 </w:t>
+            </w:r>
+            <w:r>
+              <w:rPr>
+                <w:rFonts w:eastAsia="仿宋_GB2312" w:hint="eastAsia"/>
+              </w:rPr>
+              <w:t xml:space="preserve">         </w:t>
+            </w:r>
+            <w:r>
+              <w:rPr>
+                <w:rFonts w:eastAsia="仿宋_GB2312"/>
+              </w:rPr>
+              <w:t>addi x2,x2,1656 # 12345678</w:t>
+            </w:r>
+            <w:r>
+              <w:rPr>
+                <w:rFonts w:eastAsia="仿宋_GB2312" w:hint="eastAsia"/>
+              </w:rPr>
+              <w:t>&lt;_end+0x12343648&gt;</w:t>
+            </w:r>
+            <w:r>
+              <w:rPr>
+                <w:rFonts w:eastAsia="仿宋_GB2312"/>
+              </w:rPr>
+              <w:t xml:space="preserve"> </w:t>
+            </w:r>
+          </w:p>
+          <w:p>
+            <w:pPr>
+              <w:tabs>
+                <w:tab w:val="center" w:pos="5598"/>
+              </w:tabs>
+              <w:ind w:firstLineChars="100" w:firstLine="240"/>
+              <w:rPr>
+                <w:rFonts w:eastAsia="仿宋_GB2312"/>
+              </w:rPr>
+            </w:pPr>
+            <w:r>
+              <w:rPr>
+                <w:rFonts w:eastAsia="仿宋_GB2312"/>
+              </w:rPr>
+              <w:t xml:space="preserve">154: fe008213 </w:t>
+            </w:r>
+            <w:r>
+              <w:rPr>
+                <w:rFonts w:eastAsia="仿宋_GB2312" w:hint="eastAsia"/>
+              </w:rPr>
+              <w:t xml:space="preserve">          </w:t>
+            </w:r>
+            <w:r>
+              <w:rPr>
+                <w:rFonts w:eastAsia="仿宋_GB2312"/>
+              </w:rPr>
+              <w:t xml:space="preserve">addi x4,x1,-32 </w:t>
+            </w:r>
+          </w:p>
+          <w:p>
+            <w:pPr>
+              <w:tabs>
+                <w:tab w:val="center" w:pos="5598"/>
+              </w:tabs>
+              <w:ind w:firstLineChars="100" w:firstLine="240"/>
+              <w:rPr>
+                <w:rFonts w:eastAsia="仿宋_GB2312" w:hint="eastAsia"/>
+              </w:rPr>
+            </w:pPr>
+            <w:r>
+              <w:rPr>
+                <w:rFonts w:eastAsia="仿宋_GB2312"/>
+              </w:rPr>
+              <w:t xml:space="preserve">158: 02222023 </w:t>
+            </w:r>
+            <w:r>
+              <w:rPr>
+                <w:rFonts w:eastAsia="仿宋_GB2312" w:hint="eastAsia"/>
+              </w:rPr>
+              <w:t xml:space="preserve">         </w:t>
+            </w:r>
+            <w:r>
+              <w:rPr>
+                <w:rFonts w:eastAsia="仿宋_GB2312"/>
+              </w:rPr>
+              <w:t xml:space="preserve">sw x2,32(x4) # 20 </w:t>
+            </w:r>
+            <w:r>
+              <w:rPr>
+                <w:rFonts w:eastAsia="仿宋_GB2312" w:hint="eastAsia"/>
+              </w:rPr>
+              <w:t>&lt;reset_vector+0x1c&gt;</w:t>
+            </w:r>
+          </w:p>
+          <w:p>
+            <w:pPr>
+              <w:tabs>
+                <w:tab w:val="center" w:pos="5598"/>
+              </w:tabs>
+              <w:ind w:firstLineChars="100" w:firstLine="240"/>
+              <w:rPr>
+                <w:rFonts w:eastAsia="仿宋_GB2312"/>
+              </w:rPr>
+            </w:pPr>
+            <w:r>
+              <w:rPr>
+                <w:rFonts w:eastAsia="仿宋_GB2312"/>
+              </w:rPr>
+              <w:t xml:space="preserve">15c: 0000a283 </w:t>
+            </w:r>
+            <w:r>
+              <w:rPr>
+                <w:rFonts w:eastAsia="仿宋_GB2312" w:hint="eastAsia"/>
+              </w:rPr>
+              <w:t xml:space="preserve">         </w:t>
+            </w:r>
+            <w:r>
+              <w:rPr>
+                <w:rFonts w:eastAsia="仿宋_GB2312"/>
+              </w:rPr>
+              <w:t xml:space="preserve">lw x5,0(x1) </w:t>
+            </w:r>
+          </w:p>
+          <w:p>
+            <w:pPr>
+              <w:tabs>
+                <w:tab w:val="center" w:pos="5598"/>
+              </w:tabs>
+              <w:ind w:firstLineChars="100" w:firstLine="240"/>
+              <w:rPr>
+                <w:rFonts w:eastAsia="仿宋_GB2312"/>
+              </w:rPr>
+            </w:pPr>
+            <w:r>
+              <w:rPr>
+                <w:rFonts w:eastAsia="仿宋_GB2312"/>
+              </w:rPr>
+              <w:t xml:space="preserve">160: 123453b7 </w:t>
+            </w:r>
+            <w:r>
+              <w:rPr>
+                <w:rFonts w:eastAsia="仿宋_GB2312" w:hint="eastAsia"/>
+              </w:rPr>
+              <w:t xml:space="preserve">         </w:t>
+            </w:r>
+            <w:r>
+              <w:rPr>
+                <w:rFonts w:eastAsia="仿宋_GB2312"/>
+              </w:rPr>
+              <w:t xml:space="preserve">lui x7,0x12345 </w:t>
+            </w:r>
+          </w:p>
+          <w:p>
+            <w:pPr>
+              <w:tabs>
+                <w:tab w:val="center" w:pos="5598"/>
+              </w:tabs>
+              <w:ind w:firstLineChars="100" w:firstLine="240"/>
+              <w:rPr>
+                <w:rFonts w:eastAsia="仿宋_GB2312"/>
+              </w:rPr>
+            </w:pPr>
+            <w:r>
+              <w:rPr>
+                <w:rFonts w:eastAsia="仿宋_GB2312"/>
+              </w:rPr>
+              <w:t xml:space="preserve">164: 67838393 </w:t>
+            </w:r>
+            <w:r>
+              <w:rPr>
+                <w:rFonts w:eastAsia="仿宋_GB2312" w:hint="eastAsia"/>
+              </w:rPr>
+              <w:t xml:space="preserve">         </w:t>
+            </w:r>
+            <w:r>
+              <w:rPr>
+                <w:rFonts w:eastAsia="仿宋_GB2312"/>
+              </w:rPr>
+              <w:t>addi x7,x7,1656 # 12345678</w:t>
+            </w:r>
+            <w:r>
+              <w:rPr>
+                <w:rFonts w:eastAsia="仿宋_GB2312" w:hint="eastAsia"/>
+              </w:rPr>
+              <w:t>&lt;_end+0x12343648&gt;</w:t>
+            </w:r>
+          </w:p>
+          <w:p>
+            <w:pPr>
+              <w:tabs>
+                <w:tab w:val="center" w:pos="5598"/>
+              </w:tabs>
+              <w:ind w:firstLineChars="100" w:firstLine="240"/>
+              <w:rPr>
+                <w:rFonts w:eastAsia="仿宋_GB2312"/>
+              </w:rPr>
+            </w:pPr>
+            <w:r>
+              <w:rPr>
+                <w:rFonts w:eastAsia="仿宋_GB2312"/>
+              </w:rPr>
+              <w:t xml:space="preserve">168: 00a00193 </w:t>
+            </w:r>
+            <w:r>
+              <w:rPr>
+                <w:rFonts w:eastAsia="仿宋_GB2312" w:hint="eastAsia"/>
+              </w:rPr>
+              <w:t xml:space="preserve">         </w:t>
+            </w:r>
+            <w:r>
+              <w:rPr>
+                <w:rFonts w:eastAsia="仿宋_GB2312"/>
+              </w:rPr>
+              <w:t xml:space="preserve">addi x3,x0,10 </w:t>
+            </w:r>
+          </w:p>
+          <w:p>
+            <w:pPr>
+              <w:tabs>
+                <w:tab w:val="center" w:pos="5598"/>
+              </w:tabs>
+              <w:ind w:firstLineChars="100" w:firstLine="240"/>
+              <w:rPr>
+                <w:rFonts w:eastAsia="仿宋_GB2312"/>
+              </w:rPr>
+            </w:pPr>
+            <w:r>
+              <w:rPr>
+                <w:rFonts w:eastAsia="仿宋_GB2312"/>
+              </w:rPr>
+              <w:t xml:space="preserve">16c: 30729e63 </w:t>
+            </w:r>
+            <w:r>
+              <w:rPr>
+                <w:rFonts w:eastAsia="仿宋_GB2312" w:hint="eastAsia"/>
+              </w:rPr>
+              <w:t xml:space="preserve">          </w:t>
+            </w:r>
+            <w:r>
+              <w:rPr>
+                <w:rFonts w:eastAsia="仿宋_GB2312"/>
+              </w:rPr>
+              <w:t>bne x5,x7,488</w:t>
+            </w:r>
+            <w:r>
+              <w:rPr>
+                <w:rFonts w:eastAsia="仿宋_GB2312" w:hint="eastAsia"/>
+              </w:rPr>
+              <w:t>&lt;fail&gt;</w:t>
+            </w:r>
+          </w:p>
+          <w:p>
+            <w:pPr>
+              <w:tabs>
+                <w:tab w:val="center" w:pos="5598"/>
+              </w:tabs>
+              <w:ind w:firstLineChars="200" w:firstLine="482"/>
+              <w:rPr>
+                <w:rFonts w:eastAsia="仿宋_GB2312"/>
+                <w:b/>
+                <w:noProof/>
+              </w:rPr>
+            </w:pPr>
+            <w:r>
+              <w:rPr>
+                <w:rFonts w:eastAsia="仿宋_GB2312"/>
+                <w:b/>
+                <w:noProof/>
+              </w:rPr>
+              <w:pict w14:anchorId="038345FB">
+                <v:shape id="_x0000_i1043" type="#_x0000_t75" style="width:345pt;height:58.5pt;visibility:visible;mso-wrap-style:square">
+                  <v:imagedata r:id="rId19" o:title=""/>
+                </v:shape>
+              </w:pict>
+            </w:r>
+          </w:p>
+          <w:p>
+            <w:pPr>
+              <w:tabs>
+                <w:tab w:val="center" w:pos="5598"/>
+              </w:tabs>
+              <w:ind w:firstLineChars="200" w:firstLine="480"/>
+              <w:rPr>
+                <w:rFonts w:eastAsia="仿宋_GB2312"/>
+              </w:rPr>
+            </w:pPr>
+            <w:r>
+              <w:rPr>
+                <w:rFonts w:eastAsia="仿宋_GB2312"/>
+              </w:rPr>
+              <w:t>x1 = 0000 2020</w:t>
+            </w:r>
+            <w:r>
+              <w:rPr>
+                <w:rFonts w:eastAsia="仿宋_GB2312"/>
+              </w:rPr>
+              <w:t>，</w:t>
+            </w:r>
+            <w:r>
+              <w:rPr>
+                <w:rFonts w:eastAsia="仿宋_GB2312"/>
+              </w:rPr>
+              <w:t>x2 = 1234 5678</w:t>
+            </w:r>
+            <w:r>
+              <w:rPr>
+                <w:rFonts w:eastAsia="仿宋_GB2312"/>
+              </w:rPr>
+              <w:t>，</w:t>
+            </w:r>
+            <w:r>
+              <w:rPr>
+                <w:rFonts w:eastAsia="仿宋_GB2312"/>
+              </w:rPr>
+              <w:t>x4 = 0000 2000</w:t>
+            </w:r>
+            <w:r>
+              <w:rPr>
+                <w:rFonts w:eastAsia="仿宋_GB2312"/>
+              </w:rPr>
+              <w:t>；</w:t>
+            </w:r>
+            <w:r>
+              <w:rPr>
+                <w:rFonts w:eastAsia="仿宋_GB2312"/>
+              </w:rPr>
+              <w:t xml:space="preserve"> </w:t>
+            </w:r>
+            <w:r>
+              <w:rPr>
+                <w:rFonts w:eastAsia="仿宋_GB2312"/>
+              </w:rPr>
+              <w:t>把</w:t>
+            </w:r>
+            <w:r>
+              <w:rPr>
+                <w:rFonts w:eastAsia="仿宋_GB2312"/>
+              </w:rPr>
+              <w:t xml:space="preserve"> x2 </w:t>
+            </w:r>
+            <w:r>
+              <w:rPr>
+                <w:rFonts w:eastAsia="仿宋_GB2312"/>
+              </w:rPr>
+              <w:t>的值存到基地址</w:t>
+            </w:r>
+            <w:r>
+              <w:rPr>
+                <w:rFonts w:eastAsia="仿宋_GB2312"/>
+              </w:rPr>
+              <w:t xml:space="preserve"> 0000 2000</w:t>
+            </w:r>
+            <w:r>
+              <w:rPr>
+                <w:rFonts w:eastAsia="仿宋_GB2312"/>
+              </w:rPr>
+              <w:t>，偏移</w:t>
+            </w:r>
+            <w:r>
+              <w:rPr>
+                <w:rFonts w:eastAsia="仿宋_GB2312"/>
+              </w:rPr>
+              <w:t xml:space="preserve"> 32 </w:t>
+            </w:r>
+            <w:r>
+              <w:rPr>
+                <w:rFonts w:eastAsia="仿宋_GB2312"/>
+              </w:rPr>
+              <w:t>的地址，即</w:t>
+            </w:r>
+            <w:r>
+              <w:rPr>
+                <w:rFonts w:eastAsia="仿宋_GB2312"/>
+              </w:rPr>
+              <w:t xml:space="preserve"> 0000 2020</w:t>
+            </w:r>
+            <w:r>
+              <w:rPr>
+                <w:rFonts w:eastAsia="仿宋_GB2312"/>
+              </w:rPr>
+              <w:t>；</w:t>
+            </w:r>
+            <w:r>
+              <w:rPr>
+                <w:rFonts w:eastAsia="仿宋_GB2312"/>
+              </w:rPr>
+              <w:t xml:space="preserve"> </w:t>
+            </w:r>
+            <w:r>
+              <w:rPr>
+                <w:rFonts w:eastAsia="仿宋_GB2312"/>
+              </w:rPr>
+              <w:t>读取基地址</w:t>
+            </w:r>
+            <w:r>
+              <w:rPr>
+                <w:rFonts w:eastAsia="仿宋_GB2312"/>
+              </w:rPr>
+              <w:t xml:space="preserve"> 0000 2020</w:t>
+            </w:r>
+            <w:r>
+              <w:rPr>
+                <w:rFonts w:eastAsia="仿宋_GB2312"/>
+              </w:rPr>
+              <w:t>，偏移</w:t>
+            </w:r>
+            <w:r>
+              <w:rPr>
+                <w:rFonts w:eastAsia="仿宋_GB2312"/>
+              </w:rPr>
+              <w:t xml:space="preserve"> 0 </w:t>
+            </w:r>
+            <w:r>
+              <w:rPr>
+                <w:rFonts w:eastAsia="仿宋_GB2312"/>
+              </w:rPr>
+              <w:t>的地址，即</w:t>
+            </w:r>
+            <w:r>
+              <w:rPr>
+                <w:rFonts w:eastAsia="仿宋_GB2312"/>
+              </w:rPr>
+              <w:t xml:space="preserve"> 0000 2020 </w:t>
+            </w:r>
+            <w:r>
+              <w:rPr>
+                <w:rFonts w:eastAsia="仿宋_GB2312"/>
+              </w:rPr>
+              <w:t>到</w:t>
+            </w:r>
+            <w:r>
+              <w:rPr>
+                <w:rFonts w:eastAsia="仿宋_GB2312"/>
+              </w:rPr>
+              <w:t xml:space="preserve"> x5 </w:t>
+            </w:r>
+            <w:r>
+              <w:rPr>
+                <w:rFonts w:eastAsia="仿宋_GB2312"/>
+              </w:rPr>
+              <w:t>中。</w:t>
+            </w:r>
+            <w:r>
+              <w:rPr>
+                <w:rFonts w:eastAsia="仿宋_GB2312"/>
+              </w:rPr>
+              <w:t xml:space="preserve"> </w:t>
+            </w:r>
+            <w:r>
+              <w:rPr>
+                <w:rFonts w:eastAsia="仿宋_GB2312"/>
+              </w:rPr>
+              <w:t>那么</w:t>
+            </w:r>
+            <w:r>
+              <w:rPr>
+                <w:rFonts w:eastAsia="仿宋_GB2312"/>
+              </w:rPr>
+              <w:t xml:space="preserve"> x5 = 12345678</w:t>
+            </w:r>
+            <w:r>
+              <w:rPr>
+                <w:rFonts w:eastAsia="仿宋_GB2312"/>
+              </w:rPr>
+              <w:t>。</w:t>
+            </w:r>
+            <w:r>
+              <w:rPr>
+                <w:rFonts w:eastAsia="仿宋_GB2312"/>
+              </w:rPr>
+              <w:t xml:space="preserve"> x7 = 12345678</w:t>
+            </w:r>
+            <w:r>
+              <w:rPr>
+                <w:rFonts w:eastAsia="仿宋_GB2312"/>
+              </w:rPr>
+              <w:t>，</w:t>
+            </w:r>
+            <w:r>
+              <w:rPr>
+                <w:rFonts w:eastAsia="仿宋_GB2312"/>
+              </w:rPr>
+              <w:t>x5 == x7</w:t>
+            </w:r>
+            <w:r>
+              <w:rPr>
+                <w:rFonts w:eastAsia="仿宋_GB2312"/>
+              </w:rPr>
+              <w:t>，故而不满足</w:t>
+            </w:r>
+            <w:r>
+              <w:rPr>
+                <w:rFonts w:eastAsia="仿宋_GB2312"/>
+              </w:rPr>
+              <w:t xml:space="preserve"> bne</w:t>
+            </w:r>
+            <w:r>
+              <w:rPr>
+                <w:rFonts w:eastAsia="仿宋_GB2312"/>
+              </w:rPr>
+              <w:t>，不跳转，可以注意到</w:t>
+            </w:r>
+            <w:r>
+              <w:rPr>
+                <w:rFonts w:eastAsia="仿宋_GB2312"/>
+              </w:rPr>
+              <w:t xml:space="preserve"> pc = 164 </w:t>
+            </w:r>
+            <w:r>
+              <w:rPr>
+                <w:rFonts w:eastAsia="仿宋_GB2312"/>
+              </w:rPr>
+              <w:t>后</w:t>
+            </w:r>
+            <w:r>
+              <w:rPr>
+                <w:rFonts w:eastAsia="仿宋_GB2312"/>
+              </w:rPr>
+              <w:t xml:space="preserve"> </w:t>
+            </w:r>
+            <w:r>
+              <w:rPr>
+                <w:rFonts w:eastAsia="仿宋_GB2312"/>
+              </w:rPr>
+              <w:t>是</w:t>
+            </w:r>
+            <w:r>
+              <w:rPr>
+                <w:rFonts w:eastAsia="仿宋_GB2312"/>
+              </w:rPr>
+              <w:t xml:space="preserve"> pc = 168</w:t>
+            </w:r>
+            <w:r>
+              <w:rPr>
+                <w:rFonts w:eastAsia="仿宋_GB2312"/>
+              </w:rPr>
+              <w:t>，故没有发生跳转，对应正确。</w:t>
+            </w:r>
+          </w:p>
+          <w:p>
+            <w:pPr>
+              <w:numPr>
+                <w:ilvl w:val="0"/>
+                <w:numId w:val="15"/>
+              </w:numPr>
+              <w:rPr>
+                <w:rFonts w:eastAsia="仿宋_GB2312"/>
+                <w:b/>
+                <w:bCs/>
+              </w:rPr>
+            </w:pPr>
+            <w:r>
+              <w:rPr>
+                <w:rFonts w:eastAsia="仿宋_GB2312" w:hint="eastAsia"/>
+                <w:b/>
+                <w:bCs/>
+              </w:rPr>
+              <w:t>分支跳转</w:t>
+            </w:r>
+          </w:p>
+          <w:p>
+            <w:pPr>
+              <w:ind w:left="720"/>
+              <w:rPr>
+                <w:rFonts w:eastAsia="仿宋_GB2312"/>
+                <w:b/>
+                <w:bCs/>
+              </w:rPr>
+            </w:pPr>
+            <w:r>
+              <w:rPr>
+                <w:rFonts w:eastAsia="仿宋_GB2312" w:hint="eastAsia"/>
+                <w:b/>
+                <w:bCs/>
+                <w:noProof/>
+              </w:rPr>
+              <w:sym w:font="Symbol" w:char="F0D8"/>
+            </w:r>
+            <w:r>
+              <w:rPr>
+                <w:rFonts w:eastAsia="仿宋_GB2312" w:hint="eastAsia"/>
+                <w:b/>
+                <w:bCs/>
+                <w:noProof/>
+              </w:rPr>
+              <w:t>beq</w:t>
+            </w:r>
+            <w:r>
+              <w:rPr>
+                <w:rFonts w:eastAsia="仿宋_GB2312"/>
+                <w:b/>
+                <w:bCs/>
+              </w:rPr>
+              <w:t>指令：</w:t>
+            </w:r>
+          </w:p>
+          <w:p>
+            <w:pPr>
+              <w:ind w:left="720"/>
+              <w:rPr>
+                <w:rFonts w:eastAsia="仿宋_GB2312" w:hint="eastAsia"/>
+                <w:b/>
+                <w:bCs/>
+              </w:rPr>
+            </w:pPr>
+            <w:r>
+              <w:rPr>
+                <w:rFonts w:eastAsia="仿宋_GB2312" w:hint="eastAsia"/>
+                <w:b/>
+                <w:bCs/>
+                <w:noProof/>
+              </w:rPr>
+              <w:t xml:space="preserve">                   beq, </w:t>
+            </w:r>
+            <w:r>
+              <w:rPr>
+                <w:rFonts w:eastAsia="仿宋_GB2312"/>
+                <w:b/>
+                <w:bCs/>
+                <w:noProof/>
+              </w:rPr>
+              <w:t>from beq.dump</w:t>
+            </w:r>
+          </w:p>
+          <w:p>
+            <w:pPr>
+              <w:tabs>
+                <w:tab w:val="center" w:pos="5598"/>
+              </w:tabs>
+              <w:rPr>
+                <w:rFonts w:eastAsia="仿宋_GB2312"/>
+              </w:rPr>
+            </w:pPr>
+            <w:r>
+              <w:rPr>
+                <w:rFonts w:eastAsia="仿宋_GB2312"/>
+              </w:rPr>
+              <w:t>0000</w:t>
+            </w:r>
+            <w:r>
+              <w:rPr>
+                <w:rFonts w:eastAsia="仿宋_GB2312" w:hint="eastAsia"/>
+              </w:rPr>
+              <w:t>000</w:t>
+            </w:r>
+            <w:r>
+              <w:rPr>
+                <w:rFonts w:eastAsia="仿宋_GB2312"/>
+              </w:rPr>
+              <w:t>4</w:t>
+            </w:r>
+            <w:r>
+              <w:rPr>
+                <w:rFonts w:eastAsia="仿宋_GB2312" w:hint="eastAsia"/>
+              </w:rPr>
+              <w:t>&lt;reset_vector&gt;</w:t>
+            </w:r>
+            <w:r>
+              <w:rPr>
+                <w:rFonts w:eastAsia="仿宋_GB2312"/>
+              </w:rPr>
+              <w:t xml:space="preserve"> : </w:t>
+            </w:r>
+          </w:p>
+          <w:p>
+            <w:pPr>
+              <w:tabs>
+                <w:tab w:val="center" w:pos="5598"/>
+              </w:tabs>
+              <w:rPr>
+                <w:rFonts w:eastAsia="仿宋_GB2312"/>
+              </w:rPr>
+            </w:pPr>
+            <w:r>
+              <w:rPr>
+                <w:rFonts w:eastAsia="仿宋_GB2312"/>
+              </w:rPr>
+              <w:t xml:space="preserve">4: 00200193 </w:t>
+            </w:r>
+            <w:r>
+              <w:rPr>
+                <w:rFonts w:eastAsia="仿宋_GB2312" w:hint="eastAsia"/>
+              </w:rPr>
+              <w:t xml:space="preserve">             </w:t>
+            </w:r>
+            <w:r>
+              <w:rPr>
+                <w:rFonts w:eastAsia="仿宋_GB2312"/>
+              </w:rPr>
+              <w:t xml:space="preserve">addi x3,x0,2 </w:t>
+            </w:r>
+          </w:p>
+          <w:p>
+            <w:pPr>
+              <w:tabs>
+                <w:tab w:val="center" w:pos="5598"/>
+              </w:tabs>
+              <w:rPr>
+                <w:rFonts w:eastAsia="仿宋_GB2312"/>
+              </w:rPr>
+            </w:pPr>
+            <w:r>
+              <w:rPr>
+                <w:rFonts w:eastAsia="仿宋_GB2312"/>
+              </w:rPr>
+              <w:t xml:space="preserve">8: 00000093 </w:t>
+            </w:r>
+            <w:r>
+              <w:rPr>
+                <w:rFonts w:eastAsia="仿宋_GB2312" w:hint="eastAsia"/>
+              </w:rPr>
+              <w:t xml:space="preserve">             </w:t>
+            </w:r>
+            <w:r>
+              <w:rPr>
+                <w:rFonts w:eastAsia="仿宋_GB2312"/>
+              </w:rPr>
+              <w:t xml:space="preserve">addi x1,x0,0 </w:t>
+            </w:r>
+          </w:p>
+          <w:p>
+            <w:pPr>
+              <w:tabs>
+                <w:tab w:val="center" w:pos="5598"/>
+              </w:tabs>
+              <w:rPr>
+                <w:rFonts w:eastAsia="仿宋_GB2312"/>
+              </w:rPr>
+            </w:pPr>
+            <w:r>
+              <w:rPr>
+                <w:rFonts w:eastAsia="仿宋_GB2312"/>
+              </w:rPr>
+              <w:t xml:space="preserve">c: 00000113 </w:t>
+            </w:r>
+            <w:r>
+              <w:rPr>
+                <w:rFonts w:eastAsia="仿宋_GB2312" w:hint="eastAsia"/>
+              </w:rPr>
+              <w:t xml:space="preserve">             </w:t>
+            </w:r>
+            <w:r>
+              <w:rPr>
+                <w:rFonts w:eastAsia="仿宋_GB2312"/>
+              </w:rPr>
+              <w:t xml:space="preserve">addi x2,x0,0 </w:t>
+            </w:r>
+          </w:p>
+          <w:p>
+            <w:pPr>
+              <w:tabs>
+                <w:tab w:val="center" w:pos="5598"/>
+              </w:tabs>
+              <w:rPr>
+                <w:rFonts w:eastAsia="仿宋_GB2312" w:hint="eastAsia"/>
+              </w:rPr>
+            </w:pPr>
+            <w:r>
+              <w:rPr>
+                <w:rFonts w:eastAsia="仿宋_GB2312"/>
+              </w:rPr>
+              <w:t xml:space="preserve">10: 00208663 </w:t>
+            </w:r>
+            <w:r>
+              <w:rPr>
+                <w:rFonts w:eastAsia="仿宋_GB2312" w:hint="eastAsia"/>
+              </w:rPr>
+              <w:t xml:space="preserve">            </w:t>
+            </w:r>
+            <w:r>
+              <w:rPr>
+                <w:rFonts w:eastAsia="仿宋_GB2312"/>
+              </w:rPr>
+              <w:t xml:space="preserve">beq x1,x2,1c </w:t>
+            </w:r>
+            <w:r>
+              <w:rPr>
+                <w:rFonts w:eastAsia="仿宋_GB2312" w:hint="eastAsia"/>
+              </w:rPr>
+              <w:t>&lt;reset_vector+0x18&gt;</w:t>
+            </w:r>
+          </w:p>
+          <w:p>
+            <w:pPr>
+              <w:tabs>
+                <w:tab w:val="center" w:pos="5598"/>
+              </w:tabs>
+              <w:rPr>
+                <w:rFonts w:eastAsia="仿宋_GB2312" w:hint="eastAsia"/>
+              </w:rPr>
+            </w:pPr>
+            <w:r>
+              <w:rPr>
+                <w:rFonts w:eastAsia="仿宋_GB2312"/>
+              </w:rPr>
+              <w:t xml:space="preserve">14: 2a301863 </w:t>
+            </w:r>
+            <w:r>
+              <w:rPr>
+                <w:rFonts w:eastAsia="仿宋_GB2312" w:hint="eastAsia"/>
+              </w:rPr>
+              <w:t xml:space="preserve">            </w:t>
+            </w:r>
+            <w:r>
+              <w:rPr>
+                <w:rFonts w:eastAsia="仿宋_GB2312"/>
+              </w:rPr>
+              <w:t xml:space="preserve">bne x0,x3,2c4 </w:t>
+            </w:r>
+            <w:r>
+              <w:rPr>
+                <w:rFonts w:eastAsia="仿宋_GB2312" w:hint="eastAsia"/>
+              </w:rPr>
+              <w:t>&lt;fail&gt;</w:t>
+            </w:r>
+          </w:p>
+          <w:p>
+            <w:pPr>
+              <w:tabs>
+                <w:tab w:val="center" w:pos="5598"/>
+              </w:tabs>
+              <w:rPr>
+                <w:rFonts w:eastAsia="仿宋_GB2312" w:hint="eastAsia"/>
+              </w:rPr>
+            </w:pPr>
+            <w:r>
+              <w:rPr>
+                <w:rFonts w:eastAsia="仿宋_GB2312"/>
+              </w:rPr>
+              <w:lastRenderedPageBreak/>
+              <w:t xml:space="preserve">18: 00301663 </w:t>
+            </w:r>
+            <w:r>
+              <w:rPr>
+                <w:rFonts w:eastAsia="仿宋_GB2312" w:hint="eastAsia"/>
+              </w:rPr>
+              <w:t xml:space="preserve">            </w:t>
+            </w:r>
+            <w:r>
+              <w:rPr>
+                <w:rFonts w:eastAsia="仿宋_GB2312"/>
+              </w:rPr>
+              <w:t xml:space="preserve">bne x0,x3,24 </w:t>
+            </w:r>
+            <w:r>
+              <w:rPr>
+                <w:rFonts w:eastAsia="仿宋_GB2312" w:hint="eastAsia"/>
+              </w:rPr>
+              <w:t>&lt;test_3&gt;</w:t>
+            </w:r>
+          </w:p>
+          <w:p>
+            <w:pPr>
+              <w:tabs>
+                <w:tab w:val="center" w:pos="5598"/>
+              </w:tabs>
+              <w:rPr>
+                <w:rFonts w:eastAsia="仿宋_GB2312" w:hint="eastAsia"/>
+              </w:rPr>
+            </w:pPr>
+            <w:r>
+              <w:rPr>
+                <w:rFonts w:eastAsia="仿宋_GB2312"/>
+              </w:rPr>
+              <w:t xml:space="preserve">1c: fe208ee3 </w:t>
+            </w:r>
+            <w:r>
+              <w:rPr>
+                <w:rFonts w:eastAsia="仿宋_GB2312" w:hint="eastAsia"/>
+              </w:rPr>
+              <w:t xml:space="preserve">             </w:t>
+            </w:r>
+            <w:r>
+              <w:rPr>
+                <w:rFonts w:eastAsia="仿宋_GB2312"/>
+              </w:rPr>
+              <w:t xml:space="preserve">beq x1,x2,18 </w:t>
+            </w:r>
+            <w:r>
+              <w:rPr>
+                <w:rFonts w:eastAsia="仿宋_GB2312" w:hint="eastAsia"/>
+              </w:rPr>
+              <w:t>&lt;reset_vector+0x14&gt;</w:t>
+            </w:r>
+          </w:p>
+          <w:p>
+            <w:pPr>
+              <w:tabs>
+                <w:tab w:val="center" w:pos="5598"/>
+              </w:tabs>
+              <w:rPr>
+                <w:rFonts w:eastAsia="仿宋_GB2312" w:hint="eastAsia"/>
+              </w:rPr>
+            </w:pPr>
+            <w:r>
+              <w:rPr>
+                <w:rFonts w:eastAsia="仿宋_GB2312"/>
+              </w:rPr>
+              <w:t xml:space="preserve">20: 2a301263 </w:t>
+            </w:r>
+            <w:r>
+              <w:rPr>
+                <w:rFonts w:eastAsia="仿宋_GB2312" w:hint="eastAsia"/>
+              </w:rPr>
+              <w:t xml:space="preserve">            </w:t>
+            </w:r>
+            <w:r>
+              <w:rPr>
+                <w:rFonts w:eastAsia="仿宋_GB2312"/>
+              </w:rPr>
+              <w:t>bne x0,x3,2c4</w:t>
+            </w:r>
+            <w:r>
+              <w:rPr>
+                <w:rFonts w:eastAsia="仿宋_GB2312" w:hint="eastAsia"/>
+              </w:rPr>
+              <w:t>&lt;fail&gt;</w:t>
+            </w:r>
+          </w:p>
+          <w:p>
+            <w:pPr>
+              <w:tabs>
+                <w:tab w:val="center" w:pos="5598"/>
+              </w:tabs>
+              <w:ind w:firstLineChars="300" w:firstLine="720"/>
+              <w:rPr>
+                <w:rFonts w:eastAsia="仿宋_GB2312"/>
+              </w:rPr>
+            </w:pPr>
+            <w:r>
+              <w:rPr>
+                <w:rFonts w:eastAsia="仿宋_GB2312"/>
+                <w:noProof/>
+              </w:rPr>
+              <w:pict w14:anchorId="07DA29BB">
+                <v:shape id="_x0000_i1049" type="#_x0000_t75" style="width:324.75pt;height:101.25pt;visibility:visible;mso-wrap-style:square">
+                  <v:imagedata r:id="rId20" o:title=""/>
+                </v:shape>
+              </w:pict>
+            </w:r>
+          </w:p>
+          <w:p>
+            <w:pPr>
+              <w:tabs>
+                <w:tab w:val="center" w:pos="5598"/>
+              </w:tabs>
+              <w:ind w:firstLineChars="200" w:firstLine="480"/>
+              <w:rPr>
+                <w:rFonts w:eastAsia="仿宋_GB2312"/>
+              </w:rPr>
+            </w:pPr>
+            <w:r>
+              <w:rPr>
+                <w:rFonts w:eastAsia="仿宋_GB2312"/>
+              </w:rPr>
+              <w:t>x3 = 2</w:t>
+            </w:r>
+            <w:r>
+              <w:rPr>
+                <w:rFonts w:eastAsia="仿宋_GB2312"/>
+              </w:rPr>
+              <w:t>，</w:t>
+            </w:r>
+            <w:r>
+              <w:rPr>
+                <w:rFonts w:eastAsia="仿宋_GB2312"/>
+              </w:rPr>
+              <w:t>x1 = 0</w:t>
+            </w:r>
+            <w:r>
+              <w:rPr>
+                <w:rFonts w:eastAsia="仿宋_GB2312"/>
+              </w:rPr>
+              <w:t>，</w:t>
+            </w:r>
+            <w:r>
+              <w:rPr>
+                <w:rFonts w:eastAsia="仿宋_GB2312"/>
+              </w:rPr>
+              <w:t>x2 = 0</w:t>
+            </w:r>
+            <w:r>
+              <w:rPr>
+                <w:rFonts w:eastAsia="仿宋_GB2312"/>
+              </w:rPr>
+              <w:t>；</w:t>
+            </w:r>
+            <w:r>
+              <w:rPr>
+                <w:rFonts w:eastAsia="仿宋_GB2312"/>
+              </w:rPr>
+              <w:t xml:space="preserve"> pc = 10</w:t>
+            </w:r>
+            <w:r>
+              <w:rPr>
+                <w:rFonts w:eastAsia="仿宋_GB2312"/>
+              </w:rPr>
+              <w:t>：</w:t>
+            </w:r>
+            <w:r>
+              <w:rPr>
+                <w:rFonts w:eastAsia="仿宋_GB2312"/>
+              </w:rPr>
+              <w:t>x1 == x2</w:t>
+            </w:r>
+            <w:r>
+              <w:rPr>
+                <w:rFonts w:eastAsia="仿宋_GB2312"/>
+              </w:rPr>
+              <w:t>，满足</w:t>
+            </w:r>
+            <w:r>
+              <w:rPr>
+                <w:rFonts w:eastAsia="仿宋_GB2312"/>
+              </w:rPr>
+              <w:t xml:space="preserve"> beq</w:t>
+            </w:r>
+            <w:r>
+              <w:rPr>
+                <w:rFonts w:eastAsia="仿宋_GB2312"/>
+              </w:rPr>
+              <w:t>，跳转到</w:t>
+            </w:r>
+            <w:r>
+              <w:rPr>
+                <w:rFonts w:eastAsia="仿宋_GB2312"/>
+              </w:rPr>
+              <w:t xml:space="preserve"> pc = 1c</w:t>
+            </w:r>
+            <w:r>
+              <w:rPr>
+                <w:rFonts w:eastAsia="仿宋_GB2312"/>
+              </w:rPr>
+              <w:t>；</w:t>
+            </w:r>
+            <w:r>
+              <w:rPr>
+                <w:rFonts w:eastAsia="仿宋_GB2312"/>
+              </w:rPr>
+              <w:t xml:space="preserve"> pc = 1c</w:t>
+            </w:r>
+            <w:r>
+              <w:rPr>
+                <w:rFonts w:eastAsia="仿宋_GB2312"/>
+              </w:rPr>
+              <w:t>：</w:t>
+            </w:r>
+            <w:r>
+              <w:rPr>
+                <w:rFonts w:eastAsia="仿宋_GB2312"/>
+              </w:rPr>
+              <w:t>x1 == x2</w:t>
+            </w:r>
+            <w:r>
+              <w:rPr>
+                <w:rFonts w:eastAsia="仿宋_GB2312"/>
+              </w:rPr>
+              <w:t>，满足</w:t>
+            </w:r>
+            <w:r>
+              <w:rPr>
+                <w:rFonts w:eastAsia="仿宋_GB2312"/>
+              </w:rPr>
+              <w:t xml:space="preserve"> beq</w:t>
+            </w:r>
+            <w:r>
+              <w:rPr>
+                <w:rFonts w:eastAsia="仿宋_GB2312"/>
+              </w:rPr>
+              <w:t>，跳转到</w:t>
+            </w:r>
+            <w:r>
+              <w:rPr>
+                <w:rFonts w:eastAsia="仿宋_GB2312"/>
+              </w:rPr>
+              <w:t xml:space="preserve"> pc = 18</w:t>
+            </w:r>
+            <w:r>
+              <w:rPr>
+                <w:rFonts w:eastAsia="仿宋_GB2312"/>
+              </w:rPr>
+              <w:t>；</w:t>
+            </w:r>
+            <w:r>
+              <w:rPr>
+                <w:rFonts w:eastAsia="仿宋_GB2312"/>
+              </w:rPr>
+              <w:t xml:space="preserve"> pc = 18</w:t>
+            </w:r>
+            <w:r>
+              <w:rPr>
+                <w:rFonts w:eastAsia="仿宋_GB2312"/>
+              </w:rPr>
+              <w:t>：</w:t>
+            </w:r>
+            <w:r>
+              <w:rPr>
+                <w:rFonts w:eastAsia="仿宋_GB2312"/>
+              </w:rPr>
+              <w:t>x0 != x3</w:t>
+            </w:r>
+            <w:r>
+              <w:rPr>
+                <w:rFonts w:eastAsia="仿宋_GB2312"/>
+              </w:rPr>
+              <w:t>，满足</w:t>
+            </w:r>
+            <w:r>
+              <w:rPr>
+                <w:rFonts w:eastAsia="仿宋_GB2312"/>
+              </w:rPr>
+              <w:t xml:space="preserve"> bne</w:t>
+            </w:r>
+            <w:r>
+              <w:rPr>
+                <w:rFonts w:eastAsia="仿宋_GB2312"/>
+              </w:rPr>
+              <w:t>，跳转到</w:t>
+            </w:r>
+            <w:r>
+              <w:rPr>
+                <w:rFonts w:eastAsia="仿宋_GB2312"/>
+              </w:rPr>
+              <w:t xml:space="preserve"> pc = 24</w:t>
+            </w:r>
+            <w:r>
+              <w:rPr>
+                <w:rFonts w:eastAsia="仿宋_GB2312"/>
+              </w:rPr>
+              <w:t>。</w:t>
+            </w:r>
+          </w:p>
+          <w:p>
+            <w:pPr>
+              <w:tabs>
+                <w:tab w:val="center" w:pos="5598"/>
+              </w:tabs>
+              <w:ind w:firstLineChars="200" w:firstLine="480"/>
+              <w:rPr>
+                <w:rFonts w:eastAsia="仿宋_GB2312"/>
+              </w:rPr>
+            </w:pPr>
+          </w:p>
+          <w:p>
+            <w:pPr>
+              <w:tabs>
+                <w:tab w:val="center" w:pos="5598"/>
+              </w:tabs>
+              <w:ind w:firstLineChars="200" w:firstLine="480"/>
+              <w:rPr>
+                <w:rFonts w:eastAsia="仿宋_GB2312"/>
+              </w:rPr>
+            </w:pPr>
+          </w:p>
+          <w:p>
+            <w:pPr>
+              <w:tabs>
+                <w:tab w:val="center" w:pos="5598"/>
+              </w:tabs>
+              <w:ind w:firstLineChars="200" w:firstLine="480"/>
+              <w:rPr>
+                <w:rFonts w:eastAsia="仿宋_GB2312" w:hint="eastAsia"/>
               </w:rPr>
             </w:pPr>
           </w:p>
@@ -12827,7 +15289,7 @@
               </w:rPr>
               <w:pict w14:anchorId="11FBCECA">
                 <v:shape id="_x0000_i1032" type="#_x0000_t75" style="width:415.5pt;height:214.5pt;visibility:visible;mso-wrap-style:square">
-                  <v:imagedata r:id="rId17" o:title=""/>
+                  <v:imagedata r:id="rId21" o:title=""/>
                 </v:shape>
               </w:pict>
             </w:r>
@@ -13827,7 +16289,7 @@
               </w:rPr>
               <w:pict w14:anchorId="033B2996">
                 <v:shape id="_x0000_i1033" type="#_x0000_t75" style="width:249pt;height:120.75pt;visibility:visible;mso-wrap-style:square">
-                  <v:imagedata r:id="rId18" o:title=""/>
+                  <v:imagedata r:id="rId22" o:title=""/>
                 </v:shape>
               </w:pict>
             </w:r>
@@ -15427,7 +17889,7 @@
               </w:rPr>
               <w:pict w14:anchorId="2377D7AA">
                 <v:shape id="_x0000_i1034" type="#_x0000_t75" style="width:4in;height:166.5pt;visibility:visible;mso-wrap-style:square">
-                  <v:imagedata r:id="rId19" o:title=""/>
+                  <v:imagedata r:id="rId23" o:title=""/>
                 </v:shape>
               </w:pict>
             </w:r>
@@ -17481,7 +19943,7 @@
               </w:rPr>
               <w:pict w14:anchorId="33DE2B84">
                 <v:shape id="_x0000_i1035" type="#_x0000_t75" style="width:217.5pt;height:158.25pt;visibility:visible;mso-wrap-style:square">
-                  <v:imagedata r:id="rId20" o:title=""/>
+                  <v:imagedata r:id="rId24" o:title=""/>
                 </v:shape>
               </w:pict>
             </w:r>
@@ -19023,7 +21485,7 @@
           <w:p>
             <w:pPr>
               <w:rPr>
-                <w:rFonts w:eastAsia="仿宋_GB2312" w:hint="eastAsia"/>
+                <w:rFonts w:eastAsia="仿宋_GB2312"/>
               </w:rPr>
             </w:pPr>
           </w:p>
@@ -20109,7 +22571,7 @@
           <w:p>
             <w:pPr>
               <w:rPr>
-                <w:rFonts w:eastAsia="仿宋_GB2312" w:hint="eastAsia"/>
+                <w:rFonts w:eastAsia="仿宋_GB2312"/>
               </w:rPr>
             </w:pPr>
             <w:r>
@@ -20285,7 +22747,7 @@
           <w:p>
             <w:pPr>
               <w:rPr>
-                <w:rFonts w:eastAsia="仿宋_GB2312" w:hint="eastAsia"/>
+                <w:rFonts w:eastAsia="仿宋_GB2312"/>
               </w:rPr>
             </w:pPr>
           </w:p>
@@ -20444,10 +22906,2610 @@
           </w:tcPr>
           <w:p>
             <w:pPr>
-              <w:rPr>
-                <w:rFonts w:eastAsia="仿宋_GB2312"/>
+              <w:numPr>
+                <w:ilvl w:val="0"/>
+                <w:numId w:val="16"/>
+              </w:numPr>
+              <w:rPr>
+                <w:rFonts w:eastAsia="仿宋_GB2312"/>
+                <w:b/>
+                <w:bCs/>
               </w:rPr>
             </w:pPr>
+            <w:r>
+              <w:rPr>
+                <w:rFonts w:eastAsia="仿宋_GB2312" w:hint="eastAsia"/>
+                <w:b/>
+                <w:bCs/>
+              </w:rPr>
+              <w:t>数据冒险</w:t>
+            </w:r>
+          </w:p>
+          <w:p>
+            <w:pPr>
+              <w:ind w:left="440"/>
+              <w:rPr>
+                <w:rFonts w:eastAsia="仿宋_GB2312" w:hint="eastAsia"/>
+                <w:b/>
+                <w:bCs/>
+              </w:rPr>
+            </w:pPr>
+            <w:r>
+              <w:rPr>
+                <w:rFonts w:eastAsia="仿宋_GB2312" w:hint="eastAsia"/>
+                <w:b/>
+                <w:bCs/>
+              </w:rPr>
+              <w:t xml:space="preserve">   </w:t>
+            </w:r>
+            <w:r>
+              <w:rPr>
+                <w:rFonts w:eastAsia="仿宋_GB2312" w:hint="eastAsia"/>
+                <w:b/>
+                <w:bCs/>
+                <w:noProof/>
+              </w:rPr>
+              <w:sym w:font="Symbol" w:char="F0D8"/>
+            </w:r>
+            <w:r>
+              <w:rPr>
+                <w:rFonts w:eastAsia="仿宋_GB2312" w:hint="eastAsia"/>
+                <w:b/>
+                <w:bCs/>
+                <w:noProof/>
+              </w:rPr>
+              <w:t>相邻</w:t>
+            </w:r>
+          </w:p>
+          <w:p>
+            <w:pPr>
+              <w:rPr>
+                <w:rFonts w:eastAsia="仿宋_GB2312"/>
+              </w:rPr>
+            </w:pPr>
+            <w:r>
+              <w:rPr>
+                <w:rFonts w:eastAsia="仿宋_GB2312"/>
+              </w:rPr>
+              <w:t>00</w:t>
+            </w:r>
+            <w:r>
+              <w:rPr>
+                <w:rFonts w:eastAsia="仿宋_GB2312" w:hint="eastAsia"/>
+              </w:rPr>
+              <w:t>000</w:t>
+            </w:r>
+            <w:r>
+              <w:rPr>
+                <w:rFonts w:eastAsia="仿宋_GB2312"/>
+              </w:rPr>
+              <w:t xml:space="preserve">3c8 </w:t>
+            </w:r>
+            <w:r>
+              <w:rPr>
+                <w:rFonts w:eastAsia="仿宋_GB2312" w:hint="eastAsia"/>
+              </w:rPr>
+              <w:t>&lt;test_1035&gt;</w:t>
+            </w:r>
+            <w:r>
+              <w:rPr>
+                <w:rFonts w:eastAsia="仿宋_GB2312"/>
+              </w:rPr>
+              <w:t xml:space="preserve">: </w:t>
+            </w:r>
+          </w:p>
+          <w:p>
+            <w:pPr>
+              <w:ind w:firstLineChars="300" w:firstLine="720"/>
+              <w:rPr>
+                <w:rFonts w:eastAsia="仿宋_GB2312"/>
+              </w:rPr>
+            </w:pPr>
+            <w:r>
+              <w:rPr>
+                <w:rFonts w:eastAsia="仿宋_GB2312"/>
+              </w:rPr>
+              <w:t xml:space="preserve">3c8: 00f00093 </w:t>
+            </w:r>
+            <w:r>
+              <w:rPr>
+                <w:rFonts w:eastAsia="仿宋_GB2312" w:hint="eastAsia"/>
+              </w:rPr>
+              <w:t xml:space="preserve">          </w:t>
+            </w:r>
+            <w:r>
+              <w:rPr>
+                <w:rFonts w:eastAsia="仿宋_GB2312"/>
+              </w:rPr>
+              <w:t xml:space="preserve">addi x1,x0,15 </w:t>
+            </w:r>
+          </w:p>
+          <w:p>
+            <w:pPr>
+              <w:ind w:firstLineChars="300" w:firstLine="720"/>
+              <w:rPr>
+                <w:rFonts w:eastAsia="仿宋_GB2312"/>
+              </w:rPr>
+            </w:pPr>
+            <w:r>
+              <w:rPr>
+                <w:rFonts w:eastAsia="仿宋_GB2312"/>
+              </w:rPr>
+              <w:t xml:space="preserve">3cc: 00100133 </w:t>
+            </w:r>
+            <w:r>
+              <w:rPr>
+                <w:rFonts w:eastAsia="仿宋_GB2312" w:hint="eastAsia"/>
+              </w:rPr>
+              <w:t xml:space="preserve">          </w:t>
+            </w:r>
+            <w:r>
+              <w:rPr>
+                <w:rFonts w:eastAsia="仿宋_GB2312"/>
+              </w:rPr>
+              <w:t xml:space="preserve">add x2,x0,x1 </w:t>
+            </w:r>
+          </w:p>
+          <w:p>
+            <w:pPr>
+              <w:ind w:firstLineChars="300" w:firstLine="720"/>
+              <w:rPr>
+                <w:rFonts w:eastAsia="仿宋_GB2312"/>
+              </w:rPr>
+            </w:pPr>
+            <w:r>
+              <w:rPr>
+                <w:rFonts w:eastAsia="仿宋_GB2312"/>
+              </w:rPr>
+              <w:t xml:space="preserve">3d0: 00f00393 </w:t>
+            </w:r>
+            <w:r>
+              <w:rPr>
+                <w:rFonts w:eastAsia="仿宋_GB2312" w:hint="eastAsia"/>
+              </w:rPr>
+              <w:t xml:space="preserve">          </w:t>
+            </w:r>
+            <w:r>
+              <w:rPr>
+                <w:rFonts w:eastAsia="仿宋_GB2312"/>
+              </w:rPr>
+              <w:t xml:space="preserve">addi x7,x0,15 </w:t>
+            </w:r>
+          </w:p>
+          <w:p>
+            <w:pPr>
+              <w:ind w:firstLineChars="300" w:firstLine="720"/>
+              <w:rPr>
+                <w:rFonts w:eastAsia="仿宋_GB2312" w:hint="eastAsia"/>
+              </w:rPr>
+            </w:pPr>
+            <w:r>
+              <w:rPr>
+                <w:rFonts w:eastAsia="仿宋_GB2312"/>
+              </w:rPr>
+              <w:t xml:space="preserve">3d4: 40b00193 </w:t>
+            </w:r>
+            <w:r>
+              <w:rPr>
+                <w:rFonts w:eastAsia="仿宋_GB2312" w:hint="eastAsia"/>
+              </w:rPr>
+              <w:t xml:space="preserve">         </w:t>
+            </w:r>
+            <w:r>
+              <w:rPr>
+                <w:rFonts w:eastAsia="仿宋_GB2312"/>
+              </w:rPr>
+              <w:t xml:space="preserve">addi x3,x0,1035 </w:t>
+            </w:r>
+            <w:r>
+              <w:rPr>
+                <w:rFonts w:eastAsia="仿宋_GB2312" w:hint="eastAsia"/>
+              </w:rPr>
+              <w:t xml:space="preserve"> </w:t>
+            </w:r>
+          </w:p>
+          <w:p>
+            <w:pPr>
+              <w:ind w:firstLineChars="300" w:firstLine="720"/>
+              <w:rPr>
+                <w:rFonts w:eastAsia="仿宋_GB2312" w:hint="eastAsia"/>
+              </w:rPr>
+            </w:pPr>
+            <w:r>
+              <w:rPr>
+                <w:rFonts w:eastAsia="仿宋_GB2312"/>
+              </w:rPr>
+              <w:t xml:space="preserve">3d8: e8711ce3 </w:t>
+            </w:r>
+            <w:r>
+              <w:rPr>
+                <w:rFonts w:eastAsia="仿宋_GB2312" w:hint="eastAsia"/>
+              </w:rPr>
+              <w:t xml:space="preserve">          </w:t>
+            </w:r>
+            <w:r>
+              <w:rPr>
+                <w:rFonts w:eastAsia="仿宋_GB2312"/>
+              </w:rPr>
+              <w:t xml:space="preserve">bne x2,x7,270 </w:t>
+            </w:r>
+            <w:r>
+              <w:rPr>
+                <w:rFonts w:eastAsia="仿宋_GB2312" w:hint="eastAsia"/>
+              </w:rPr>
+              <w:t>&lt;fail&gt;</w:t>
+            </w:r>
+          </w:p>
+          <w:p>
+            <w:pPr>
+              <w:ind w:firstLineChars="300" w:firstLine="720"/>
+              <w:rPr>
+                <w:rFonts w:eastAsia="仿宋_GB2312"/>
+              </w:rPr>
+            </w:pPr>
+            <w:r>
+              <w:rPr>
+                <w:rFonts w:eastAsia="仿宋_GB2312"/>
+              </w:rPr>
+              <w:t xml:space="preserve">3dc: 00140413 </w:t>
+            </w:r>
+            <w:r>
+              <w:rPr>
+                <w:rFonts w:eastAsia="仿宋_GB2312" w:hint="eastAsia"/>
+              </w:rPr>
+              <w:t xml:space="preserve">          </w:t>
+            </w:r>
+            <w:r>
+              <w:rPr>
+                <w:rFonts w:eastAsia="仿宋_GB2312"/>
+              </w:rPr>
+              <w:t xml:space="preserve">addi x8,x8,1 </w:t>
+            </w:r>
+          </w:p>
+          <w:p>
+            <w:pPr>
+              <w:ind w:firstLineChars="300" w:firstLine="720"/>
+              <w:rPr>
+                <w:rFonts w:eastAsia="仿宋_GB2312"/>
+              </w:rPr>
+            </w:pPr>
+            <w:r>
+              <w:rPr>
+                <w:rFonts w:eastAsia="仿宋_GB2312"/>
+              </w:rPr>
+              <w:t xml:space="preserve">3e0: fffff0b7 </w:t>
+            </w:r>
+            <w:r>
+              <w:rPr>
+                <w:rFonts w:eastAsia="仿宋_GB2312" w:hint="eastAsia"/>
+              </w:rPr>
+              <w:t xml:space="preserve">            </w:t>
+            </w:r>
+            <w:r>
+              <w:rPr>
+                <w:rFonts w:eastAsia="仿宋_GB2312"/>
+              </w:rPr>
+              <w:t xml:space="preserve">lui x1,0xfffff </w:t>
+            </w:r>
+          </w:p>
+          <w:p>
+            <w:pPr>
+              <w:ind w:firstLineChars="300" w:firstLine="720"/>
+              <w:rPr>
+                <w:rFonts w:eastAsia="仿宋_GB2312" w:hint="eastAsia"/>
+              </w:rPr>
+            </w:pPr>
+            <w:r>
+              <w:rPr>
+                <w:rFonts w:eastAsia="仿宋_GB2312"/>
+              </w:rPr>
+              <w:t xml:space="preserve">3e4: 0080a023 </w:t>
+            </w:r>
+            <w:r>
+              <w:rPr>
+                <w:rFonts w:eastAsia="仿宋_GB2312" w:hint="eastAsia"/>
+              </w:rPr>
+              <w:t xml:space="preserve">          </w:t>
+            </w:r>
+            <w:r>
+              <w:rPr>
+                <w:rFonts w:eastAsia="仿宋_GB2312"/>
+              </w:rPr>
+              <w:t xml:space="preserve">sw x8,0(x1) # fffff000 </w:t>
+            </w:r>
+            <w:r>
+              <w:rPr>
+                <w:rFonts w:eastAsia="仿宋_GB2312" w:hint="eastAsia"/>
+              </w:rPr>
+              <w:t>&lt;_end+0xffffaf90&gt;</w:t>
+            </w:r>
+          </w:p>
+          <w:p>
+            <w:pPr>
+              <w:ind w:firstLineChars="300" w:firstLine="720"/>
+              <w:rPr>
+                <w:rFonts w:eastAsia="仿宋_GB2312" w:hint="eastAsia"/>
+              </w:rPr>
+            </w:pPr>
+            <w:r>
+              <w:rPr>
+                <w:rFonts w:eastAsia="仿宋_GB2312"/>
+              </w:rPr>
+              <w:t xml:space="preserve">3e8: 000f80e7 </w:t>
+            </w:r>
+            <w:r>
+              <w:rPr>
+                <w:rFonts w:eastAsia="仿宋_GB2312" w:hint="eastAsia"/>
+              </w:rPr>
+              <w:t xml:space="preserve">          </w:t>
+            </w:r>
+            <w:r>
+              <w:rPr>
+                <w:rFonts w:eastAsia="仿宋_GB2312"/>
+              </w:rPr>
+              <w:t>jalr x1,0(x31)</w:t>
+            </w:r>
+          </w:p>
+          <w:p>
+            <w:pPr>
+              <w:rPr>
+                <w:rFonts w:eastAsia="仿宋_GB2312"/>
+              </w:rPr>
+            </w:pPr>
+            <w:r>
+              <w:rPr>
+                <w:rFonts w:eastAsia="仿宋_GB2312"/>
+              </w:rPr>
+              <w:t xml:space="preserve">pc = 3c8 </w:t>
+            </w:r>
+            <w:r>
+              <w:rPr>
+                <w:rFonts w:eastAsia="仿宋_GB2312"/>
+              </w:rPr>
+              <w:t>和</w:t>
+            </w:r>
+            <w:r>
+              <w:rPr>
+                <w:rFonts w:eastAsia="仿宋_GB2312"/>
+              </w:rPr>
+              <w:t xml:space="preserve"> pc = 3cc</w:t>
+            </w:r>
+            <w:r>
+              <w:rPr>
+                <w:rFonts w:eastAsia="仿宋_GB2312"/>
+              </w:rPr>
+              <w:t>，与</w:t>
+            </w:r>
+            <w:r>
+              <w:rPr>
+                <w:rFonts w:eastAsia="仿宋_GB2312"/>
+              </w:rPr>
+              <w:t xml:space="preserve"> x1 </w:t>
+            </w:r>
+            <w:r>
+              <w:rPr>
+                <w:rFonts w:eastAsia="仿宋_GB2312"/>
+              </w:rPr>
+              <w:t>有关。</w:t>
+            </w:r>
+          </w:p>
+          <w:p>
+            <w:pPr>
+              <w:ind w:firstLineChars="200" w:firstLine="480"/>
+              <w:rPr>
+                <w:rFonts w:eastAsia="仿宋_GB2312"/>
+                <w:noProof/>
+              </w:rPr>
+            </w:pPr>
+            <w:r>
+              <w:rPr>
+                <w:rFonts w:eastAsia="仿宋_GB2312"/>
+                <w:noProof/>
+              </w:rPr>
+              <w:pict w14:anchorId="628BFE5F">
+                <v:shape id="_x0000_i1051" type="#_x0000_t75" style="width:349.5pt;height:218.25pt;visibility:visible;mso-wrap-style:square">
+                  <v:imagedata r:id="rId25" o:title=""/>
+                </v:shape>
+              </w:pict>
+            </w:r>
+          </w:p>
+          <w:p>
+            <w:pPr>
+              <w:ind w:firstLineChars="200" w:firstLine="480"/>
+              <w:rPr>
+                <w:rFonts w:eastAsia="仿宋_GB2312"/>
+              </w:rPr>
+            </w:pPr>
+            <w:r>
+              <w:rPr>
+                <w:rFonts w:eastAsia="仿宋_GB2312"/>
+              </w:rPr>
+              <w:t xml:space="preserve">x1 </w:t>
+            </w:r>
+            <w:r>
+              <w:rPr>
+                <w:rFonts w:eastAsia="仿宋_GB2312"/>
+              </w:rPr>
+              <w:t>在</w:t>
+            </w:r>
+            <w:r>
+              <w:rPr>
+                <w:rFonts w:eastAsia="仿宋_GB2312"/>
+              </w:rPr>
+              <w:t xml:space="preserve"> pc = 3c8 </w:t>
+            </w:r>
+            <w:r>
+              <w:rPr>
+                <w:rFonts w:eastAsia="仿宋_GB2312"/>
+              </w:rPr>
+              <w:t>的指令的</w:t>
+            </w:r>
+            <w:r>
+              <w:rPr>
+                <w:rFonts w:eastAsia="仿宋_GB2312"/>
+              </w:rPr>
+              <w:t xml:space="preserve"> WB </w:t>
+            </w:r>
+            <w:r>
+              <w:rPr>
+                <w:rFonts w:eastAsia="仿宋_GB2312"/>
+              </w:rPr>
+              <w:t>阶段结束后，值变为</w:t>
+            </w:r>
+            <w:r>
+              <w:rPr>
+                <w:rFonts w:eastAsia="仿宋_GB2312"/>
+              </w:rPr>
+              <w:t xml:space="preserve"> 0000 000f</w:t>
+            </w:r>
+            <w:r>
+              <w:rPr>
+                <w:rFonts w:eastAsia="仿宋_GB2312"/>
+              </w:rPr>
+              <w:t>；</w:t>
+            </w:r>
+            <w:r>
+              <w:rPr>
+                <w:rFonts w:eastAsia="仿宋_GB2312"/>
+              </w:rPr>
+              <w:t xml:space="preserve"> </w:t>
+            </w:r>
+            <w:r>
+              <w:rPr>
+                <w:rFonts w:eastAsia="仿宋_GB2312"/>
+              </w:rPr>
+              <w:t>而</w:t>
+            </w:r>
+            <w:r>
+              <w:rPr>
+                <w:rFonts w:eastAsia="仿宋_GB2312"/>
+              </w:rPr>
+              <w:t xml:space="preserve"> pc = 3cc </w:t>
+            </w:r>
+            <w:r>
+              <w:rPr>
+                <w:rFonts w:eastAsia="仿宋_GB2312"/>
+              </w:rPr>
+              <w:t>的指令的</w:t>
+            </w:r>
+            <w:r>
+              <w:rPr>
+                <w:rFonts w:eastAsia="仿宋_GB2312"/>
+              </w:rPr>
+              <w:t xml:space="preserve"> EX </w:t>
+            </w:r>
+            <w:r>
+              <w:rPr>
+                <w:rFonts w:eastAsia="仿宋_GB2312"/>
+              </w:rPr>
+              <w:t>阶段需要使用到</w:t>
+            </w:r>
+            <w:r>
+              <w:rPr>
+                <w:rFonts w:eastAsia="仿宋_GB2312"/>
+              </w:rPr>
+              <w:t xml:space="preserve"> x1 </w:t>
+            </w:r>
+            <w:r>
+              <w:rPr>
+                <w:rFonts w:eastAsia="仿宋_GB2312"/>
+              </w:rPr>
+              <w:t>了，而</w:t>
+            </w:r>
+            <w:r>
+              <w:rPr>
+                <w:rFonts w:eastAsia="仿宋_GB2312"/>
+              </w:rPr>
+              <w:t xml:space="preserve"> x1 </w:t>
+            </w:r>
+            <w:r>
+              <w:rPr>
+                <w:rFonts w:eastAsia="仿宋_GB2312"/>
+              </w:rPr>
+              <w:t>的值仍然是原来的</w:t>
+            </w:r>
+            <w:r>
+              <w:rPr>
+                <w:rFonts w:eastAsia="仿宋_GB2312"/>
+              </w:rPr>
+              <w:t xml:space="preserve"> 0000 000d</w:t>
+            </w:r>
+            <w:r>
+              <w:rPr>
+                <w:rFonts w:eastAsia="仿宋_GB2312"/>
+              </w:rPr>
+              <w:t>，于是就需要使用前递来解决问题。</w:t>
+            </w:r>
+            <w:r>
+              <w:rPr>
+                <w:rFonts w:eastAsia="仿宋_GB2312"/>
+              </w:rPr>
+              <w:t xml:space="preserve"> </w:t>
+            </w:r>
+          </w:p>
+          <w:p>
+            <w:pPr>
+              <w:ind w:firstLineChars="200" w:firstLine="480"/>
+              <w:rPr>
+                <w:rFonts w:eastAsia="仿宋_GB2312"/>
+              </w:rPr>
+            </w:pPr>
+            <w:r>
+              <w:rPr>
+                <w:rFonts w:eastAsia="仿宋_GB2312"/>
+              </w:rPr>
+              <w:t>注意到</w:t>
+            </w:r>
+            <w:r>
+              <w:rPr>
+                <w:rFonts w:eastAsia="仿宋_GB2312"/>
+              </w:rPr>
+              <w:t xml:space="preserve"> pc = 3c8 </w:t>
+            </w:r>
+            <w:r>
+              <w:rPr>
+                <w:rFonts w:eastAsia="仿宋_GB2312"/>
+              </w:rPr>
+              <w:t>的指令在</w:t>
+            </w:r>
+            <w:r>
+              <w:rPr>
+                <w:rFonts w:eastAsia="仿宋_GB2312"/>
+              </w:rPr>
+              <w:t xml:space="preserve"> EX </w:t>
+            </w:r>
+            <w:r>
+              <w:rPr>
+                <w:rFonts w:eastAsia="仿宋_GB2312"/>
+              </w:rPr>
+              <w:t>阶段时，</w:t>
+            </w:r>
+            <w:r>
+              <w:rPr>
+                <w:rFonts w:eastAsia="仿宋_GB2312"/>
+              </w:rPr>
+              <w:t xml:space="preserve">pc = 3cc </w:t>
+            </w:r>
+            <w:r>
+              <w:rPr>
+                <w:rFonts w:eastAsia="仿宋_GB2312"/>
+              </w:rPr>
+              <w:t>的指令在</w:t>
+            </w:r>
+            <w:r>
+              <w:rPr>
+                <w:rFonts w:eastAsia="仿宋_GB2312"/>
+              </w:rPr>
+              <w:t xml:space="preserve"> ID </w:t>
+            </w:r>
+            <w:r>
+              <w:rPr>
+                <w:rFonts w:eastAsia="仿宋_GB2312"/>
+              </w:rPr>
+              <w:t>阶段；</w:t>
+            </w:r>
+            <w:r>
+              <w:rPr>
+                <w:rFonts w:eastAsia="仿宋_GB2312"/>
+              </w:rPr>
+              <w:t xml:space="preserve"> </w:t>
+            </w:r>
+            <w:r>
+              <w:rPr>
+                <w:rFonts w:eastAsia="仿宋_GB2312"/>
+              </w:rPr>
+              <w:t>此时，冒险检测器检测到发生冒险，并对</w:t>
+            </w:r>
+            <w:r>
+              <w:rPr>
+                <w:rFonts w:eastAsia="仿宋_GB2312"/>
+              </w:rPr>
+              <w:t xml:space="preserve"> rD2 </w:t>
+            </w:r>
+            <w:r>
+              <w:rPr>
+                <w:rFonts w:eastAsia="仿宋_GB2312"/>
+              </w:rPr>
+              <w:t>进行前递：在</w:t>
+            </w:r>
+            <w:r>
+              <w:rPr>
+                <w:rFonts w:eastAsia="仿宋_GB2312"/>
+              </w:rPr>
+              <w:t xml:space="preserve"> ID/EX </w:t>
+            </w:r>
+            <w:r>
+              <w:rPr>
+                <w:rFonts w:eastAsia="仿宋_GB2312"/>
+              </w:rPr>
+              <w:t>寄存器内，</w:t>
+            </w:r>
+            <w:r>
+              <w:rPr>
+                <w:rFonts w:eastAsia="仿宋_GB2312"/>
+              </w:rPr>
+              <w:t xml:space="preserve"> rD2_i = 0000 000d</w:t>
+            </w:r>
+            <w:r>
+              <w:rPr>
+                <w:rFonts w:eastAsia="仿宋_GB2312"/>
+              </w:rPr>
+              <w:t>，这是原本的</w:t>
+            </w:r>
+            <w:r>
+              <w:rPr>
+                <w:rFonts w:eastAsia="仿宋_GB2312"/>
+              </w:rPr>
+              <w:t xml:space="preserve"> x1 </w:t>
+            </w:r>
+            <w:r>
+              <w:rPr>
+                <w:rFonts w:eastAsia="仿宋_GB2312"/>
+              </w:rPr>
+              <w:t>的值；</w:t>
+            </w:r>
+            <w:r>
+              <w:rPr>
+                <w:rFonts w:eastAsia="仿宋_GB2312"/>
+              </w:rPr>
+              <w:t xml:space="preserve"> </w:t>
+            </w:r>
+            <w:r>
+              <w:rPr>
+                <w:rFonts w:eastAsia="仿宋_GB2312"/>
+              </w:rPr>
+              <w:t>前递来的</w:t>
+            </w:r>
+            <w:r>
+              <w:rPr>
+                <w:rFonts w:eastAsia="仿宋_GB2312"/>
+              </w:rPr>
+              <w:t xml:space="preserve"> rD2_forward = 0000 000f</w:t>
+            </w:r>
+            <w:r>
+              <w:rPr>
+                <w:rFonts w:eastAsia="仿宋_GB2312"/>
+              </w:rPr>
+              <w:t>，自然需要选取前递的值作为输出（</w:t>
+            </w:r>
+            <w:r>
+              <w:rPr>
+                <w:rFonts w:eastAsia="仿宋_GB2312"/>
+              </w:rPr>
+              <w:t>rD2_op = 1</w:t>
+            </w:r>
+            <w:r>
+              <w:rPr>
+                <w:rFonts w:eastAsia="仿宋_GB2312"/>
+              </w:rPr>
+              <w:t>）。</w:t>
+            </w:r>
+            <w:r>
+              <w:rPr>
+                <w:rFonts w:eastAsia="仿宋_GB2312"/>
+              </w:rPr>
+              <w:t xml:space="preserve"> </w:t>
+            </w:r>
+            <w:r>
+              <w:rPr>
+                <w:rFonts w:eastAsia="仿宋_GB2312"/>
+              </w:rPr>
+              <w:t>故在</w:t>
+            </w:r>
+            <w:r>
+              <w:rPr>
+                <w:rFonts w:eastAsia="仿宋_GB2312"/>
+              </w:rPr>
+              <w:t xml:space="preserve"> pc = 3cc </w:t>
+            </w:r>
+            <w:r>
+              <w:rPr>
+                <w:rFonts w:eastAsia="仿宋_GB2312"/>
+              </w:rPr>
+              <w:t>的指令到达</w:t>
+            </w:r>
+            <w:r>
+              <w:rPr>
+                <w:rFonts w:eastAsia="仿宋_GB2312"/>
+              </w:rPr>
+              <w:t xml:space="preserve"> EX </w:t>
+            </w:r>
+            <w:r>
+              <w:rPr>
+                <w:rFonts w:eastAsia="仿宋_GB2312"/>
+              </w:rPr>
+              <w:t>阶段时，从</w:t>
+            </w:r>
+            <w:r>
+              <w:rPr>
+                <w:rFonts w:eastAsia="仿宋_GB2312"/>
+              </w:rPr>
+              <w:t xml:space="preserve"> I</w:t>
+            </w:r>
+            <w:r>
+              <w:rPr>
+                <w:rFonts w:eastAsia="仿宋_GB2312" w:hint="eastAsia"/>
+              </w:rPr>
+              <w:t>D/EX</w:t>
+            </w:r>
+            <w:r>
+              <w:rPr>
+                <w:rFonts w:eastAsia="仿宋_GB2312" w:hint="eastAsia"/>
+              </w:rPr>
+              <w:t>寄存器得到的</w:t>
+            </w:r>
+            <w:r>
+              <w:rPr>
+                <w:rFonts w:eastAsia="仿宋_GB2312" w:hint="eastAsia"/>
+              </w:rPr>
+              <w:t>rD2_o</w:t>
+            </w:r>
+            <w:r>
+              <w:rPr>
+                <w:rFonts w:eastAsia="仿宋_GB2312" w:hint="eastAsia"/>
+              </w:rPr>
+              <w:t>是</w:t>
+            </w:r>
+            <w:r>
+              <w:rPr>
+                <w:rFonts w:eastAsia="仿宋_GB2312" w:hint="eastAsia"/>
+              </w:rPr>
+              <w:t>0000000f</w:t>
+            </w:r>
+            <w:r>
+              <w:rPr>
+                <w:rFonts w:eastAsia="仿宋_GB2312" w:hint="eastAsia"/>
+              </w:rPr>
+              <w:t>，成功完成前递，解决数据冒险。</w:t>
+            </w:r>
+          </w:p>
+          <w:p>
+            <w:pPr>
+              <w:ind w:firstLineChars="200" w:firstLine="480"/>
+              <w:rPr>
+                <w:rFonts w:eastAsia="仿宋_GB2312" w:hint="eastAsia"/>
+              </w:rPr>
+            </w:pPr>
+          </w:p>
+          <w:p>
+            <w:pPr>
+              <w:ind w:firstLineChars="400" w:firstLine="964"/>
+              <w:rPr>
+                <w:rFonts w:eastAsia="仿宋_GB2312"/>
+                <w:b/>
+                <w:bCs/>
+                <w:noProof/>
+              </w:rPr>
+            </w:pPr>
+            <w:r>
+              <w:rPr>
+                <w:rFonts w:eastAsia="仿宋_GB2312" w:hint="eastAsia"/>
+                <w:b/>
+                <w:bCs/>
+                <w:noProof/>
+              </w:rPr>
+              <w:sym w:font="Symbol" w:char="F0D8"/>
+            </w:r>
+            <w:r>
+              <w:rPr>
+                <w:rFonts w:eastAsia="仿宋_GB2312" w:hint="eastAsia"/>
+                <w:b/>
+                <w:bCs/>
+                <w:noProof/>
+              </w:rPr>
+              <w:t>间隔一条</w:t>
+            </w:r>
+          </w:p>
+          <w:p>
+            <w:pPr>
+              <w:rPr>
+                <w:rFonts w:eastAsia="仿宋_GB2312" w:hint="eastAsia"/>
+              </w:rPr>
+            </w:pPr>
+            <w:r>
+              <w:rPr>
+                <w:rFonts w:eastAsia="仿宋_GB2312"/>
+              </w:rPr>
+              <w:t>00</w:t>
+            </w:r>
+            <w:r>
+              <w:rPr>
+                <w:rFonts w:eastAsia="仿宋_GB2312" w:hint="eastAsia"/>
+              </w:rPr>
+              <w:t>000</w:t>
+            </w:r>
+            <w:r>
+              <w:rPr>
+                <w:rFonts w:eastAsia="仿宋_GB2312"/>
+              </w:rPr>
+              <w:t xml:space="preserve">34c : </w:t>
+            </w:r>
+            <w:r>
+              <w:rPr>
+                <w:rFonts w:eastAsia="仿宋_GB2312" w:hint="eastAsia"/>
+              </w:rPr>
+              <w:t>&lt;test_1020&gt;</w:t>
+            </w:r>
+          </w:p>
+          <w:p>
+            <w:pPr>
+              <w:ind w:firstLineChars="300" w:firstLine="720"/>
+              <w:rPr>
+                <w:rFonts w:eastAsia="仿宋_GB2312"/>
+              </w:rPr>
+            </w:pPr>
+            <w:r>
+              <w:rPr>
+                <w:rFonts w:eastAsia="仿宋_GB2312"/>
+              </w:rPr>
+              <w:t xml:space="preserve">34c: 00000213 </w:t>
+            </w:r>
+            <w:r>
+              <w:rPr>
+                <w:rFonts w:eastAsia="仿宋_GB2312" w:hint="eastAsia"/>
+              </w:rPr>
+              <w:t xml:space="preserve">          </w:t>
+            </w:r>
+            <w:r>
+              <w:rPr>
+                <w:rFonts w:eastAsia="仿宋_GB2312"/>
+              </w:rPr>
+              <w:t xml:space="preserve">addi x4,x0,0 </w:t>
+            </w:r>
+          </w:p>
+          <w:p>
+            <w:pPr>
+              <w:ind w:firstLineChars="300" w:firstLine="720"/>
+              <w:rPr>
+                <w:rFonts w:eastAsia="仿宋_GB2312"/>
+              </w:rPr>
+            </w:pPr>
+            <w:r>
+              <w:rPr>
+                <w:rFonts w:eastAsia="仿宋_GB2312"/>
+              </w:rPr>
+              <w:lastRenderedPageBreak/>
+              <w:t xml:space="preserve">350: 00d00093 </w:t>
+            </w:r>
+            <w:r>
+              <w:rPr>
+                <w:rFonts w:eastAsia="仿宋_GB2312" w:hint="eastAsia"/>
+              </w:rPr>
+              <w:t xml:space="preserve">          </w:t>
+            </w:r>
+            <w:r>
+              <w:rPr>
+                <w:rFonts w:eastAsia="仿宋_GB2312"/>
+              </w:rPr>
+              <w:t xml:space="preserve">addi x1,x0,13 </w:t>
+            </w:r>
+          </w:p>
+          <w:p>
+            <w:pPr>
+              <w:ind w:firstLineChars="300" w:firstLine="720"/>
+              <w:rPr>
+                <w:rFonts w:eastAsia="仿宋_GB2312"/>
+              </w:rPr>
+            </w:pPr>
+            <w:r>
+              <w:rPr>
+                <w:rFonts w:eastAsia="仿宋_GB2312"/>
+              </w:rPr>
+              <w:t xml:space="preserve">354: 00b00113 </w:t>
+            </w:r>
+            <w:r>
+              <w:rPr>
+                <w:rFonts w:eastAsia="仿宋_GB2312" w:hint="eastAsia"/>
+              </w:rPr>
+              <w:t xml:space="preserve">          </w:t>
+            </w:r>
+            <w:r>
+              <w:rPr>
+                <w:rFonts w:eastAsia="仿宋_GB2312"/>
+              </w:rPr>
+              <w:t xml:space="preserve">addi x2,x0,11 </w:t>
+            </w:r>
+          </w:p>
+          <w:p>
+            <w:pPr>
+              <w:ind w:firstLineChars="300" w:firstLine="720"/>
+              <w:rPr>
+                <w:rFonts w:eastAsia="仿宋_GB2312"/>
+              </w:rPr>
+            </w:pPr>
+            <w:r>
+              <w:rPr>
+                <w:rFonts w:eastAsia="仿宋_GB2312"/>
+              </w:rPr>
+              <w:t xml:space="preserve">358: 00208733 </w:t>
+            </w:r>
+            <w:r>
+              <w:rPr>
+                <w:rFonts w:eastAsia="仿宋_GB2312" w:hint="eastAsia"/>
+              </w:rPr>
+              <w:t xml:space="preserve">         </w:t>
+            </w:r>
+            <w:r>
+              <w:rPr>
+                <w:rFonts w:eastAsia="仿宋_GB2312"/>
+              </w:rPr>
+              <w:t xml:space="preserve">add x14,x1,x2 </w:t>
+            </w:r>
+          </w:p>
+          <w:p>
+            <w:pPr>
+              <w:ind w:firstLineChars="300" w:firstLine="720"/>
+              <w:rPr>
+                <w:rFonts w:eastAsia="仿宋_GB2312"/>
+              </w:rPr>
+            </w:pPr>
+            <w:r>
+              <w:rPr>
+                <w:rFonts w:eastAsia="仿宋_GB2312"/>
+              </w:rPr>
+              <w:t xml:space="preserve">35c: 00070313 </w:t>
+            </w:r>
+            <w:r>
+              <w:rPr>
+                <w:rFonts w:eastAsia="仿宋_GB2312" w:hint="eastAsia"/>
+              </w:rPr>
+              <w:t xml:space="preserve">         </w:t>
+            </w:r>
+            <w:r>
+              <w:rPr>
+                <w:rFonts w:eastAsia="仿宋_GB2312"/>
+              </w:rPr>
+              <w:t xml:space="preserve">addi x6,x14,0 </w:t>
+            </w:r>
+          </w:p>
+          <w:p>
+            <w:pPr>
+              <w:ind w:firstLineChars="300" w:firstLine="720"/>
+              <w:rPr>
+                <w:rFonts w:eastAsia="仿宋_GB2312" w:hint="eastAsia"/>
+              </w:rPr>
+            </w:pPr>
+            <w:r>
+              <w:rPr>
+                <w:rFonts w:eastAsia="仿宋_GB2312"/>
+              </w:rPr>
+              <w:t xml:space="preserve">360: 00120213 </w:t>
+            </w:r>
+            <w:r>
+              <w:rPr>
+                <w:rFonts w:eastAsia="仿宋_GB2312" w:hint="eastAsia"/>
+              </w:rPr>
+              <w:t xml:space="preserve">         </w:t>
+            </w:r>
+            <w:r>
+              <w:rPr>
+                <w:rFonts w:eastAsia="仿宋_GB2312"/>
+              </w:rPr>
+              <w:t xml:space="preserve">addi x4,x4,1 # 1 </w:t>
+            </w:r>
+            <w:r>
+              <w:rPr>
+                <w:rFonts w:eastAsia="仿宋_GB2312" w:hint="eastAsia"/>
+              </w:rPr>
+              <w:t>&lt;_start+0x1&gt;</w:t>
+            </w:r>
+          </w:p>
+          <w:p>
+            <w:pPr>
+              <w:ind w:firstLineChars="300" w:firstLine="720"/>
+              <w:rPr>
+                <w:rFonts w:eastAsia="仿宋_GB2312"/>
+              </w:rPr>
+            </w:pPr>
+            <w:r>
+              <w:rPr>
+                <w:rFonts w:eastAsia="仿宋_GB2312"/>
+              </w:rPr>
+              <w:t xml:space="preserve">364: 00200293 </w:t>
+            </w:r>
+            <w:r>
+              <w:rPr>
+                <w:rFonts w:eastAsia="仿宋_GB2312" w:hint="eastAsia"/>
+              </w:rPr>
+              <w:t xml:space="preserve">         </w:t>
+            </w:r>
+            <w:r>
+              <w:rPr>
+                <w:rFonts w:eastAsia="仿宋_GB2312"/>
+              </w:rPr>
+              <w:t xml:space="preserve">addi x5,x0,2 </w:t>
+            </w:r>
+          </w:p>
+          <w:p>
+            <w:pPr>
+              <w:ind w:firstLineChars="300" w:firstLine="720"/>
+              <w:rPr>
+                <w:rFonts w:eastAsia="仿宋_GB2312" w:hint="eastAsia"/>
+              </w:rPr>
+            </w:pPr>
+            <w:r>
+              <w:rPr>
+                <w:rFonts w:eastAsia="仿宋_GB2312"/>
+              </w:rPr>
+              <w:t xml:space="preserve">368: fe5214e3 </w:t>
+            </w:r>
+            <w:r>
+              <w:rPr>
+                <w:rFonts w:eastAsia="仿宋_GB2312" w:hint="eastAsia"/>
+              </w:rPr>
+              <w:t xml:space="preserve">          </w:t>
+            </w:r>
+            <w:r>
+              <w:rPr>
+                <w:rFonts w:eastAsia="仿宋_GB2312"/>
+              </w:rPr>
+              <w:t xml:space="preserve">bne x4,x5,350 </w:t>
+            </w:r>
+            <w:r>
+              <w:rPr>
+                <w:rFonts w:eastAsia="仿宋_GB2312" w:hint="eastAsia"/>
+              </w:rPr>
+              <w:t>&lt;test_1020+0x4&gt;</w:t>
+            </w:r>
+          </w:p>
+          <w:p>
+            <w:pPr>
+              <w:ind w:firstLineChars="300" w:firstLine="720"/>
+              <w:rPr>
+                <w:rFonts w:eastAsia="仿宋_GB2312"/>
+              </w:rPr>
+            </w:pPr>
+            <w:r>
+              <w:rPr>
+                <w:rFonts w:eastAsia="仿宋_GB2312"/>
+              </w:rPr>
+              <w:t xml:space="preserve">36c: 01800393 </w:t>
+            </w:r>
+            <w:r>
+              <w:rPr>
+                <w:rFonts w:eastAsia="仿宋_GB2312" w:hint="eastAsia"/>
+              </w:rPr>
+              <w:t xml:space="preserve">         </w:t>
+            </w:r>
+            <w:r>
+              <w:rPr>
+                <w:rFonts w:eastAsia="仿宋_GB2312"/>
+              </w:rPr>
+              <w:t xml:space="preserve">addi x7,x0,24 </w:t>
+            </w:r>
+          </w:p>
+          <w:p>
+            <w:pPr>
+              <w:ind w:firstLineChars="300" w:firstLine="720"/>
+              <w:rPr>
+                <w:rFonts w:eastAsia="仿宋_GB2312"/>
+              </w:rPr>
+            </w:pPr>
+            <w:r>
+              <w:rPr>
+                <w:rFonts w:eastAsia="仿宋_GB2312"/>
+              </w:rPr>
+              <w:t xml:space="preserve">370: 3fc00193 </w:t>
+            </w:r>
+            <w:r>
+              <w:rPr>
+                <w:rFonts w:eastAsia="仿宋_GB2312" w:hint="eastAsia"/>
+              </w:rPr>
+              <w:t xml:space="preserve">          </w:t>
+            </w:r>
+            <w:r>
+              <w:rPr>
+                <w:rFonts w:eastAsia="仿宋_GB2312"/>
+              </w:rPr>
+              <w:t xml:space="preserve">addi x3,x0,1020 </w:t>
+            </w:r>
+          </w:p>
+          <w:p>
+            <w:pPr>
+              <w:ind w:firstLineChars="300" w:firstLine="720"/>
+              <w:rPr>
+                <w:rFonts w:eastAsia="仿宋_GB2312"/>
+              </w:rPr>
+            </w:pPr>
+            <w:r>
+              <w:rPr>
+                <w:rFonts w:eastAsia="仿宋_GB2312"/>
+              </w:rPr>
+              <w:t xml:space="preserve">374: ee731ee3 </w:t>
+            </w:r>
+            <w:r>
+              <w:rPr>
+                <w:rFonts w:eastAsia="仿宋_GB2312" w:hint="eastAsia"/>
+              </w:rPr>
+              <w:t xml:space="preserve">          </w:t>
+            </w:r>
+            <w:r>
+              <w:rPr>
+                <w:rFonts w:eastAsia="仿宋_GB2312"/>
+              </w:rPr>
+              <w:t>bne x6,x7,270</w:t>
+            </w:r>
+            <w:r>
+              <w:rPr>
+                <w:rFonts w:eastAsia="仿宋_GB2312" w:hint="eastAsia"/>
+              </w:rPr>
+              <w:t>&lt;fail&gt;</w:t>
+            </w:r>
+          </w:p>
+          <w:p>
+            <w:pPr>
+              <w:rPr>
+                <w:rFonts w:eastAsia="仿宋_GB2312"/>
+              </w:rPr>
+            </w:pPr>
+            <w:r>
+              <w:rPr>
+                <w:rFonts w:eastAsia="仿宋_GB2312"/>
+              </w:rPr>
+              <w:t xml:space="preserve">pc = 350 </w:t>
+            </w:r>
+            <w:r>
+              <w:rPr>
+                <w:rFonts w:eastAsia="仿宋_GB2312"/>
+              </w:rPr>
+              <w:t>和</w:t>
+            </w:r>
+            <w:r>
+              <w:rPr>
+                <w:rFonts w:eastAsia="仿宋_GB2312"/>
+              </w:rPr>
+              <w:t xml:space="preserve"> pc = 358</w:t>
+            </w:r>
+            <w:r>
+              <w:rPr>
+                <w:rFonts w:eastAsia="仿宋_GB2312"/>
+              </w:rPr>
+              <w:t>，与</w:t>
+            </w:r>
+            <w:r>
+              <w:rPr>
+                <w:rFonts w:eastAsia="仿宋_GB2312"/>
+              </w:rPr>
+              <w:t xml:space="preserve"> x1 </w:t>
+            </w:r>
+            <w:r>
+              <w:rPr>
+                <w:rFonts w:eastAsia="仿宋_GB2312"/>
+              </w:rPr>
+              <w:t>有关。</w:t>
+            </w:r>
+          </w:p>
+          <w:p>
+            <w:pPr>
+              <w:ind w:firstLineChars="200" w:firstLine="480"/>
+              <w:rPr>
+                <w:rFonts w:eastAsia="仿宋_GB2312"/>
+                <w:noProof/>
+              </w:rPr>
+            </w:pPr>
+            <w:r>
+              <w:rPr>
+                <w:rFonts w:eastAsia="仿宋_GB2312"/>
+                <w:noProof/>
+              </w:rPr>
+              <w:pict w14:anchorId="069539D5">
+                <v:shape id="_x0000_i1053" type="#_x0000_t75" style="width:356.25pt;height:210pt;visibility:visible;mso-wrap-style:square">
+                  <v:imagedata r:id="rId26" o:title=""/>
+                </v:shape>
+              </w:pict>
+            </w:r>
+          </w:p>
+          <w:p>
+            <w:pPr>
+              <w:ind w:firstLineChars="200" w:firstLine="480"/>
+              <w:rPr>
+                <w:rFonts w:eastAsia="仿宋_GB2312"/>
+              </w:rPr>
+            </w:pPr>
+            <w:r>
+              <w:rPr>
+                <w:rFonts w:eastAsia="仿宋_GB2312"/>
+              </w:rPr>
+              <w:t xml:space="preserve">x1 </w:t>
+            </w:r>
+            <w:r>
+              <w:rPr>
+                <w:rFonts w:eastAsia="仿宋_GB2312"/>
+              </w:rPr>
+              <w:t>在</w:t>
+            </w:r>
+            <w:r>
+              <w:rPr>
+                <w:rFonts w:eastAsia="仿宋_GB2312"/>
+              </w:rPr>
+              <w:t xml:space="preserve"> pc = 350 </w:t>
+            </w:r>
+            <w:r>
+              <w:rPr>
+                <w:rFonts w:eastAsia="仿宋_GB2312"/>
+              </w:rPr>
+              <w:t>的指令的</w:t>
+            </w:r>
+            <w:r>
+              <w:rPr>
+                <w:rFonts w:eastAsia="仿宋_GB2312"/>
+              </w:rPr>
+              <w:t xml:space="preserve"> WB </w:t>
+            </w:r>
+            <w:r>
+              <w:rPr>
+                <w:rFonts w:eastAsia="仿宋_GB2312"/>
+              </w:rPr>
+              <w:t>阶段结束后，值变为</w:t>
+            </w:r>
+            <w:r>
+              <w:rPr>
+                <w:rFonts w:eastAsia="仿宋_GB2312"/>
+              </w:rPr>
+              <w:t xml:space="preserve"> 0000 000d</w:t>
+            </w:r>
+            <w:r>
+              <w:rPr>
+                <w:rFonts w:eastAsia="仿宋_GB2312"/>
+              </w:rPr>
+              <w:t>；</w:t>
+            </w:r>
+            <w:r>
+              <w:rPr>
+                <w:rFonts w:eastAsia="仿宋_GB2312"/>
+              </w:rPr>
+              <w:t xml:space="preserve"> </w:t>
+            </w:r>
+            <w:r>
+              <w:rPr>
+                <w:rFonts w:eastAsia="仿宋_GB2312"/>
+              </w:rPr>
+              <w:t>而</w:t>
+            </w:r>
+            <w:r>
+              <w:rPr>
+                <w:rFonts w:eastAsia="仿宋_GB2312"/>
+              </w:rPr>
+              <w:t xml:space="preserve"> pc = 358 </w:t>
+            </w:r>
+            <w:r>
+              <w:rPr>
+                <w:rFonts w:eastAsia="仿宋_GB2312"/>
+              </w:rPr>
+              <w:t>的指令的</w:t>
+            </w:r>
+            <w:r>
+              <w:rPr>
+                <w:rFonts w:eastAsia="仿宋_GB2312"/>
+              </w:rPr>
+              <w:t xml:space="preserve"> EX </w:t>
+            </w:r>
+            <w:r>
+              <w:rPr>
+                <w:rFonts w:eastAsia="仿宋_GB2312"/>
+              </w:rPr>
+              <w:t>阶段就需要使用到</w:t>
+            </w:r>
+            <w:r>
+              <w:rPr>
+                <w:rFonts w:eastAsia="仿宋_GB2312"/>
+              </w:rPr>
+              <w:t xml:space="preserve"> x1 </w:t>
+            </w:r>
+            <w:r>
+              <w:rPr>
+                <w:rFonts w:eastAsia="仿宋_GB2312"/>
+              </w:rPr>
+              <w:t>了，而</w:t>
+            </w:r>
+            <w:r>
+              <w:rPr>
+                <w:rFonts w:eastAsia="仿宋_GB2312"/>
+              </w:rPr>
+              <w:t xml:space="preserve"> x1 </w:t>
+            </w:r>
+            <w:r>
+              <w:rPr>
+                <w:rFonts w:eastAsia="仿宋_GB2312"/>
+              </w:rPr>
+              <w:t>的值仍然是原来的</w:t>
+            </w:r>
+            <w:r>
+              <w:rPr>
+                <w:rFonts w:eastAsia="仿宋_GB2312"/>
+              </w:rPr>
+              <w:t xml:space="preserve"> 0000 0018</w:t>
+            </w:r>
+            <w:r>
+              <w:rPr>
+                <w:rFonts w:eastAsia="仿宋_GB2312"/>
+              </w:rPr>
+              <w:t>，于是就需要使用前递来解决问题。</w:t>
+            </w:r>
+            <w:r>
+              <w:rPr>
+                <w:rFonts w:eastAsia="仿宋_GB2312"/>
+              </w:rPr>
+              <w:t xml:space="preserve"> </w:t>
+            </w:r>
+          </w:p>
+          <w:p>
+            <w:pPr>
+              <w:ind w:firstLineChars="200" w:firstLine="480"/>
+              <w:rPr>
+                <w:rFonts w:eastAsia="仿宋_GB2312"/>
+              </w:rPr>
+            </w:pPr>
+            <w:r>
+              <w:rPr>
+                <w:rFonts w:eastAsia="仿宋_GB2312"/>
+              </w:rPr>
+              <w:t>注意到</w:t>
+            </w:r>
+            <w:r>
+              <w:rPr>
+                <w:rFonts w:eastAsia="仿宋_GB2312"/>
+              </w:rPr>
+              <w:t xml:space="preserve"> pc = 350 </w:t>
+            </w:r>
+            <w:r>
+              <w:rPr>
+                <w:rFonts w:eastAsia="仿宋_GB2312"/>
+              </w:rPr>
+              <w:t>的指令在</w:t>
+            </w:r>
+            <w:r>
+              <w:rPr>
+                <w:rFonts w:eastAsia="仿宋_GB2312"/>
+              </w:rPr>
+              <w:t xml:space="preserve"> MEM </w:t>
+            </w:r>
+            <w:r>
+              <w:rPr>
+                <w:rFonts w:eastAsia="仿宋_GB2312"/>
+              </w:rPr>
+              <w:t>阶段时，</w:t>
+            </w:r>
+            <w:r>
+              <w:rPr>
+                <w:rFonts w:eastAsia="仿宋_GB2312"/>
+              </w:rPr>
+              <w:t xml:space="preserve">pc = 358 </w:t>
+            </w:r>
+            <w:r>
+              <w:rPr>
+                <w:rFonts w:eastAsia="仿宋_GB2312"/>
+              </w:rPr>
+              <w:t>的指令在</w:t>
+            </w:r>
+            <w:r>
+              <w:rPr>
+                <w:rFonts w:eastAsia="仿宋_GB2312"/>
+              </w:rPr>
+              <w:t xml:space="preserve"> ID </w:t>
+            </w:r>
+            <w:r>
+              <w:rPr>
+                <w:rFonts w:eastAsia="仿宋_GB2312"/>
+              </w:rPr>
+              <w:t>阶段；</w:t>
+            </w:r>
+            <w:r>
+              <w:rPr>
+                <w:rFonts w:eastAsia="仿宋_GB2312"/>
+              </w:rPr>
+              <w:t xml:space="preserve"> </w:t>
+            </w:r>
+            <w:r>
+              <w:rPr>
+                <w:rFonts w:eastAsia="仿宋_GB2312"/>
+              </w:rPr>
+              <w:t>此时，冒险检测器检测到发生冒险，并对</w:t>
+            </w:r>
+            <w:r>
+              <w:rPr>
+                <w:rFonts w:eastAsia="仿宋_GB2312"/>
+              </w:rPr>
+              <w:t xml:space="preserve"> rD1 </w:t>
+            </w:r>
+            <w:r>
+              <w:rPr>
+                <w:rFonts w:eastAsia="仿宋_GB2312"/>
+              </w:rPr>
+              <w:t>进行前递：在</w:t>
+            </w:r>
+            <w:r>
+              <w:rPr>
+                <w:rFonts w:eastAsia="仿宋_GB2312"/>
+              </w:rPr>
+              <w:t xml:space="preserve"> ID/EX </w:t>
+            </w:r>
+            <w:r>
+              <w:rPr>
+                <w:rFonts w:eastAsia="仿宋_GB2312"/>
+              </w:rPr>
+              <w:t>寄存器内，</w:t>
+            </w:r>
+            <w:r>
+              <w:rPr>
+                <w:rFonts w:eastAsia="仿宋_GB2312"/>
+              </w:rPr>
+              <w:t xml:space="preserve"> rD1_i = 0000 0018</w:t>
+            </w:r>
+            <w:r>
+              <w:rPr>
+                <w:rFonts w:eastAsia="仿宋_GB2312"/>
+              </w:rPr>
+              <w:t>，这是原本的</w:t>
+            </w:r>
+            <w:r>
+              <w:rPr>
+                <w:rFonts w:eastAsia="仿宋_GB2312"/>
+              </w:rPr>
+              <w:t xml:space="preserve"> x1 </w:t>
+            </w:r>
+            <w:r>
+              <w:rPr>
+                <w:rFonts w:eastAsia="仿宋_GB2312"/>
+              </w:rPr>
+              <w:t>的值；</w:t>
+            </w:r>
+            <w:r>
+              <w:rPr>
+                <w:rFonts w:eastAsia="仿宋_GB2312"/>
+              </w:rPr>
+              <w:t xml:space="preserve"> </w:t>
+            </w:r>
+            <w:r>
+              <w:rPr>
+                <w:rFonts w:eastAsia="仿宋_GB2312"/>
+              </w:rPr>
+              <w:t>前递来的</w:t>
+            </w:r>
+            <w:r>
+              <w:rPr>
+                <w:rFonts w:eastAsia="仿宋_GB2312"/>
+              </w:rPr>
+              <w:t xml:space="preserve"> rD1_forward = 0000 000d</w:t>
+            </w:r>
+            <w:r>
+              <w:rPr>
+                <w:rFonts w:eastAsia="仿宋_GB2312"/>
+              </w:rPr>
+              <w:t>，自然需要选取前递的值作为输出（</w:t>
+            </w:r>
+            <w:r>
+              <w:rPr>
+                <w:rFonts w:eastAsia="仿宋_GB2312"/>
+              </w:rPr>
+              <w:t>rD1_op = 1</w:t>
+            </w:r>
+            <w:r>
+              <w:rPr>
+                <w:rFonts w:eastAsia="仿宋_GB2312"/>
+              </w:rPr>
+              <w:t>）。故在</w:t>
+            </w:r>
+            <w:r>
+              <w:rPr>
+                <w:rFonts w:eastAsia="仿宋_GB2312"/>
+              </w:rPr>
+              <w:t xml:space="preserve"> pc = 358 </w:t>
+            </w:r>
+            <w:r>
+              <w:rPr>
+                <w:rFonts w:eastAsia="仿宋_GB2312"/>
+              </w:rPr>
+              <w:t>的指令到达</w:t>
+            </w:r>
+            <w:r>
+              <w:rPr>
+                <w:rFonts w:eastAsia="仿宋_GB2312"/>
+              </w:rPr>
+              <w:t xml:space="preserve"> EX </w:t>
+            </w:r>
+            <w:r>
+              <w:rPr>
+                <w:rFonts w:eastAsia="仿宋_GB2312"/>
+              </w:rPr>
+              <w:t>阶段时，从</w:t>
+            </w:r>
+            <w:r>
+              <w:rPr>
+                <w:rFonts w:eastAsia="仿宋_GB2312"/>
+              </w:rPr>
+              <w:t xml:space="preserve"> </w:t>
+            </w:r>
+            <w:r>
+              <w:rPr>
+                <w:rFonts w:eastAsia="仿宋_GB2312"/>
+              </w:rPr>
+              <w:t>I</w:t>
+            </w:r>
+            <w:r>
+              <w:rPr>
+                <w:rFonts w:eastAsia="仿宋_GB2312" w:hint="eastAsia"/>
+              </w:rPr>
+              <w:t>D/EX</w:t>
+            </w:r>
+            <w:r>
+              <w:rPr>
+                <w:rFonts w:eastAsia="仿宋_GB2312" w:hint="eastAsia"/>
+              </w:rPr>
+              <w:t>寄存器得到的</w:t>
+            </w:r>
+            <w:r>
+              <w:rPr>
+                <w:rFonts w:eastAsia="仿宋_GB2312" w:hint="eastAsia"/>
+              </w:rPr>
+              <w:t>rD2_o</w:t>
+            </w:r>
+            <w:r>
+              <w:rPr>
+                <w:rFonts w:eastAsia="仿宋_GB2312" w:hint="eastAsia"/>
+              </w:rPr>
+              <w:t>是</w:t>
+            </w:r>
+            <w:r>
+              <w:rPr>
+                <w:rFonts w:eastAsia="仿宋_GB2312" w:hint="eastAsia"/>
+              </w:rPr>
+              <w:t>0000000</w:t>
+            </w:r>
+            <w:r>
+              <w:rPr>
+                <w:rFonts w:eastAsia="仿宋_GB2312" w:hint="eastAsia"/>
+              </w:rPr>
+              <w:t>d</w:t>
+            </w:r>
+            <w:r>
+              <w:rPr>
+                <w:rFonts w:eastAsia="仿宋_GB2312" w:hint="eastAsia"/>
+              </w:rPr>
+              <w:t>，成功完成前递，解决数据冒险</w:t>
+            </w:r>
+            <w:r>
+              <w:rPr>
+                <w:rFonts w:eastAsia="仿宋_GB2312" w:hint="eastAsia"/>
+              </w:rPr>
+              <w:t>。</w:t>
+            </w:r>
+          </w:p>
+          <w:p>
+            <w:pPr>
+              <w:ind w:firstLineChars="200" w:firstLine="480"/>
+              <w:rPr>
+                <w:rFonts w:eastAsia="仿宋_GB2312" w:hint="eastAsia"/>
+              </w:rPr>
+            </w:pPr>
+          </w:p>
+          <w:p>
+            <w:pPr>
+              <w:ind w:firstLineChars="400" w:firstLine="964"/>
+              <w:rPr>
+                <w:rFonts w:eastAsia="仿宋_GB2312"/>
+                <w:b/>
+                <w:bCs/>
+                <w:noProof/>
+              </w:rPr>
+            </w:pPr>
+            <w:r>
+              <w:rPr>
+                <w:rFonts w:eastAsia="仿宋_GB2312" w:hint="eastAsia"/>
+                <w:b/>
+                <w:bCs/>
+                <w:noProof/>
+              </w:rPr>
+              <w:sym w:font="Symbol" w:char="F0D8"/>
+            </w:r>
+            <w:r>
+              <w:rPr>
+                <w:rFonts w:eastAsia="仿宋_GB2312" w:hint="eastAsia"/>
+                <w:b/>
+                <w:bCs/>
+                <w:noProof/>
+              </w:rPr>
+              <w:t>间隔</w:t>
+            </w:r>
+            <w:r>
+              <w:rPr>
+                <w:rFonts w:eastAsia="仿宋_GB2312" w:hint="eastAsia"/>
+                <w:b/>
+                <w:bCs/>
+                <w:noProof/>
+              </w:rPr>
+              <w:t>两</w:t>
+            </w:r>
+            <w:r>
+              <w:rPr>
+                <w:rFonts w:eastAsia="仿宋_GB2312" w:hint="eastAsia"/>
+                <w:b/>
+                <w:bCs/>
+                <w:noProof/>
+              </w:rPr>
+              <w:t>条</w:t>
+            </w:r>
+          </w:p>
+          <w:p>
+            <w:pPr>
+              <w:rPr>
+                <w:rFonts w:eastAsia="仿宋_GB2312"/>
+              </w:rPr>
+            </w:pPr>
+            <w:r>
+              <w:rPr>
+                <w:rFonts w:eastAsia="仿宋_GB2312"/>
+              </w:rPr>
+              <w:t xml:space="preserve">00000334 : </w:t>
+            </w:r>
+          </w:p>
+          <w:p>
+            <w:pPr>
+              <w:ind w:firstLineChars="300" w:firstLine="720"/>
+              <w:rPr>
+                <w:rFonts w:eastAsia="仿宋_GB2312"/>
+              </w:rPr>
+            </w:pPr>
+            <w:r>
+              <w:rPr>
+                <w:rFonts w:eastAsia="仿宋_GB2312"/>
+              </w:rPr>
+              <w:t xml:space="preserve">334: 00d00093 </w:t>
+            </w:r>
+            <w:r>
+              <w:rPr>
+                <w:rFonts w:eastAsia="仿宋_GB2312" w:hint="eastAsia"/>
+              </w:rPr>
+              <w:t xml:space="preserve">         </w:t>
+            </w:r>
+            <w:r>
+              <w:rPr>
+                <w:rFonts w:eastAsia="仿宋_GB2312"/>
+              </w:rPr>
+              <w:t xml:space="preserve">addi x1,x0,13 </w:t>
+            </w:r>
+          </w:p>
+          <w:p>
+            <w:pPr>
+              <w:ind w:firstLineChars="300" w:firstLine="720"/>
+              <w:rPr>
+                <w:rFonts w:eastAsia="仿宋_GB2312"/>
+              </w:rPr>
+            </w:pPr>
+            <w:r>
+              <w:rPr>
+                <w:rFonts w:eastAsia="仿宋_GB2312"/>
+              </w:rPr>
+              <w:t xml:space="preserve">338: 00b00113 </w:t>
+            </w:r>
+            <w:r>
+              <w:rPr>
+                <w:rFonts w:eastAsia="仿宋_GB2312" w:hint="eastAsia"/>
+              </w:rPr>
+              <w:t xml:space="preserve">         </w:t>
+            </w:r>
+            <w:r>
+              <w:rPr>
+                <w:rFonts w:eastAsia="仿宋_GB2312"/>
+              </w:rPr>
+              <w:t xml:space="preserve">addi x2,x0,11 </w:t>
+            </w:r>
+          </w:p>
+          <w:p>
+            <w:pPr>
+              <w:ind w:firstLineChars="300" w:firstLine="720"/>
+              <w:rPr>
+                <w:rFonts w:eastAsia="仿宋_GB2312"/>
+              </w:rPr>
+            </w:pPr>
+            <w:r>
+              <w:rPr>
+                <w:rFonts w:eastAsia="仿宋_GB2312"/>
+              </w:rPr>
+              <w:t xml:space="preserve">33c: 002080b3 </w:t>
+            </w:r>
+            <w:r>
+              <w:rPr>
+                <w:rFonts w:eastAsia="仿宋_GB2312" w:hint="eastAsia"/>
+              </w:rPr>
+              <w:t xml:space="preserve">         </w:t>
+            </w:r>
+            <w:r>
+              <w:rPr>
+                <w:rFonts w:eastAsia="仿宋_GB2312"/>
+              </w:rPr>
+              <w:t xml:space="preserve">add x1,x1,x2 </w:t>
+            </w:r>
+          </w:p>
+          <w:p>
+            <w:pPr>
+              <w:ind w:firstLineChars="300" w:firstLine="720"/>
+              <w:rPr>
+                <w:rFonts w:eastAsia="仿宋_GB2312"/>
+              </w:rPr>
+            </w:pPr>
+            <w:r>
+              <w:rPr>
+                <w:rFonts w:eastAsia="仿宋_GB2312"/>
+              </w:rPr>
+              <w:t xml:space="preserve">340: 01800393 </w:t>
+            </w:r>
+            <w:r>
+              <w:rPr>
+                <w:rFonts w:eastAsia="仿宋_GB2312" w:hint="eastAsia"/>
+              </w:rPr>
+              <w:t xml:space="preserve">         </w:t>
+            </w:r>
+            <w:r>
+              <w:rPr>
+                <w:rFonts w:eastAsia="仿宋_GB2312"/>
+              </w:rPr>
+              <w:t xml:space="preserve">addi x7,x0,24 </w:t>
+            </w:r>
+          </w:p>
+          <w:p>
+            <w:pPr>
+              <w:ind w:firstLineChars="300" w:firstLine="720"/>
+              <w:rPr>
+                <w:rFonts w:eastAsia="仿宋_GB2312"/>
+              </w:rPr>
+            </w:pPr>
+            <w:r>
+              <w:rPr>
+                <w:rFonts w:eastAsia="仿宋_GB2312"/>
+              </w:rPr>
+              <w:t xml:space="preserve">344: 3f900193 </w:t>
+            </w:r>
+            <w:r>
+              <w:rPr>
+                <w:rFonts w:eastAsia="仿宋_GB2312" w:hint="eastAsia"/>
+              </w:rPr>
+              <w:t xml:space="preserve">          </w:t>
+            </w:r>
+            <w:r>
+              <w:rPr>
+                <w:rFonts w:eastAsia="仿宋_GB2312"/>
+              </w:rPr>
+              <w:t xml:space="preserve">addi x3,x0,1017 </w:t>
+            </w:r>
+          </w:p>
+          <w:p>
+            <w:pPr>
+              <w:ind w:firstLineChars="300" w:firstLine="720"/>
+              <w:rPr>
+                <w:rFonts w:eastAsia="仿宋_GB2312"/>
+              </w:rPr>
+            </w:pPr>
+            <w:r>
+              <w:rPr>
+                <w:rFonts w:eastAsia="仿宋_GB2312"/>
+              </w:rPr>
+              <w:t xml:space="preserve">348: f27094e3 </w:t>
+            </w:r>
+            <w:r>
+              <w:rPr>
+                <w:rFonts w:eastAsia="仿宋_GB2312" w:hint="eastAsia"/>
+              </w:rPr>
+              <w:t xml:space="preserve">          </w:t>
+            </w:r>
+            <w:r>
+              <w:rPr>
+                <w:rFonts w:eastAsia="仿宋_GB2312"/>
+              </w:rPr>
+              <w:t>bne x1,x7,270</w:t>
+            </w:r>
+            <w:r>
+              <w:rPr>
+                <w:rFonts w:eastAsia="仿宋_GB2312" w:hint="eastAsia"/>
+              </w:rPr>
+              <w:t>&lt;fail&gt;</w:t>
+            </w:r>
+          </w:p>
+          <w:p>
+            <w:pPr>
+              <w:rPr>
+                <w:rFonts w:eastAsia="仿宋_GB2312" w:hint="eastAsia"/>
+              </w:rPr>
+            </w:pPr>
+            <w:r>
+              <w:rPr>
+                <w:rFonts w:eastAsia="仿宋_GB2312"/>
+              </w:rPr>
+              <w:t xml:space="preserve">pc = 33c </w:t>
+            </w:r>
+            <w:r>
+              <w:rPr>
+                <w:rFonts w:eastAsia="仿宋_GB2312"/>
+              </w:rPr>
+              <w:t>和</w:t>
+            </w:r>
+            <w:r>
+              <w:rPr>
+                <w:rFonts w:eastAsia="仿宋_GB2312"/>
+              </w:rPr>
+              <w:t xml:space="preserve"> pc = 348</w:t>
+            </w:r>
+            <w:r>
+              <w:rPr>
+                <w:rFonts w:eastAsia="仿宋_GB2312"/>
+              </w:rPr>
+              <w:t>，与</w:t>
+            </w:r>
+            <w:r>
+              <w:rPr>
+                <w:rFonts w:eastAsia="仿宋_GB2312"/>
+              </w:rPr>
+              <w:t xml:space="preserve"> x1 </w:t>
+            </w:r>
+            <w:r>
+              <w:rPr>
+                <w:rFonts w:eastAsia="仿宋_GB2312"/>
+              </w:rPr>
+              <w:t>有关。</w:t>
+            </w:r>
+          </w:p>
+          <w:p>
+            <w:pPr>
+              <w:ind w:firstLineChars="300" w:firstLine="720"/>
+              <w:rPr>
+                <w:rFonts w:eastAsia="仿宋_GB2312"/>
+              </w:rPr>
+            </w:pPr>
+            <w:r>
+              <w:rPr>
+                <w:rFonts w:eastAsia="仿宋_GB2312"/>
+                <w:noProof/>
+              </w:rPr>
+              <w:lastRenderedPageBreak/>
+              <w:pict w14:anchorId="593AE120">
+                <v:shape id="_x0000_i1057" type="#_x0000_t75" style="width:343.5pt;height:208.5pt;visibility:visible;mso-wrap-style:square">
+                  <v:imagedata r:id="rId27" o:title=""/>
+                </v:shape>
+              </w:pict>
+            </w:r>
+          </w:p>
+          <w:p>
+            <w:pPr>
+              <w:ind w:firstLineChars="300" w:firstLine="720"/>
+              <w:rPr>
+                <w:rFonts w:eastAsia="仿宋_GB2312"/>
+              </w:rPr>
+            </w:pPr>
+            <w:r>
+              <w:rPr>
+                <w:rFonts w:eastAsia="仿宋_GB2312"/>
+              </w:rPr>
+              <w:t xml:space="preserve">x1 </w:t>
+            </w:r>
+            <w:r>
+              <w:rPr>
+                <w:rFonts w:eastAsia="仿宋_GB2312"/>
+              </w:rPr>
+              <w:t>在</w:t>
+            </w:r>
+            <w:r>
+              <w:rPr>
+                <w:rFonts w:eastAsia="仿宋_GB2312"/>
+              </w:rPr>
+              <w:t xml:space="preserve"> pc = 33c </w:t>
+            </w:r>
+            <w:r>
+              <w:rPr>
+                <w:rFonts w:eastAsia="仿宋_GB2312"/>
+              </w:rPr>
+              <w:t>的指令的</w:t>
+            </w:r>
+            <w:r>
+              <w:rPr>
+                <w:rFonts w:eastAsia="仿宋_GB2312"/>
+              </w:rPr>
+              <w:t xml:space="preserve"> WB </w:t>
+            </w:r>
+            <w:r>
+              <w:rPr>
+                <w:rFonts w:eastAsia="仿宋_GB2312"/>
+              </w:rPr>
+              <w:t>阶段结束后，值变为</w:t>
+            </w:r>
+            <w:r>
+              <w:rPr>
+                <w:rFonts w:eastAsia="仿宋_GB2312"/>
+              </w:rPr>
+              <w:t xml:space="preserve"> 0000 0018</w:t>
+            </w:r>
+            <w:r>
+              <w:rPr>
+                <w:rFonts w:eastAsia="仿宋_GB2312"/>
+              </w:rPr>
+              <w:t>；</w:t>
+            </w:r>
+            <w:r>
+              <w:rPr>
+                <w:rFonts w:eastAsia="仿宋_GB2312"/>
+              </w:rPr>
+              <w:t xml:space="preserve"> </w:t>
+            </w:r>
+            <w:r>
+              <w:rPr>
+                <w:rFonts w:eastAsia="仿宋_GB2312"/>
+              </w:rPr>
+              <w:t>而</w:t>
+            </w:r>
+            <w:r>
+              <w:rPr>
+                <w:rFonts w:eastAsia="仿宋_GB2312"/>
+              </w:rPr>
+              <w:t xml:space="preserve"> pc = 348 </w:t>
+            </w:r>
+            <w:r>
+              <w:rPr>
+                <w:rFonts w:eastAsia="仿宋_GB2312"/>
+              </w:rPr>
+              <w:t>的指令的</w:t>
+            </w:r>
+            <w:r>
+              <w:rPr>
+                <w:rFonts w:eastAsia="仿宋_GB2312"/>
+              </w:rPr>
+              <w:t xml:space="preserve"> EX </w:t>
+            </w:r>
+            <w:r>
+              <w:rPr>
+                <w:rFonts w:eastAsia="仿宋_GB2312"/>
+              </w:rPr>
+              <w:t>阶段就需要使用到</w:t>
+            </w:r>
+            <w:r>
+              <w:rPr>
+                <w:rFonts w:eastAsia="仿宋_GB2312"/>
+              </w:rPr>
+              <w:t xml:space="preserve"> x1 </w:t>
+            </w:r>
+            <w:r>
+              <w:rPr>
+                <w:rFonts w:eastAsia="仿宋_GB2312"/>
+              </w:rPr>
+              <w:t>了，而</w:t>
+            </w:r>
+            <w:r>
+              <w:rPr>
+                <w:rFonts w:eastAsia="仿宋_GB2312"/>
+              </w:rPr>
+              <w:t xml:space="preserve"> x1 </w:t>
+            </w:r>
+            <w:r>
+              <w:rPr>
+                <w:rFonts w:eastAsia="仿宋_GB2312"/>
+              </w:rPr>
+              <w:t>的值仍然是原来的</w:t>
+            </w:r>
+            <w:r>
+              <w:rPr>
+                <w:rFonts w:eastAsia="仿宋_GB2312"/>
+              </w:rPr>
+              <w:t xml:space="preserve"> 0000 000d</w:t>
+            </w:r>
+            <w:r>
+              <w:rPr>
+                <w:rFonts w:eastAsia="仿宋_GB2312"/>
+              </w:rPr>
+              <w:t>，于是就需要使用前递来解决问题。</w:t>
+            </w:r>
+            <w:r>
+              <w:rPr>
+                <w:rFonts w:eastAsia="仿宋_GB2312"/>
+              </w:rPr>
+              <w:t xml:space="preserve"> </w:t>
+            </w:r>
+          </w:p>
+          <w:p>
+            <w:pPr>
+              <w:ind w:firstLineChars="300" w:firstLine="720"/>
+              <w:rPr>
+                <w:rFonts w:eastAsia="仿宋_GB2312"/>
+              </w:rPr>
+            </w:pPr>
+            <w:r>
+              <w:rPr>
+                <w:rFonts w:eastAsia="仿宋_GB2312"/>
+              </w:rPr>
+              <w:t>注意到</w:t>
+            </w:r>
+            <w:r>
+              <w:rPr>
+                <w:rFonts w:eastAsia="仿宋_GB2312"/>
+              </w:rPr>
+              <w:t xml:space="preserve"> pc = 33c </w:t>
+            </w:r>
+            <w:r>
+              <w:rPr>
+                <w:rFonts w:eastAsia="仿宋_GB2312"/>
+              </w:rPr>
+              <w:t>的指令在</w:t>
+            </w:r>
+            <w:r>
+              <w:rPr>
+                <w:rFonts w:eastAsia="仿宋_GB2312"/>
+              </w:rPr>
+              <w:t xml:space="preserve"> WB </w:t>
+            </w:r>
+            <w:r>
+              <w:rPr>
+                <w:rFonts w:eastAsia="仿宋_GB2312"/>
+              </w:rPr>
+              <w:t>阶段时，</w:t>
+            </w:r>
+            <w:r>
+              <w:rPr>
+                <w:rFonts w:eastAsia="仿宋_GB2312"/>
+              </w:rPr>
+              <w:t xml:space="preserve">pc = 348 </w:t>
+            </w:r>
+            <w:r>
+              <w:rPr>
+                <w:rFonts w:eastAsia="仿宋_GB2312"/>
+              </w:rPr>
+              <w:t>的指令在</w:t>
+            </w:r>
+            <w:r>
+              <w:rPr>
+                <w:rFonts w:eastAsia="仿宋_GB2312"/>
+              </w:rPr>
+              <w:t xml:space="preserve"> ID </w:t>
+            </w:r>
+            <w:r>
+              <w:rPr>
+                <w:rFonts w:eastAsia="仿宋_GB2312"/>
+              </w:rPr>
+              <w:t>阶段；</w:t>
+            </w:r>
+            <w:r>
+              <w:rPr>
+                <w:rFonts w:eastAsia="仿宋_GB2312"/>
+              </w:rPr>
+              <w:t xml:space="preserve"> </w:t>
+            </w:r>
+            <w:r>
+              <w:rPr>
+                <w:rFonts w:eastAsia="仿宋_GB2312"/>
+              </w:rPr>
+              <w:t>此时，冒险检测器检测到发生冒险，并对</w:t>
+            </w:r>
+            <w:r>
+              <w:rPr>
+                <w:rFonts w:eastAsia="仿宋_GB2312"/>
+              </w:rPr>
+              <w:t xml:space="preserve"> rD1 </w:t>
+            </w:r>
+            <w:r>
+              <w:rPr>
+                <w:rFonts w:eastAsia="仿宋_GB2312"/>
+              </w:rPr>
+              <w:t>进行前递：在</w:t>
+            </w:r>
+            <w:r>
+              <w:rPr>
+                <w:rFonts w:eastAsia="仿宋_GB2312"/>
+              </w:rPr>
+              <w:t xml:space="preserve"> ID/EX </w:t>
+            </w:r>
+            <w:r>
+              <w:rPr>
+                <w:rFonts w:eastAsia="仿宋_GB2312"/>
+              </w:rPr>
+              <w:t>寄存器内，</w:t>
+            </w:r>
+            <w:r>
+              <w:rPr>
+                <w:rFonts w:eastAsia="仿宋_GB2312"/>
+              </w:rPr>
+              <w:t xml:space="preserve"> rD1_i = 0000 000d</w:t>
+            </w:r>
+            <w:r>
+              <w:rPr>
+                <w:rFonts w:eastAsia="仿宋_GB2312"/>
+              </w:rPr>
+              <w:t>，这是原本的</w:t>
+            </w:r>
+            <w:r>
+              <w:rPr>
+                <w:rFonts w:eastAsia="仿宋_GB2312"/>
+              </w:rPr>
+              <w:t xml:space="preserve"> x1 </w:t>
+            </w:r>
+            <w:r>
+              <w:rPr>
+                <w:rFonts w:eastAsia="仿宋_GB2312"/>
+              </w:rPr>
+              <w:t>的值；</w:t>
+            </w:r>
+            <w:r>
+              <w:rPr>
+                <w:rFonts w:eastAsia="仿宋_GB2312"/>
+              </w:rPr>
+              <w:t xml:space="preserve"> </w:t>
+            </w:r>
+            <w:r>
+              <w:rPr>
+                <w:rFonts w:eastAsia="仿宋_GB2312"/>
+              </w:rPr>
+              <w:t>前递来的</w:t>
+            </w:r>
+            <w:r>
+              <w:rPr>
+                <w:rFonts w:eastAsia="仿宋_GB2312"/>
+              </w:rPr>
+              <w:t xml:space="preserve"> rD1_forward = 0000 0018</w:t>
+            </w:r>
+            <w:r>
+              <w:rPr>
+                <w:rFonts w:eastAsia="仿宋_GB2312"/>
+              </w:rPr>
+              <w:t>，自然需要选取前递的值作为输出（</w:t>
+            </w:r>
+            <w:r>
+              <w:rPr>
+                <w:rFonts w:eastAsia="仿宋_GB2312"/>
+              </w:rPr>
+              <w:t>rD1_op = 1</w:t>
+            </w:r>
+            <w:r>
+              <w:rPr>
+                <w:rFonts w:eastAsia="仿宋_GB2312"/>
+              </w:rPr>
+              <w:t>）。</w:t>
+            </w:r>
+            <w:r>
+              <w:rPr>
+                <w:rFonts w:eastAsia="仿宋_GB2312"/>
+              </w:rPr>
+              <w:t xml:space="preserve"> </w:t>
+            </w:r>
+            <w:r>
+              <w:rPr>
+                <w:rFonts w:eastAsia="仿宋_GB2312"/>
+              </w:rPr>
+              <w:t>故在</w:t>
+            </w:r>
+            <w:r>
+              <w:rPr>
+                <w:rFonts w:eastAsia="仿宋_GB2312"/>
+              </w:rPr>
+              <w:t xml:space="preserve"> pc = 348 </w:t>
+            </w:r>
+            <w:r>
+              <w:rPr>
+                <w:rFonts w:eastAsia="仿宋_GB2312"/>
+              </w:rPr>
+              <w:t>的指令到达</w:t>
+            </w:r>
+            <w:r>
+              <w:rPr>
+                <w:rFonts w:eastAsia="仿宋_GB2312"/>
+              </w:rPr>
+              <w:t xml:space="preserve"> EX </w:t>
+            </w:r>
+            <w:r>
+              <w:rPr>
+                <w:rFonts w:eastAsia="仿宋_GB2312"/>
+              </w:rPr>
+              <w:t>阶段时，从</w:t>
+            </w:r>
+            <w:r>
+              <w:rPr>
+                <w:rFonts w:eastAsia="仿宋_GB2312"/>
+              </w:rPr>
+              <w:t>从</w:t>
+            </w:r>
+            <w:r>
+              <w:rPr>
+                <w:rFonts w:eastAsia="仿宋_GB2312"/>
+              </w:rPr>
+              <w:t>I</w:t>
+            </w:r>
+            <w:r>
+              <w:rPr>
+                <w:rFonts w:eastAsia="仿宋_GB2312" w:hint="eastAsia"/>
+              </w:rPr>
+              <w:t>D/EX</w:t>
+            </w:r>
+            <w:r>
+              <w:rPr>
+                <w:rFonts w:eastAsia="仿宋_GB2312" w:hint="eastAsia"/>
+              </w:rPr>
+              <w:t>寄存器得到的</w:t>
+            </w:r>
+            <w:r>
+              <w:rPr>
+                <w:rFonts w:eastAsia="仿宋_GB2312" w:hint="eastAsia"/>
+              </w:rPr>
+              <w:t>rD2_o</w:t>
+            </w:r>
+            <w:r>
+              <w:rPr>
+                <w:rFonts w:eastAsia="仿宋_GB2312" w:hint="eastAsia"/>
+              </w:rPr>
+              <w:t>是</w:t>
+            </w:r>
+            <w:r>
+              <w:rPr>
+                <w:rFonts w:eastAsia="仿宋_GB2312" w:hint="eastAsia"/>
+              </w:rPr>
+              <w:t>000000</w:t>
+            </w:r>
+            <w:r>
+              <w:rPr>
+                <w:rFonts w:eastAsia="仿宋_GB2312" w:hint="eastAsia"/>
+              </w:rPr>
+              <w:t>18</w:t>
+            </w:r>
+            <w:r>
+              <w:rPr>
+                <w:rFonts w:eastAsia="仿宋_GB2312" w:hint="eastAsia"/>
+              </w:rPr>
+              <w:t>，成功完成前递，解决数据冒险。</w:t>
+            </w:r>
+          </w:p>
+          <w:p>
+            <w:pPr>
+              <w:numPr>
+                <w:ilvl w:val="0"/>
+                <w:numId w:val="16"/>
+              </w:numPr>
+              <w:rPr>
+                <w:rFonts w:eastAsia="仿宋_GB2312"/>
+                <w:b/>
+                <w:bCs/>
+              </w:rPr>
+            </w:pPr>
+            <w:r>
+              <w:rPr>
+                <w:rFonts w:eastAsia="仿宋_GB2312" w:hint="eastAsia"/>
+                <w:b/>
+                <w:bCs/>
+              </w:rPr>
+              <w:t>控制</w:t>
+            </w:r>
+            <w:r>
+              <w:rPr>
+                <w:rFonts w:eastAsia="仿宋_GB2312" w:hint="eastAsia"/>
+                <w:b/>
+                <w:bCs/>
+              </w:rPr>
+              <w:t>冒险</w:t>
+            </w:r>
+          </w:p>
+          <w:p>
+            <w:pPr>
+              <w:rPr>
+                <w:rFonts w:eastAsia="仿宋_GB2312"/>
+              </w:rPr>
+            </w:pPr>
+            <w:r>
+              <w:rPr>
+                <w:rFonts w:eastAsia="仿宋_GB2312"/>
+              </w:rPr>
+              <w:t>00000</w:t>
+            </w:r>
+            <w:r>
+              <w:rPr>
+                <w:rFonts w:eastAsia="仿宋_GB2312" w:hint="eastAsia"/>
+              </w:rPr>
+              <w:t>000&lt;_start&gt;</w:t>
+            </w:r>
+            <w:r>
+              <w:rPr>
+                <w:rFonts w:eastAsia="仿宋_GB2312"/>
+              </w:rPr>
+              <w:t xml:space="preserve"> :</w:t>
+            </w:r>
+          </w:p>
+          <w:p>
+            <w:pPr>
+              <w:rPr>
+                <w:rFonts w:eastAsia="仿宋_GB2312" w:hint="eastAsia"/>
+              </w:rPr>
+            </w:pPr>
+            <w:r>
+              <w:rPr>
+                <w:rFonts w:eastAsia="仿宋_GB2312"/>
+              </w:rPr>
+              <w:t xml:space="preserve"> </w:t>
+            </w:r>
+            <w:r>
+              <w:rPr>
+                <w:rFonts w:eastAsia="仿宋_GB2312" w:hint="eastAsia"/>
+              </w:rPr>
+              <w:t xml:space="preserve">     </w:t>
+            </w:r>
+            <w:r>
+              <w:rPr>
+                <w:rFonts w:eastAsia="仿宋_GB2312"/>
+              </w:rPr>
+              <w:t xml:space="preserve">0: 0040006f </w:t>
+            </w:r>
+            <w:r>
+              <w:rPr>
+                <w:rFonts w:eastAsia="仿宋_GB2312" w:hint="eastAsia"/>
+              </w:rPr>
+              <w:t xml:space="preserve">            </w:t>
+            </w:r>
+            <w:r>
+              <w:rPr>
+                <w:rFonts w:eastAsia="仿宋_GB2312"/>
+              </w:rPr>
+              <w:t xml:space="preserve">jal x0,4 </w:t>
+            </w:r>
+            <w:r>
+              <w:rPr>
+                <w:rFonts w:eastAsia="仿宋_GB2312" w:hint="eastAsia"/>
+              </w:rPr>
+              <w:t>&lt;reset_vector&gt;</w:t>
+            </w:r>
+          </w:p>
+          <w:p>
+            <w:pPr>
+              <w:rPr>
+                <w:rFonts w:eastAsia="仿宋_GB2312"/>
+              </w:rPr>
+            </w:pPr>
+          </w:p>
+          <w:p>
+            <w:pPr>
+              <w:rPr>
+                <w:rFonts w:eastAsia="仿宋_GB2312"/>
+              </w:rPr>
+            </w:pPr>
+            <w:r>
+              <w:rPr>
+                <w:rFonts w:eastAsia="仿宋_GB2312"/>
+              </w:rPr>
+              <w:t xml:space="preserve">00000004 : </w:t>
+            </w:r>
+          </w:p>
+          <w:p>
+            <w:pPr>
+              <w:ind w:firstLineChars="300" w:firstLine="720"/>
+              <w:rPr>
+                <w:rFonts w:eastAsia="仿宋_GB2312"/>
+              </w:rPr>
+            </w:pPr>
+            <w:r>
+              <w:rPr>
+                <w:rFonts w:eastAsia="仿宋_GB2312"/>
+              </w:rPr>
+              <w:t xml:space="preserve">4: 02500413 </w:t>
+            </w:r>
+            <w:r>
+              <w:rPr>
+                <w:rFonts w:eastAsia="仿宋_GB2312" w:hint="eastAsia"/>
+              </w:rPr>
+              <w:t xml:space="preserve">           </w:t>
+            </w:r>
+            <w:r>
+              <w:rPr>
+                <w:rFonts w:eastAsia="仿宋_GB2312"/>
+              </w:rPr>
+              <w:t xml:space="preserve">addi x8,x0,37 </w:t>
+            </w:r>
+          </w:p>
+          <w:p>
+            <w:pPr>
+              <w:ind w:firstLineChars="300" w:firstLine="720"/>
+              <w:rPr>
+                <w:rFonts w:eastAsia="仿宋_GB2312"/>
+              </w:rPr>
+            </w:pPr>
+            <w:r>
+              <w:rPr>
+                <w:rFonts w:eastAsia="仿宋_GB2312"/>
+              </w:rPr>
+              <w:t xml:space="preserve">8: 01841413 </w:t>
+            </w:r>
+            <w:r>
+              <w:rPr>
+                <w:rFonts w:eastAsia="仿宋_GB2312" w:hint="eastAsia"/>
+              </w:rPr>
+              <w:t xml:space="preserve">           </w:t>
+            </w:r>
+            <w:r>
+              <w:rPr>
+                <w:rFonts w:eastAsia="仿宋_GB2312"/>
+              </w:rPr>
+              <w:t xml:space="preserve">slli x8,x8,0x18 </w:t>
+            </w:r>
+          </w:p>
+          <w:p>
+            <w:pPr>
+              <w:ind w:firstLineChars="300" w:firstLine="720"/>
+              <w:rPr>
+                <w:rFonts w:eastAsia="仿宋_GB2312"/>
+              </w:rPr>
+            </w:pPr>
+            <w:r>
+              <w:rPr>
+                <w:rFonts w:eastAsia="仿宋_GB2312"/>
+              </w:rPr>
+              <w:t xml:space="preserve">c: fffff0b7 </w:t>
+            </w:r>
+            <w:r>
+              <w:rPr>
+                <w:rFonts w:eastAsia="仿宋_GB2312" w:hint="eastAsia"/>
+              </w:rPr>
+              <w:t xml:space="preserve">              </w:t>
+            </w:r>
+            <w:r>
+              <w:rPr>
+                <w:rFonts w:eastAsia="仿宋_GB2312"/>
+              </w:rPr>
+              <w:t xml:space="preserve">lui x1,0xfffff </w:t>
+            </w:r>
+          </w:p>
+          <w:p>
+            <w:pPr>
+              <w:ind w:firstLineChars="300" w:firstLine="720"/>
+              <w:rPr>
+                <w:rFonts w:eastAsia="仿宋_GB2312" w:hint="eastAsia"/>
+              </w:rPr>
+            </w:pPr>
+            <w:r>
+              <w:rPr>
+                <w:rFonts w:eastAsia="仿宋_GB2312"/>
+              </w:rPr>
+              <w:t xml:space="preserve">10: 0080a023 </w:t>
+            </w:r>
+            <w:r>
+              <w:rPr>
+                <w:rFonts w:eastAsia="仿宋_GB2312" w:hint="eastAsia"/>
+              </w:rPr>
+              <w:t xml:space="preserve">          </w:t>
+            </w:r>
+            <w:r>
+              <w:rPr>
+                <w:rFonts w:eastAsia="仿宋_GB2312"/>
+              </w:rPr>
+              <w:t xml:space="preserve">sw x8,0(x1) # fffff000 </w:t>
+            </w:r>
+            <w:r>
+              <w:rPr>
+                <w:rFonts w:eastAsia="仿宋_GB2312" w:hint="eastAsia"/>
+              </w:rPr>
+              <w:t xml:space="preserve">&lt;_end+0xffffaf90&gt; </w:t>
+            </w:r>
+          </w:p>
+          <w:p>
+            <w:pPr>
+              <w:ind w:firstLineChars="300" w:firstLine="720"/>
+              <w:rPr>
+                <w:rFonts w:eastAsia="仿宋_GB2312" w:hint="eastAsia"/>
+              </w:rPr>
+            </w:pPr>
+            <w:r>
+              <w:rPr>
+                <w:rFonts w:eastAsia="仿宋_GB2312"/>
+              </w:rPr>
+              <w:t xml:space="preserve">14: 27c00fef </w:t>
+            </w:r>
+            <w:r>
+              <w:rPr>
+                <w:rFonts w:eastAsia="仿宋_GB2312" w:hint="eastAsia"/>
+              </w:rPr>
+              <w:t xml:space="preserve">            </w:t>
+            </w:r>
+            <w:r>
+              <w:rPr>
+                <w:rFonts w:eastAsia="仿宋_GB2312"/>
+              </w:rPr>
+              <w:t xml:space="preserve">jal x31,290 </w:t>
+            </w:r>
+            <w:r>
+              <w:rPr>
+                <w:rFonts w:eastAsia="仿宋_GB2312" w:hint="eastAsia"/>
+              </w:rPr>
+              <w:t>&lt;n1_add_test&gt;</w:t>
+            </w:r>
+          </w:p>
+          <w:p>
+            <w:pPr>
+              <w:ind w:firstLineChars="300" w:firstLine="720"/>
+              <w:rPr>
+                <w:rFonts w:eastAsia="仿宋_GB2312" w:hint="eastAsia"/>
+              </w:rPr>
+            </w:pPr>
+            <w:r>
+              <w:rPr>
+                <w:rFonts w:eastAsia="仿宋_GB2312"/>
+              </w:rPr>
+              <w:t xml:space="preserve">18: 00000013 </w:t>
+            </w:r>
+            <w:r>
+              <w:rPr>
+                <w:rFonts w:eastAsia="仿宋_GB2312" w:hint="eastAsia"/>
+              </w:rPr>
+              <w:t xml:space="preserve">          </w:t>
+            </w:r>
+            <w:r>
+              <w:rPr>
+                <w:rFonts w:eastAsia="仿宋_GB2312"/>
+              </w:rPr>
+              <w:t>addi x0,x0,0</w:t>
+            </w:r>
+          </w:p>
+          <w:p>
+            <w:pPr>
+              <w:rPr>
+                <w:rFonts w:eastAsia="仿宋_GB2312"/>
+              </w:rPr>
+            </w:pPr>
+            <w:r>
+              <w:rPr>
+                <w:rFonts w:eastAsia="仿宋_GB2312" w:hint="eastAsia"/>
+              </w:rPr>
+              <w:t>对于</w:t>
+            </w:r>
+            <w:r>
+              <w:rPr>
+                <w:rFonts w:eastAsia="仿宋_GB2312"/>
+              </w:rPr>
+              <w:t xml:space="preserve">pc = 0 </w:t>
+            </w:r>
+            <w:r>
+              <w:rPr>
+                <w:rFonts w:eastAsia="仿宋_GB2312"/>
+              </w:rPr>
+              <w:t>的</w:t>
+            </w:r>
+            <w:r>
+              <w:rPr>
+                <w:rFonts w:eastAsia="仿宋_GB2312"/>
+              </w:rPr>
+              <w:t xml:space="preserve"> jal </w:t>
+            </w:r>
+            <w:r>
+              <w:rPr>
+                <w:rFonts w:eastAsia="仿宋_GB2312"/>
+              </w:rPr>
+              <w:t>指令：</w:t>
+            </w:r>
+          </w:p>
+          <w:p>
+            <w:pPr>
+              <w:ind w:firstLineChars="300" w:firstLine="720"/>
+              <w:rPr>
+                <w:rFonts w:eastAsia="仿宋_GB2312" w:hint="eastAsia"/>
+              </w:rPr>
+            </w:pPr>
+            <w:r>
+              <w:rPr>
+                <w:rFonts w:eastAsia="仿宋_GB2312"/>
+                <w:noProof/>
+              </w:rPr>
+              <w:pict w14:anchorId="06710A8C">
+                <v:shape id="_x0000_i1067" type="#_x0000_t75" style="width:354.75pt;height:131.25pt;visibility:visible;mso-wrap-style:square">
+                  <v:imagedata r:id="rId28" o:title=""/>
+                </v:shape>
+              </w:pict>
+            </w:r>
           </w:p>
         </w:tc>
       </w:tr>
@@ -20620,10 +25682,130 @@
           </w:tcPr>
           <w:p>
             <w:pPr>
-              <w:rPr>
-                <w:color w:val="FF0000"/>
+              <w:numPr>
+                <w:ilvl w:val="0"/>
+                <w:numId w:val="18"/>
+              </w:numPr>
+              <w:rPr>
+                <w:color w:val="000000"/>
               </w:rPr>
             </w:pPr>
+            <w:r>
+              <w:rPr>
+                <w:color w:val="000000"/>
+              </w:rPr>
+              <w:t>连线冲突</w:t>
+            </w:r>
+            <w:r>
+              <w:rPr>
+                <w:color w:val="000000"/>
+              </w:rPr>
+              <w:t xml:space="preserve"> </w:t>
+            </w:r>
+            <w:r>
+              <w:rPr>
+                <w:color w:val="000000"/>
+              </w:rPr>
+              <w:t>由于在</w:t>
+            </w:r>
+            <w:r>
+              <w:rPr>
+                <w:color w:val="000000"/>
+              </w:rPr>
+              <w:t xml:space="preserve"> myCPU </w:t>
+            </w:r>
+            <w:r>
+              <w:rPr>
+                <w:color w:val="000000"/>
+              </w:rPr>
+              <w:t>中需要实例化多个模块，且一根信号线可能由多个其他信号决定，所以可能会导致一个输入对应多个输出的情况，造成连线冲突。在这种情况下，需要在</w:t>
+            </w:r>
+            <w:r>
+              <w:rPr>
+                <w:color w:val="000000"/>
+              </w:rPr>
+              <w:t>m</w:t>
+            </w:r>
+            <w:r>
+              <w:rPr>
+                <w:rFonts w:hint="eastAsia"/>
+                <w:color w:val="000000"/>
+              </w:rPr>
+              <w:t>y</w:t>
+            </w:r>
+            <w:r>
+              <w:rPr>
+                <w:color w:val="000000"/>
+              </w:rPr>
+              <w:t xml:space="preserve">CPU </w:t>
+            </w:r>
+            <w:r>
+              <w:rPr>
+                <w:color w:val="000000"/>
+              </w:rPr>
+              <w:t>模块中进行特殊处理。</w:t>
+            </w:r>
+          </w:p>
+          <w:p>
+            <w:pPr>
+              <w:numPr>
+                <w:ilvl w:val="0"/>
+                <w:numId w:val="18"/>
+              </w:numPr>
+              <w:rPr>
+                <w:rFonts w:hint="eastAsia"/>
+                <w:color w:val="000000"/>
+              </w:rPr>
+            </w:pPr>
+            <w:r>
+              <w:rPr>
+                <w:color w:val="000000"/>
+              </w:rPr>
+              <w:t>流水线不同于单周期</w:t>
+            </w:r>
+            <w:r>
+              <w:rPr>
+                <w:color w:val="000000"/>
+              </w:rPr>
+              <w:t xml:space="preserve"> CPU</w:t>
+            </w:r>
+            <w:r>
+              <w:rPr>
+                <w:color w:val="000000"/>
+              </w:rPr>
+              <w:t>，需要在设计初始情况时考虑数据前递以及停顿的问题，因此在设计流水线</w:t>
+            </w:r>
+            <w:r>
+              <w:rPr>
+                <w:color w:val="000000"/>
+              </w:rPr>
+              <w:t xml:space="preserve"> CPU </w:t>
+            </w:r>
+            <w:r>
+              <w:rPr>
+                <w:color w:val="000000"/>
+              </w:rPr>
+              <w:t>时调整了单周期</w:t>
+            </w:r>
+            <w:r>
+              <w:rPr>
+                <w:color w:val="000000"/>
+              </w:rPr>
+              <w:t xml:space="preserve"> CPU </w:t>
+            </w:r>
+            <w:r>
+              <w:rPr>
+                <w:color w:val="000000"/>
+              </w:rPr>
+              <w:t>的布局</w:t>
+            </w:r>
+            <w:r>
+              <w:rPr>
+                <w:rFonts w:hint="eastAsia"/>
+                <w:color w:val="000000"/>
+              </w:rPr>
+              <w:t>。</w:t>
+            </w:r>
           </w:p>
         </w:tc>
       </w:tr>
@@ -20780,6 +25962,192 @@
           </w:tcPr>
           <w:p>
             <w:pPr>
+              <w:ind w:firstLineChars="200" w:firstLine="480"/>
+              <w:rPr>
+                <w:rFonts w:eastAsia="仿宋_GB2312"/>
+              </w:rPr>
+            </w:pPr>
+            <w:r>
+              <w:rPr>
+                <w:rFonts w:eastAsia="仿宋_GB2312"/>
+              </w:rPr>
+              <w:t>虽然计算机组成原理课程奠定了</w:t>
+            </w:r>
+            <w:r>
+              <w:rPr>
+                <w:rFonts w:eastAsia="仿宋_GB2312"/>
+              </w:rPr>
+              <w:t>CPU</w:t>
+            </w:r>
+            <w:r>
+              <w:rPr>
+                <w:rFonts w:eastAsia="仿宋_GB2312"/>
+              </w:rPr>
+              <w:t>的理论基础，但真正动手实践才揭示了其设计的复杂性与细节。计算机设计与实践课程极大地深化了我对</w:t>
+            </w:r>
+            <w:r>
+              <w:rPr>
+                <w:rFonts w:eastAsia="仿宋_GB2312"/>
+              </w:rPr>
+              <w:t>RISC-V CPU</w:t>
+            </w:r>
+            <w:r>
+              <w:rPr>
+                <w:rFonts w:eastAsia="仿宋_GB2312"/>
+              </w:rPr>
+              <w:t>，尤其是流水线机制的理解，这种深度是纯理论学习难以企及的宝贵经验。</w:t>
+            </w:r>
+          </w:p>
+          <w:p>
+            <w:pPr>
+              <w:rPr>
+                <w:rFonts w:eastAsia="仿宋_GB2312"/>
+              </w:rPr>
+            </w:pPr>
+            <w:r>
+              <w:rPr>
+                <w:rFonts w:eastAsia="仿宋_GB2312"/>
+              </w:rPr>
+              <w:t>硬件设计，图表先行。实验课让我切身体会到绘制详细数据通路图的重要性。尽管耗时费力，但这些图为后续代码编写和修改提供了不可或缺的蓝图，极大提升了效率。</w:t>
+            </w:r>
+          </w:p>
+          <w:p>
+            <w:pPr>
+              <w:ind w:firstLineChars="200" w:firstLine="480"/>
+              <w:rPr>
+                <w:rFonts w:eastAsia="仿宋_GB2312"/>
+              </w:rPr>
+            </w:pPr>
+            <w:r>
+              <w:rPr>
+                <w:rFonts w:eastAsia="仿宋_GB2312"/>
+              </w:rPr>
+              <w:t>同时，</w:t>
+            </w:r>
+            <w:r>
+              <w:rPr>
+                <w:rFonts w:eastAsia="仿宋_GB2312"/>
+              </w:rPr>
+              <w:t>CPU</w:t>
+            </w:r>
+            <w:r>
+              <w:rPr>
+                <w:rFonts w:eastAsia="仿宋_GB2312"/>
+              </w:rPr>
+              <w:t>设计过程也显著提升了我对</w:t>
+            </w:r>
+            <w:r>
+              <w:rPr>
+                <w:rFonts w:eastAsia="仿宋_GB2312"/>
+              </w:rPr>
+              <w:t>Verilog</w:t>
+            </w:r>
+            <w:r>
+              <w:rPr>
+                <w:rFonts w:eastAsia="仿宋_GB2312"/>
+              </w:rPr>
+              <w:t>语言的掌握。历经无数语法</w:t>
+            </w:r>
+            <w:r>
+              <w:rPr>
+                <w:rFonts w:eastAsia="仿宋_GB2312"/>
+              </w:rPr>
+              <w:t>“</w:t>
+            </w:r>
+            <w:r>
+              <w:rPr>
+                <w:rFonts w:eastAsia="仿宋_GB2312"/>
+              </w:rPr>
+              <w:t>坑</w:t>
+            </w:r>
+            <w:r>
+              <w:rPr>
+                <w:rFonts w:eastAsia="仿宋_GB2312"/>
+              </w:rPr>
+              <w:t>”</w:t>
+            </w:r>
+            <w:r>
+              <w:rPr>
+                <w:rFonts w:eastAsia="仿宋_GB2312"/>
+              </w:rPr>
+              <w:t>后，如今编码时已能有效规避常见错误，进行更有条理的硬件描述。</w:t>
+            </w:r>
+          </w:p>
+          <w:p>
+            <w:pPr>
+              <w:rPr>
+                <w:rFonts w:eastAsia="仿宋_GB2312"/>
+              </w:rPr>
+            </w:pPr>
+            <w:r>
+              <w:rPr>
+                <w:rFonts w:eastAsia="仿宋_GB2312"/>
+              </w:rPr>
+              <w:t>然而，下板调试的过程异常艰难。缺乏便捷调试手段，只能根据错误结果反向推测问题所在，这在流水线</w:t>
+            </w:r>
+            <w:r>
+              <w:rPr>
+                <w:rFonts w:eastAsia="仿宋_GB2312"/>
+              </w:rPr>
+              <w:t>CPU</w:t>
+            </w:r>
+            <w:r>
+              <w:rPr>
+                <w:rFonts w:eastAsia="仿宋_GB2312"/>
+              </w:rPr>
+              <w:t>实验中尤甚。耗费大量时间定位一个</w:t>
+            </w:r>
+            <w:r>
+              <w:rPr>
+                <w:rFonts w:eastAsia="仿宋_GB2312"/>
+              </w:rPr>
+              <w:t>bug</w:t>
+            </w:r>
+            <w:r>
+              <w:rPr>
+                <w:rFonts w:eastAsia="仿宋_GB2312"/>
+              </w:rPr>
+              <w:t>的痛苦经历，至今记忆犹新。这也深刻暴露了前期</w:t>
+            </w:r>
+            <w:r>
+              <w:rPr>
+                <w:rFonts w:eastAsia="仿宋_GB2312"/>
+              </w:rPr>
+              <w:t>Trace</w:t>
+            </w:r>
+            <w:r>
+              <w:rPr>
+                <w:rFonts w:eastAsia="仿宋_GB2312"/>
+              </w:rPr>
+              <w:t>测试覆盖不足的问题</w:t>
+            </w:r>
+            <w:r>
+              <w:rPr>
+                <w:rFonts w:eastAsia="仿宋_GB2312"/>
+              </w:rPr>
+              <w:t>——</w:t>
+            </w:r>
+            <w:r>
+              <w:rPr>
+                <w:rFonts w:eastAsia="仿宋_GB2312"/>
+              </w:rPr>
+              <w:t>若能通过更全面的</w:t>
+            </w:r>
+            <w:r>
+              <w:rPr>
+                <w:rFonts w:eastAsia="仿宋_GB2312"/>
+              </w:rPr>
+              <w:t>Trace</w:t>
+            </w:r>
+            <w:r>
+              <w:rPr>
+                <w:rFonts w:eastAsia="仿宋_GB2312"/>
+              </w:rPr>
+              <w:t>及早发现代码缺陷，后续的调试将高效得多，也不至于如此痛苦。</w:t>
+            </w:r>
+          </w:p>
+          <w:p>
+            <w:pPr>
               <w:rPr>
                 <w:rFonts w:eastAsia="仿宋_GB2312"/>
               </w:rPr>
@@ -20796,8 +26164,8 @@
       </w:pPr>
     </w:p>
     <w:sectPr>
-      <w:headerReference w:type="default" r:id="rId21"/>
-      <w:footerReference w:type="default" r:id="rId22"/>
+      <w:headerReference w:type="default" r:id="rId29"/>
+      <w:footerReference w:type="default" r:id="rId30"/>
       <w:pgSz w:w="11906" w:h="16838"/>
       <w:pgMar w:top="1440" w:right="1800" w:bottom="1440" w:left="1800" w:header="851" w:footer="992" w:gutter="0"/>
       <w:pgNumType w:start="1"/>
@@ -21501,6 +26869,95 @@
     </w:lvl>
   </w:abstractNum>
   <w:abstractNum w:abstractNumId="6" w15:restartNumberingAfterBreak="0">
+    <w:nsid w:val="29107551"/>
+    <w:multiLevelType w:val="hybridMultilevel"/>
+    <w:tmpl w:val="07AA86DA"/>
+    <w:lvl w:ilvl="0" w:tplc="E4ECB602">
+      <w:start w:val="1"/>
+      <w:numFmt w:val="decimal"/>
+      <w:lvlText w:val="(%1)"/>
+      <w:lvlJc w:val="left"/>
+      <w:pPr>
+        <w:ind w:left="360" w:hanging="360"/>
+      </w:pPr>
+      <w:rPr>
+        <w:rFonts w:hint="default"/>
+      </w:rPr>
+    </w:lvl>
+    <w:lvl w:ilvl="1" w:tplc="04090019" w:tentative="1">
+      <w:start w:val="1"/>
+      <w:numFmt w:val="lowerLetter"/>
+      <w:lvlText w:val="%2)"/>
+      <w:lvlJc w:val="left"/>
+      <w:pPr>
+        <w:ind w:left="880" w:hanging="440"/>
+      </w:pPr>
+    </w:lvl>
+    <w:lvl w:ilvl="2" w:tplc="0409001B" w:tentative="1">
+      <w:start w:val="1"/>
+      <w:numFmt w:val="lowerRoman"/>
+      <w:lvlText w:val="%3."/>
+      <w:lvlJc w:val="right"/>
+      <w:pPr>
+        <w:ind w:left="1320" w:hanging="440"/>
+      </w:pPr>
+    </w:lvl>
+    <w:lvl w:ilvl="3" w:tplc="0409000F" w:tentative="1">
+      <w:start w:val="1"/>
+      <w:numFmt w:val="decimal"/>
+      <w:lvlText w:val="%4."/>
+      <w:lvlJc w:val="left"/>
+      <w:pPr>
+        <w:ind w:left="1760" w:hanging="440"/>
+      </w:pPr>
+    </w:lvl>
+    <w:lvl w:ilvl="4" w:tplc="04090019" w:tentative="1">
+      <w:start w:val="1"/>
+      <w:numFmt w:val="lowerLetter"/>
+      <w:lvlText w:val="%5)"/>
+      <w:lvlJc w:val="left"/>
+      <w:pPr>
+        <w:ind w:left="2200" w:hanging="440"/>
+      </w:pPr>
+    </w:lvl>
+    <w:lvl w:ilvl="5" w:tplc="0409001B" w:tentative="1">
+      <w:start w:val="1"/>
+      <w:numFmt w:val="lowerRoman"/>
+      <w:lvlText w:val="%6."/>
+      <w:lvlJc w:val="right"/>
+      <w:pPr>
+        <w:ind w:left="2640" w:hanging="440"/>
+      </w:pPr>
+    </w:lvl>
+    <w:lvl w:ilvl="6" w:tplc="0409000F" w:tentative="1">
+      <w:start w:val="1"/>
+      <w:numFmt w:val="decimal"/>
+      <w:lvlText w:val="%7."/>
+      <w:lvlJc w:val="left"/>
+      <w:pPr>
+        <w:ind w:left="3080" w:hanging="440"/>
+      </w:pPr>
+    </w:lvl>
+    <w:lvl w:ilvl="7" w:tplc="04090019" w:tentative="1">
+      <w:start w:val="1"/>
+      <w:numFmt w:val="lowerLetter"/>
+      <w:lvlText w:val="%8)"/>
+      <w:lvlJc w:val="left"/>
+      <w:pPr>
+        <w:ind w:left="3520" w:hanging="440"/>
+      </w:pPr>
+    </w:lvl>
+    <w:lvl w:ilvl="8" w:tplc="0409001B" w:tentative="1">
+      <w:start w:val="1"/>
+      <w:numFmt w:val="lowerRoman"/>
+      <w:lvlText w:val="%9."/>
+      <w:lvlJc w:val="right"/>
+      <w:pPr>
+        <w:ind w:left="3960" w:hanging="440"/>
+      </w:pPr>
+    </w:lvl>
+  </w:abstractNum>
+  <w:abstractNum w:abstractNumId="7" w15:restartNumberingAfterBreak="0">
     <w:nsid w:val="368310CC"/>
     <w:multiLevelType w:val="hybridMultilevel"/>
     <w:tmpl w:val="6CD2450C"/>
@@ -21589,7 +27046,7 @@
       </w:pPr>
     </w:lvl>
   </w:abstractNum>
-  <w:abstractNum w:abstractNumId="7" w15:restartNumberingAfterBreak="0">
+  <w:abstractNum w:abstractNumId="8" w15:restartNumberingAfterBreak="0">
     <w:nsid w:val="3E1979F3"/>
     <w:multiLevelType w:val="hybridMultilevel"/>
     <w:tmpl w:val="D6BC8A72"/>
@@ -21678,7 +27135,7 @@
       </w:pPr>
     </w:lvl>
   </w:abstractNum>
-  <w:abstractNum w:abstractNumId="8" w15:restartNumberingAfterBreak="0">
+  <w:abstractNum w:abstractNumId="9" w15:restartNumberingAfterBreak="0">
     <w:nsid w:val="43D75F03"/>
     <w:multiLevelType w:val="hybridMultilevel"/>
     <w:tmpl w:val="6756DA02"/>
@@ -21764,7 +27221,7 @@
       </w:pPr>
     </w:lvl>
   </w:abstractNum>
-  <w:abstractNum w:abstractNumId="9" w15:restartNumberingAfterBreak="0">
+  <w:abstractNum w:abstractNumId="10" w15:restartNumberingAfterBreak="0">
     <w:nsid w:val="45174480"/>
     <w:multiLevelType w:val="hybridMultilevel"/>
     <w:tmpl w:val="E57EB666"/>
@@ -21853,7 +27310,7 @@
       </w:pPr>
     </w:lvl>
   </w:abstractNum>
-  <w:abstractNum w:abstractNumId="10" w15:restartNumberingAfterBreak="0">
+  <w:abstractNum w:abstractNumId="11" w15:restartNumberingAfterBreak="0">
     <w:nsid w:val="504E075F"/>
     <w:multiLevelType w:val="hybridMultilevel"/>
     <w:tmpl w:val="18B2E2E0"/>
@@ -21942,7 +27399,96 @@
       </w:pPr>
     </w:lvl>
   </w:abstractNum>
-  <w:abstractNum w:abstractNumId="11" w15:restartNumberingAfterBreak="0">
+  <w:abstractNum w:abstractNumId="12" w15:restartNumberingAfterBreak="0">
+    <w:nsid w:val="572D244E"/>
+    <w:multiLevelType w:val="hybridMultilevel"/>
+    <w:tmpl w:val="F7DAE6E0"/>
+    <w:lvl w:ilvl="0" w:tplc="41443E88">
+      <w:start w:val="1"/>
+      <w:numFmt w:val="decimal"/>
+      <w:lvlText w:val="（%1）"/>
+      <w:lvlJc w:val="left"/>
+      <w:pPr>
+        <w:ind w:left="440" w:hanging="440"/>
+      </w:pPr>
+      <w:rPr>
+        <w:rFonts w:hint="default"/>
+      </w:rPr>
+    </w:lvl>
+    <w:lvl w:ilvl="1" w:tplc="04090019" w:tentative="1">
+      <w:start w:val="1"/>
+      <w:numFmt w:val="lowerLetter"/>
+      <w:lvlText w:val="%2)"/>
+      <w:lvlJc w:val="left"/>
+      <w:pPr>
+        <w:ind w:left="880" w:hanging="440"/>
+      </w:pPr>
+    </w:lvl>
+    <w:lvl w:ilvl="2" w:tplc="0409001B" w:tentative="1">
+      <w:start w:val="1"/>
+      <w:numFmt w:val="lowerRoman"/>
+      <w:lvlText w:val="%3."/>
+      <w:lvlJc w:val="right"/>
+      <w:pPr>
+        <w:ind w:left="1320" w:hanging="440"/>
+      </w:pPr>
+    </w:lvl>
+    <w:lvl w:ilvl="3" w:tplc="0409000F" w:tentative="1">
+      <w:start w:val="1"/>
+      <w:numFmt w:val="decimal"/>
+      <w:lvlText w:val="%4."/>
+      <w:lvlJc w:val="left"/>
+      <w:pPr>
+        <w:ind w:left="1760" w:hanging="440"/>
+      </w:pPr>
+    </w:lvl>
+    <w:lvl w:ilvl="4" w:tplc="04090019" w:tentative="1">
+      <w:start w:val="1"/>
+      <w:numFmt w:val="lowerLetter"/>
+      <w:lvlText w:val="%5)"/>
+      <w:lvlJc w:val="left"/>
+      <w:pPr>
+        <w:ind w:left="2200" w:hanging="440"/>
+      </w:pPr>
+    </w:lvl>
+    <w:lvl w:ilvl="5" w:tplc="0409001B" w:tentative="1">
+      <w:start w:val="1"/>
+      <w:numFmt w:val="lowerRoman"/>
+      <w:lvlText w:val="%6."/>
+      <w:lvlJc w:val="right"/>
+      <w:pPr>
+        <w:ind w:left="2640" w:hanging="440"/>
+      </w:pPr>
+    </w:lvl>
+    <w:lvl w:ilvl="6" w:tplc="0409000F" w:tentative="1">
+      <w:start w:val="1"/>
+      <w:numFmt w:val="decimal"/>
+      <w:lvlText w:val="%7."/>
+      <w:lvlJc w:val="left"/>
+      <w:pPr>
+        <w:ind w:left="3080" w:hanging="440"/>
+      </w:pPr>
+    </w:lvl>
+    <w:lvl w:ilvl="7" w:tplc="04090019" w:tentative="1">
+      <w:start w:val="1"/>
+      <w:numFmt w:val="lowerLetter"/>
+      <w:lvlText w:val="%8)"/>
+      <w:lvlJc w:val="left"/>
+      <w:pPr>
+        <w:ind w:left="3520" w:hanging="440"/>
+      </w:pPr>
+    </w:lvl>
+    <w:lvl w:ilvl="8" w:tplc="0409001B" w:tentative="1">
+      <w:start w:val="1"/>
+      <w:numFmt w:val="lowerRoman"/>
+      <w:lvlText w:val="%9."/>
+      <w:lvlJc w:val="right"/>
+      <w:pPr>
+        <w:ind w:left="3960" w:hanging="440"/>
+      </w:pPr>
+    </w:lvl>
+  </w:abstractNum>
+  <w:abstractNum w:abstractNumId="13" w15:restartNumberingAfterBreak="0">
     <w:nsid w:val="5F52132E"/>
     <w:multiLevelType w:val="hybridMultilevel"/>
     <w:tmpl w:val="4D728AFA"/>
@@ -22031,7 +27577,7 @@
       </w:pPr>
     </w:lvl>
   </w:abstractNum>
-  <w:abstractNum w:abstractNumId="12" w15:restartNumberingAfterBreak="0">
+  <w:abstractNum w:abstractNumId="14" w15:restartNumberingAfterBreak="0">
     <w:nsid w:val="621C2880"/>
     <w:multiLevelType w:val="hybridMultilevel"/>
     <w:tmpl w:val="D47A0A28"/>
@@ -22117,7 +27663,7 @@
       </w:pPr>
     </w:lvl>
   </w:abstractNum>
-  <w:abstractNum w:abstractNumId="13" w15:restartNumberingAfterBreak="0">
+  <w:abstractNum w:abstractNumId="15" w15:restartNumberingAfterBreak="0">
     <w:nsid w:val="63B1374E"/>
     <w:multiLevelType w:val="hybridMultilevel"/>
     <w:tmpl w:val="FDD21666"/>
@@ -22206,17 +27752,195 @@
       </w:pPr>
     </w:lvl>
   </w:abstractNum>
+  <w:abstractNum w:abstractNumId="16" w15:restartNumberingAfterBreak="0">
+    <w:nsid w:val="69DE305D"/>
+    <w:multiLevelType w:val="hybridMultilevel"/>
+    <w:tmpl w:val="6CCAFD6E"/>
+    <w:lvl w:ilvl="0" w:tplc="91084968">
+      <w:start w:val="1"/>
+      <w:numFmt w:val="decimal"/>
+      <w:lvlText w:val="(%1)"/>
+      <w:lvlJc w:val="left"/>
+      <w:pPr>
+        <w:ind w:left="375" w:hanging="375"/>
+      </w:pPr>
+      <w:rPr>
+        <w:rFonts w:hint="default"/>
+      </w:rPr>
+    </w:lvl>
+    <w:lvl w:ilvl="1" w:tplc="04090019" w:tentative="1">
+      <w:start w:val="1"/>
+      <w:numFmt w:val="lowerLetter"/>
+      <w:lvlText w:val="%2)"/>
+      <w:lvlJc w:val="left"/>
+      <w:pPr>
+        <w:ind w:left="880" w:hanging="440"/>
+      </w:pPr>
+    </w:lvl>
+    <w:lvl w:ilvl="2" w:tplc="0409001B" w:tentative="1">
+      <w:start w:val="1"/>
+      <w:numFmt w:val="lowerRoman"/>
+      <w:lvlText w:val="%3."/>
+      <w:lvlJc w:val="right"/>
+      <w:pPr>
+        <w:ind w:left="1320" w:hanging="440"/>
+      </w:pPr>
+    </w:lvl>
+    <w:lvl w:ilvl="3" w:tplc="0409000F" w:tentative="1">
+      <w:start w:val="1"/>
+      <w:numFmt w:val="decimal"/>
+      <w:lvlText w:val="%4."/>
+      <w:lvlJc w:val="left"/>
+      <w:pPr>
+        <w:ind w:left="1760" w:hanging="440"/>
+      </w:pPr>
+    </w:lvl>
+    <w:lvl w:ilvl="4" w:tplc="04090019" w:tentative="1">
+      <w:start w:val="1"/>
+      <w:numFmt w:val="lowerLetter"/>
+      <w:lvlText w:val="%5)"/>
+      <w:lvlJc w:val="left"/>
+      <w:pPr>
+        <w:ind w:left="2200" w:hanging="440"/>
+      </w:pPr>
+    </w:lvl>
+    <w:lvl w:ilvl="5" w:tplc="0409001B" w:tentative="1">
+      <w:start w:val="1"/>
+      <w:numFmt w:val="lowerRoman"/>
+      <w:lvlText w:val="%6."/>
+      <w:lvlJc w:val="right"/>
+      <w:pPr>
+        <w:ind w:left="2640" w:hanging="440"/>
+      </w:pPr>
+    </w:lvl>
+    <w:lvl w:ilvl="6" w:tplc="0409000F" w:tentative="1">
+      <w:start w:val="1"/>
+      <w:numFmt w:val="decimal"/>
+      <w:lvlText w:val="%7."/>
+      <w:lvlJc w:val="left"/>
+      <w:pPr>
+        <w:ind w:left="3080" w:hanging="440"/>
+      </w:pPr>
+    </w:lvl>
+    <w:lvl w:ilvl="7" w:tplc="04090019" w:tentative="1">
+      <w:start w:val="1"/>
+      <w:numFmt w:val="lowerLetter"/>
+      <w:lvlText w:val="%8)"/>
+      <w:lvlJc w:val="left"/>
+      <w:pPr>
+        <w:ind w:left="3520" w:hanging="440"/>
+      </w:pPr>
+    </w:lvl>
+    <w:lvl w:ilvl="8" w:tplc="0409001B" w:tentative="1">
+      <w:start w:val="1"/>
+      <w:numFmt w:val="lowerRoman"/>
+      <w:lvlText w:val="%9."/>
+      <w:lvlJc w:val="right"/>
+      <w:pPr>
+        <w:ind w:left="3960" w:hanging="440"/>
+      </w:pPr>
+    </w:lvl>
+  </w:abstractNum>
+  <w:abstractNum w:abstractNumId="17" w15:restartNumberingAfterBreak="0">
+    <w:nsid w:val="730A08DE"/>
+    <w:multiLevelType w:val="hybridMultilevel"/>
+    <w:tmpl w:val="69289194"/>
+    <w:lvl w:ilvl="0" w:tplc="41443E88">
+      <w:start w:val="1"/>
+      <w:numFmt w:val="decimal"/>
+      <w:lvlText w:val="（%1）"/>
+      <w:lvlJc w:val="left"/>
+      <w:pPr>
+        <w:ind w:left="720" w:hanging="720"/>
+      </w:pPr>
+      <w:rPr>
+        <w:rFonts w:hint="default"/>
+      </w:rPr>
+    </w:lvl>
+    <w:lvl w:ilvl="1" w:tplc="04090019" w:tentative="1">
+      <w:start w:val="1"/>
+      <w:numFmt w:val="lowerLetter"/>
+      <w:lvlText w:val="%2)"/>
+      <w:lvlJc w:val="left"/>
+      <w:pPr>
+        <w:ind w:left="880" w:hanging="440"/>
+      </w:pPr>
+    </w:lvl>
+    <w:lvl w:ilvl="2" w:tplc="0409001B" w:tentative="1">
+      <w:start w:val="1"/>
+      <w:numFmt w:val="lowerRoman"/>
+      <w:lvlText w:val="%3."/>
+      <w:lvlJc w:val="right"/>
+      <w:pPr>
+        <w:ind w:left="1320" w:hanging="440"/>
+      </w:pPr>
+    </w:lvl>
+    <w:lvl w:ilvl="3" w:tplc="0409000F" w:tentative="1">
+      <w:start w:val="1"/>
+      <w:numFmt w:val="decimal"/>
+      <w:lvlText w:val="%4."/>
+      <w:lvlJc w:val="left"/>
+      <w:pPr>
+        <w:ind w:left="1760" w:hanging="440"/>
+      </w:pPr>
+    </w:lvl>
+    <w:lvl w:ilvl="4" w:tplc="04090019" w:tentative="1">
+      <w:start w:val="1"/>
+      <w:numFmt w:val="lowerLetter"/>
+      <w:lvlText w:val="%5)"/>
+      <w:lvlJc w:val="left"/>
+      <w:pPr>
+        <w:ind w:left="2200" w:hanging="440"/>
+      </w:pPr>
+    </w:lvl>
+    <w:lvl w:ilvl="5" w:tplc="0409001B" w:tentative="1">
+      <w:start w:val="1"/>
+      <w:numFmt w:val="lowerRoman"/>
+      <w:lvlText w:val="%6."/>
+      <w:lvlJc w:val="right"/>
+      <w:pPr>
+        <w:ind w:left="2640" w:hanging="440"/>
+      </w:pPr>
+    </w:lvl>
+    <w:lvl w:ilvl="6" w:tplc="0409000F" w:tentative="1">
+      <w:start w:val="1"/>
+      <w:numFmt w:val="decimal"/>
+      <w:lvlText w:val="%7."/>
+      <w:lvlJc w:val="left"/>
+      <w:pPr>
+        <w:ind w:left="3080" w:hanging="440"/>
+      </w:pPr>
+    </w:lvl>
+    <w:lvl w:ilvl="7" w:tplc="04090019" w:tentative="1">
+      <w:start w:val="1"/>
+      <w:numFmt w:val="lowerLetter"/>
+      <w:lvlText w:val="%8)"/>
+      <w:lvlJc w:val="left"/>
+      <w:pPr>
+        <w:ind w:left="3520" w:hanging="440"/>
+      </w:pPr>
+    </w:lvl>
+    <w:lvl w:ilvl="8" w:tplc="0409001B" w:tentative="1">
+      <w:start w:val="1"/>
+      <w:numFmt w:val="lowerRoman"/>
+      <w:lvlText w:val="%9."/>
+      <w:lvlJc w:val="right"/>
+      <w:pPr>
+        <w:ind w:left="3960" w:hanging="440"/>
+      </w:pPr>
+    </w:lvl>
+  </w:abstractNum>
   <w:num w:numId="1" w16cid:durableId="360133646">
-    <w:abstractNumId w:val="10"/>
+    <w:abstractNumId w:val="11"/>
   </w:num>
   <w:num w:numId="2" w16cid:durableId="507331614">
-    <w:abstractNumId w:val="6"/>
+    <w:abstractNumId w:val="7"/>
   </w:num>
   <w:num w:numId="3" w16cid:durableId="705835329">
-    <w:abstractNumId w:val="12"/>
+    <w:abstractNumId w:val="14"/>
   </w:num>
   <w:num w:numId="4" w16cid:durableId="2124834847">
-    <w:abstractNumId w:val="8"/>
+    <w:abstractNumId w:val="9"/>
   </w:num>
   <w:num w:numId="5" w16cid:durableId="308752869">
     <w:abstractNumId w:val="4"/>
@@ -22225,10 +27949,10 @@
     <w:abstractNumId w:val="1"/>
   </w:num>
   <w:num w:numId="7" w16cid:durableId="1297763359">
-    <w:abstractNumId w:val="13"/>
+    <w:abstractNumId w:val="15"/>
   </w:num>
   <w:num w:numId="8" w16cid:durableId="639724465">
-    <w:abstractNumId w:val="9"/>
+    <w:abstractNumId w:val="10"/>
   </w:num>
   <w:num w:numId="9" w16cid:durableId="1467356876">
     <w:abstractNumId w:val="2"/>
@@ -22237,16 +27961,28 @@
     <w:abstractNumId w:val="5"/>
   </w:num>
   <w:num w:numId="11" w16cid:durableId="277571521">
-    <w:abstractNumId w:val="11"/>
+    <w:abstractNumId w:val="13"/>
   </w:num>
   <w:num w:numId="12" w16cid:durableId="596519763">
     <w:abstractNumId w:val="3"/>
   </w:num>
   <w:num w:numId="13" w16cid:durableId="650059276">
-    <w:abstractNumId w:val="7"/>
+    <w:abstractNumId w:val="8"/>
   </w:num>
   <w:num w:numId="14" w16cid:durableId="664358228">
     <w:abstractNumId w:val="0"/>
+  </w:num>
+  <w:num w:numId="15" w16cid:durableId="281812143">
+    <w:abstractNumId w:val="17"/>
+  </w:num>
+  <w:num w:numId="16" w16cid:durableId="148251652">
+    <w:abstractNumId w:val="12"/>
+  </w:num>
+  <w:num w:numId="17" w16cid:durableId="959847600">
+    <w:abstractNumId w:val="16"/>
+  </w:num>
+  <w:num w:numId="18" w16cid:durableId="35350964">
+    <w:abstractNumId w:val="6"/>
   </w:num>
 </w:numbering>
 </file>
